--- a/labs/lab01/report/_output/simulation-modeling-lab01-report.docx
+++ b/labs/lab01/report/_output/simulation-modeling-lab01-report.docx
@@ -7,7 +7,7 @@
         <w:pStyle w:val="Title"/>
       </w:pPr>
       <w:r>
-        <w:t xml:space="preserve">Шаблон отчёта по лабораторной работе</w:t>
+        <w:t xml:space="preserve">Структура научной презентации</w:t>
       </w:r>
     </w:p>
     <w:p>
@@ -24,6 +24,14 @@
       </w:pPr>
       <w:r>
         <w:t xml:space="preserve">Mehmet Efe Kantoz</w:t>
+      </w:r>
+    </w:p>
+    <w:p>
+      <w:pPr>
+        <w:pStyle w:val="Date"/>
+      </w:pPr>
+      <w:r>
+        <w:t xml:space="preserve">30.08.2026</w:t>
       </w:r>
     </w:p>
     <w:sdt>
@@ -492,7 +500,7 @@
       </w:r>
     </w:p>
     <w:bookmarkEnd w:id="13"/>
-    <w:bookmarkStart w:id="76" w:name="экспоненциальный-рост"/>
+    <w:bookmarkStart w:id="289" w:name="экспоненциальный-рост"/>
     <w:p>
       <w:pPr>
         <w:pStyle w:val="Heading1"/>
@@ -743,17 +751,6 @@
         <w:t xml:space="preserve">(script_name))</w:t>
       </w:r>
     </w:p>
-    <w:p>
-      <w:pPr>
-        <w:pStyle w:val="SourceCode"/>
-      </w:pPr>
-      <w:r>
-        <w:rPr>
-          <w:rStyle w:val="VerbatimChar"/>
-        </w:rPr>
-        <w:t xml:space="preserve">"C:\\Users\\uzarb\\work\\study\\2026-1\\2026-1==study-simulation-modeling\\labs\\lab01\\project\\data\\01_exponential_growth"</w:t>
-      </w:r>
-    </w:p>
     <w:bookmarkEnd w:id="14"/>
     <w:bookmarkStart w:id="15" w:name="определение-модели"/>
     <w:p>
@@ -894,17 +891,6 @@
         <w:t xml:space="preserve">end</w:t>
       </w:r>
     </w:p>
-    <w:p>
-      <w:pPr>
-        <w:pStyle w:val="SourceCode"/>
-      </w:pPr>
-      <w:r>
-        <w:rPr>
-          <w:rStyle w:val="VerbatimChar"/>
-        </w:rPr>
-        <w:t xml:space="preserve">exponential_growth! (generic function with 1 method)</w:t>
-      </w:r>
-    </w:p>
     <w:bookmarkEnd w:id="15"/>
     <w:bookmarkStart w:id="16" w:name="первый-запуск-с-параметрами-по-умолчанию"/>
     <w:p>
@@ -1153,412 +1139,599 @@
         <w:t xml:space="preserve">)</w:t>
       </w:r>
     </w:p>
+    <w:bookmarkEnd w:id="16"/>
+    <w:bookmarkStart w:id="17" w:name="визуализация-результатов"/>
+    <w:p>
+      <w:pPr>
+        <w:pStyle w:val="Heading2"/>
+      </w:pPr>
+      <w:r>
+        <w:t xml:space="preserve">5.4 Визуализация результатов</w:t>
+      </w:r>
+    </w:p>
+    <w:p>
+      <w:pPr>
+        <w:pStyle w:val="FirstParagraph"/>
+      </w:pPr>
+      <w:r>
+        <w:t xml:space="preserve">Построим график решения:</w:t>
+      </w:r>
+    </w:p>
     <w:p>
       <w:pPr>
         <w:pStyle w:val="SourceCode"/>
       </w:pPr>
       <w:r>
         <w:rPr>
-          <w:rStyle w:val="VerbatimChar"/>
-        </w:rPr>
-        <w:t xml:space="preserve">retcode: Success</w:t>
+          <w:rStyle w:val="FunctionTok"/>
+        </w:rPr>
+        <w:t xml:space="preserve">plot</w:t>
+      </w:r>
+      <w:r>
+        <w:rPr>
+          <w:rStyle w:val="NormalTok"/>
+        </w:rPr>
+        <w:t xml:space="preserve">(sol, label</w:t>
+      </w:r>
+      <w:r>
+        <w:rPr>
+          <w:rStyle w:val="OperatorTok"/>
+        </w:rPr>
+        <w:t xml:space="preserve">=</w:t>
+      </w:r>
+      <w:r>
+        <w:rPr>
+          <w:rStyle w:val="StringTok"/>
+        </w:rPr>
+        <w:t xml:space="preserve">"u(t)"</w:t>
+      </w:r>
+      <w:r>
+        <w:rPr>
+          <w:rStyle w:val="NormalTok"/>
+        </w:rPr>
+        <w:t xml:space="preserve">, xlabel</w:t>
+      </w:r>
+      <w:r>
+        <w:rPr>
+          <w:rStyle w:val="OperatorTok"/>
+        </w:rPr>
+        <w:t xml:space="preserve">=</w:t>
+      </w:r>
+      <w:r>
+        <w:rPr>
+          <w:rStyle w:val="StringTok"/>
+        </w:rPr>
+        <w:t xml:space="preserve">"Время t"</w:t>
+      </w:r>
+      <w:r>
+        <w:rPr>
+          <w:rStyle w:val="NormalTok"/>
+        </w:rPr>
+        <w:t xml:space="preserve">, ylabel</w:t>
+      </w:r>
+      <w:r>
+        <w:rPr>
+          <w:rStyle w:val="OperatorTok"/>
+        </w:rPr>
+        <w:t xml:space="preserve">=</w:t>
+      </w:r>
+      <w:r>
+        <w:rPr>
+          <w:rStyle w:val="StringTok"/>
+        </w:rPr>
+        <w:t xml:space="preserve">"Популяция u"</w:t>
+      </w:r>
+      <w:r>
+        <w:rPr>
+          <w:rStyle w:val="NormalTok"/>
+        </w:rPr>
+        <w:t xml:space="preserve">,</w:t>
       </w:r>
       <w:r>
         <w:br/>
       </w:r>
       <w:r>
         <w:rPr>
-          <w:rStyle w:val="VerbatimChar"/>
-        </w:rPr>
-        <w:t xml:space="preserve">Interpolation: 1st order linear</w:t>
+          <w:rStyle w:val="NormalTok"/>
+        </w:rPr>
+        <w:t xml:space="preserve">     title</w:t>
+      </w:r>
+      <w:r>
+        <w:rPr>
+          <w:rStyle w:val="OperatorTok"/>
+        </w:rPr>
+        <w:t xml:space="preserve">=</w:t>
+      </w:r>
+      <w:r>
+        <w:rPr>
+          <w:rStyle w:val="StringTok"/>
+        </w:rPr>
+        <w:t xml:space="preserve">"Экспоненциальный рост (α = </w:t>
+      </w:r>
+      <w:r>
+        <w:rPr>
+          <w:rStyle w:val="SpecialCharTok"/>
+        </w:rPr>
+        <w:t xml:space="preserve">$</w:t>
+      </w:r>
+      <w:r>
+        <w:rPr>
+          <w:rStyle w:val="StringTok"/>
+        </w:rPr>
+        <w:t xml:space="preserve">α)", </w:t>
+      </w:r>
+      <w:r>
+        <w:rPr>
+          <w:rStyle w:val="NormalTok"/>
+        </w:rPr>
+        <w:t xml:space="preserve">lw</w:t>
+      </w:r>
+      <w:r>
+        <w:rPr>
+          <w:rStyle w:val="StringTok"/>
+        </w:rPr>
+        <w:t xml:space="preserve">=2, legend=:topleft)</w:t>
+      </w:r>
+    </w:p>
+    <w:p>
+      <w:pPr>
+        <w:pStyle w:val="FirstParagraph"/>
+      </w:pPr>
+      <w:r>
+        <w:t xml:space="preserve">Сохраним график в папку plots</w:t>
+      </w:r>
+    </w:p>
+    <w:p>
+      <w:pPr>
+        <w:pStyle w:val="SourceCode"/>
+      </w:pPr>
+      <w:r>
+        <w:rPr>
+          <w:rStyle w:val="FunctionTok"/>
+        </w:rPr>
+        <w:t xml:space="preserve">savefig</w:t>
+      </w:r>
+      <w:r>
+        <w:rPr>
+          <w:rStyle w:val="NormalTok"/>
+        </w:rPr>
+        <w:t xml:space="preserve">(</w:t>
+      </w:r>
+      <w:r>
+        <w:rPr>
+          <w:rStyle w:val="FunctionTok"/>
+        </w:rPr>
+        <w:t xml:space="preserve">plotsdir</w:t>
+      </w:r>
+      <w:r>
+        <w:rPr>
+          <w:rStyle w:val="NormalTok"/>
+        </w:rPr>
+        <w:t xml:space="preserve">(script_name, </w:t>
+      </w:r>
+      <w:r>
+        <w:rPr>
+          <w:rStyle w:val="StringTok"/>
+        </w:rPr>
+        <w:t xml:space="preserve">"exponential_growth_α=</w:t>
+      </w:r>
+      <w:r>
+        <w:rPr>
+          <w:rStyle w:val="SpecialCharTok"/>
+        </w:rPr>
+        <w:t xml:space="preserve">$</w:t>
+      </w:r>
+      <w:r>
+        <w:rPr>
+          <w:rStyle w:val="StringTok"/>
+        </w:rPr>
+        <w:t xml:space="preserve">α.</w:t>
+      </w:r>
+      <w:r>
+        <w:rPr>
+          <w:rStyle w:val="NormalTok"/>
+        </w:rPr>
+        <w:t xml:space="preserve">png</w:t>
+      </w:r>
+      <w:r>
+        <w:rPr>
+          <w:rStyle w:val="StringTok"/>
+        </w:rPr>
+        <w:t xml:space="preserve">"</w:t>
+      </w:r>
+      <w:r>
+        <w:rPr>
+          <w:rStyle w:val="NormalTok"/>
+        </w:rPr>
+        <w:t xml:space="preserve">))</w:t>
+      </w:r>
+    </w:p>
+    <w:bookmarkEnd w:id="17"/>
+    <w:bookmarkStart w:id="18" w:name="анализ-результатов"/>
+    <w:p>
+      <w:pPr>
+        <w:pStyle w:val="Heading2"/>
+      </w:pPr>
+      <w:r>
+        <w:t xml:space="preserve">5.5 Анализ результатов</w:t>
+      </w:r>
+    </w:p>
+    <w:p>
+      <w:pPr>
+        <w:pStyle w:val="FirstParagraph"/>
+      </w:pPr>
+      <w:r>
+        <w:t xml:space="preserve">Создадим таблицу с данными:</w:t>
+      </w:r>
+    </w:p>
+    <w:p>
+      <w:pPr>
+        <w:pStyle w:val="SourceCode"/>
+      </w:pPr>
+      <w:r>
+        <w:rPr>
+          <w:rStyle w:val="NormalTok"/>
+        </w:rPr>
+        <w:t xml:space="preserve">df </w:t>
+      </w:r>
+      <w:r>
+        <w:rPr>
+          <w:rStyle w:val="OperatorTok"/>
+        </w:rPr>
+        <w:t xml:space="preserve">=</w:t>
+      </w:r>
+      <w:r>
+        <w:rPr>
+          <w:rStyle w:val="NormalTok"/>
+        </w:rPr>
+        <w:t xml:space="preserve"> </w:t>
+      </w:r>
+      <w:r>
+        <w:rPr>
+          <w:rStyle w:val="FunctionTok"/>
+        </w:rPr>
+        <w:t xml:space="preserve">DataFrame</w:t>
+      </w:r>
+      <w:r>
+        <w:rPr>
+          <w:rStyle w:val="NormalTok"/>
+        </w:rPr>
+        <w:t xml:space="preserve">(t</w:t>
+      </w:r>
+      <w:r>
+        <w:rPr>
+          <w:rStyle w:val="OperatorTok"/>
+        </w:rPr>
+        <w:t xml:space="preserve">=</w:t>
+      </w:r>
+      <w:r>
+        <w:rPr>
+          <w:rStyle w:val="NormalTok"/>
+        </w:rPr>
+        <w:t xml:space="preserve">sol.t, u</w:t>
+      </w:r>
+      <w:r>
+        <w:rPr>
+          <w:rStyle w:val="OperatorTok"/>
+        </w:rPr>
+        <w:t xml:space="preserve">=</w:t>
+      </w:r>
+      <w:r>
+        <w:rPr>
+          <w:rStyle w:val="FunctionTok"/>
+        </w:rPr>
+        <w:t xml:space="preserve">first</w:t>
+      </w:r>
+      <w:r>
+        <w:rPr>
+          <w:rStyle w:val="NormalTok"/>
+        </w:rPr>
+        <w:t xml:space="preserve">.(sol.u))</w:t>
       </w:r>
       <w:r>
         <w:br/>
       </w:r>
       <w:r>
         <w:rPr>
-          <w:rStyle w:val="VerbatimChar"/>
-        </w:rPr>
-        <w:t xml:space="preserve">t: 101-element Vector{Float64}:</w:t>
+          <w:rStyle w:val="FunctionTok"/>
+        </w:rPr>
+        <w:t xml:space="preserve">println</w:t>
+      </w:r>
+      <w:r>
+        <w:rPr>
+          <w:rStyle w:val="NormalTok"/>
+        </w:rPr>
+        <w:t xml:space="preserve">(</w:t>
+      </w:r>
+      <w:r>
+        <w:rPr>
+          <w:rStyle w:val="StringTok"/>
+        </w:rPr>
+        <w:t xml:space="preserve">"Первые 5 строк результатов:"</w:t>
+      </w:r>
+      <w:r>
+        <w:rPr>
+          <w:rStyle w:val="NormalTok"/>
+        </w:rPr>
+        <w:t xml:space="preserve">)</w:t>
       </w:r>
       <w:r>
         <w:br/>
       </w:r>
       <w:r>
         <w:rPr>
-          <w:rStyle w:val="VerbatimChar"/>
-        </w:rPr>
-        <w:t xml:space="preserve">  0.0</w:t>
+          <w:rStyle w:val="FunctionTok"/>
+        </w:rPr>
+        <w:t xml:space="preserve">println</w:t>
+      </w:r>
+      <w:r>
+        <w:rPr>
+          <w:rStyle w:val="NormalTok"/>
+        </w:rPr>
+        <w:t xml:space="preserve">(</w:t>
+      </w:r>
+      <w:r>
+        <w:rPr>
+          <w:rStyle w:val="FunctionTok"/>
+        </w:rPr>
+        <w:t xml:space="preserve">first</w:t>
+      </w:r>
+      <w:r>
+        <w:rPr>
+          <w:rStyle w:val="NormalTok"/>
+        </w:rPr>
+        <w:t xml:space="preserve">(df, </w:t>
+      </w:r>
+      <w:r>
+        <w:rPr>
+          <w:rStyle w:val="FloatTok"/>
+        </w:rPr>
+        <w:t xml:space="preserve">5</w:t>
+      </w:r>
+      <w:r>
+        <w:rPr>
+          <w:rStyle w:val="NormalTok"/>
+        </w:rPr>
+        <w:t xml:space="preserve">))</w:t>
+      </w:r>
+    </w:p>
+    <w:p>
+      <w:pPr>
+        <w:pStyle w:val="FirstParagraph"/>
+      </w:pPr>
+      <w:r>
+        <w:t xml:space="preserve">Вычислим удвоение популяции:</w:t>
+      </w:r>
+    </w:p>
+    <w:p>
+      <w:pPr>
+        <w:pStyle w:val="SourceCode"/>
+      </w:pPr>
+      <w:r>
+        <w:rPr>
+          <w:rStyle w:val="NormalTok"/>
+        </w:rPr>
+        <w:t xml:space="preserve">u_final </w:t>
+      </w:r>
+      <w:r>
+        <w:rPr>
+          <w:rStyle w:val="OperatorTok"/>
+        </w:rPr>
+        <w:t xml:space="preserve">=</w:t>
+      </w:r>
+      <w:r>
+        <w:rPr>
+          <w:rStyle w:val="NormalTok"/>
+        </w:rPr>
+        <w:t xml:space="preserve"> </w:t>
+      </w:r>
+      <w:r>
+        <w:rPr>
+          <w:rStyle w:val="FunctionTok"/>
+        </w:rPr>
+        <w:t xml:space="preserve">last</w:t>
+      </w:r>
+      <w:r>
+        <w:rPr>
+          <w:rStyle w:val="NormalTok"/>
+        </w:rPr>
+        <w:t xml:space="preserve">(sol.u)[</w:t>
+      </w:r>
+      <w:r>
+        <w:rPr>
+          <w:rStyle w:val="FloatTok"/>
+        </w:rPr>
+        <w:t xml:space="preserve">1</w:t>
+      </w:r>
+      <w:r>
+        <w:rPr>
+          <w:rStyle w:val="NormalTok"/>
+        </w:rPr>
+        <w:t xml:space="preserve">]</w:t>
       </w:r>
       <w:r>
         <w:br/>
       </w:r>
       <w:r>
         <w:rPr>
-          <w:rStyle w:val="VerbatimChar"/>
-        </w:rPr>
-        <w:t xml:space="preserve">  0.1</w:t>
+          <w:rStyle w:val="NormalTok"/>
+        </w:rPr>
+        <w:t xml:space="preserve">doubling_time </w:t>
+      </w:r>
+      <w:r>
+        <w:rPr>
+          <w:rStyle w:val="OperatorTok"/>
+        </w:rPr>
+        <w:t xml:space="preserve">=</w:t>
+      </w:r>
+      <w:r>
+        <w:rPr>
+          <w:rStyle w:val="NormalTok"/>
+        </w:rPr>
+        <w:t xml:space="preserve"> </w:t>
+      </w:r>
+      <w:r>
+        <w:rPr>
+          <w:rStyle w:val="FunctionTok"/>
+        </w:rPr>
+        <w:t xml:space="preserve">log</w:t>
+      </w:r>
+      <w:r>
+        <w:rPr>
+          <w:rStyle w:val="NormalTok"/>
+        </w:rPr>
+        <w:t xml:space="preserve">(</w:t>
+      </w:r>
+      <w:r>
+        <w:rPr>
+          <w:rStyle w:val="FloatTok"/>
+        </w:rPr>
+        <w:t xml:space="preserve">2</w:t>
+      </w:r>
+      <w:r>
+        <w:rPr>
+          <w:rStyle w:val="NormalTok"/>
+        </w:rPr>
+        <w:t xml:space="preserve">) </w:t>
+      </w:r>
+      <w:r>
+        <w:rPr>
+          <w:rStyle w:val="OperatorTok"/>
+        </w:rPr>
+        <w:t xml:space="preserve">/</w:t>
+      </w:r>
+      <w:r>
+        <w:rPr>
+          <w:rStyle w:val="NormalTok"/>
+        </w:rPr>
+        <w:t xml:space="preserve"> α</w:t>
       </w:r>
       <w:r>
         <w:br/>
       </w:r>
       <w:r>
         <w:rPr>
-          <w:rStyle w:val="VerbatimChar"/>
-        </w:rPr>
-        <w:t xml:space="preserve">  0.2</w:t>
-      </w:r>
-      <w:r>
-        <w:br/>
-      </w:r>
-      <w:r>
-        <w:rPr>
-          <w:rStyle w:val="VerbatimChar"/>
-        </w:rPr>
-        <w:t xml:space="preserve">  0.3</w:t>
-      </w:r>
-      <w:r>
-        <w:br/>
-      </w:r>
-      <w:r>
-        <w:rPr>
-          <w:rStyle w:val="VerbatimChar"/>
-        </w:rPr>
-        <w:t xml:space="preserve">  0.4</w:t>
-      </w:r>
-      <w:r>
-        <w:br/>
-      </w:r>
-      <w:r>
-        <w:rPr>
-          <w:rStyle w:val="VerbatimChar"/>
-        </w:rPr>
-        <w:t xml:space="preserve">  0.5</w:t>
-      </w:r>
-      <w:r>
-        <w:br/>
-      </w:r>
-      <w:r>
-        <w:rPr>
-          <w:rStyle w:val="VerbatimChar"/>
-        </w:rPr>
-        <w:t xml:space="preserve">  0.6</w:t>
-      </w:r>
-      <w:r>
-        <w:br/>
-      </w:r>
-      <w:r>
-        <w:rPr>
-          <w:rStyle w:val="VerbatimChar"/>
-        </w:rPr>
-        <w:t xml:space="preserve">  0.7</w:t>
-      </w:r>
-      <w:r>
-        <w:br/>
-      </w:r>
-      <w:r>
-        <w:rPr>
-          <w:rStyle w:val="VerbatimChar"/>
-        </w:rPr>
-        <w:t xml:space="preserve">  0.8</w:t>
-      </w:r>
-      <w:r>
-        <w:br/>
-      </w:r>
-      <w:r>
-        <w:rPr>
-          <w:rStyle w:val="VerbatimChar"/>
-        </w:rPr>
-        <w:t xml:space="preserve">  0.9</w:t>
-      </w:r>
-      <w:r>
-        <w:br/>
-      </w:r>
-      <w:r>
-        <w:rPr>
-          <w:rStyle w:val="VerbatimChar"/>
-        </w:rPr>
-        <w:t xml:space="preserve">  ⋮</w:t>
-      </w:r>
-      <w:r>
-        <w:br/>
-      </w:r>
-      <w:r>
-        <w:rPr>
-          <w:rStyle w:val="VerbatimChar"/>
-        </w:rPr>
-        <w:t xml:space="preserve">  9.2</w:t>
-      </w:r>
-      <w:r>
-        <w:br/>
-      </w:r>
-      <w:r>
-        <w:rPr>
-          <w:rStyle w:val="VerbatimChar"/>
-        </w:rPr>
-        <w:t xml:space="preserve">  9.3</w:t>
-      </w:r>
-      <w:r>
-        <w:br/>
-      </w:r>
-      <w:r>
-        <w:rPr>
-          <w:rStyle w:val="VerbatimChar"/>
-        </w:rPr>
-        <w:t xml:space="preserve">  9.4</w:t>
-      </w:r>
-      <w:r>
-        <w:br/>
-      </w:r>
-      <w:r>
-        <w:rPr>
-          <w:rStyle w:val="VerbatimChar"/>
-        </w:rPr>
-        <w:t xml:space="preserve">  9.5</w:t>
-      </w:r>
-      <w:r>
-        <w:br/>
-      </w:r>
-      <w:r>
-        <w:rPr>
-          <w:rStyle w:val="VerbatimChar"/>
-        </w:rPr>
-        <w:t xml:space="preserve">  9.6</w:t>
-      </w:r>
-      <w:r>
-        <w:br/>
-      </w:r>
-      <w:r>
-        <w:rPr>
-          <w:rStyle w:val="VerbatimChar"/>
-        </w:rPr>
-        <w:t xml:space="preserve">  9.7</w:t>
-      </w:r>
-      <w:r>
-        <w:br/>
-      </w:r>
-      <w:r>
-        <w:rPr>
-          <w:rStyle w:val="VerbatimChar"/>
-        </w:rPr>
-        <w:t xml:space="preserve">  9.8</w:t>
-      </w:r>
-      <w:r>
-        <w:br/>
-      </w:r>
-      <w:r>
-        <w:rPr>
-          <w:rStyle w:val="VerbatimChar"/>
-        </w:rPr>
-        <w:t xml:space="preserve">  9.9</w:t>
-      </w:r>
-      <w:r>
-        <w:br/>
-      </w:r>
-      <w:r>
-        <w:rPr>
-          <w:rStyle w:val="VerbatimChar"/>
-        </w:rPr>
-        <w:t xml:space="preserve"> 10.0</w:t>
-      </w:r>
-      <w:r>
-        <w:br/>
-      </w:r>
-      <w:r>
-        <w:rPr>
-          <w:rStyle w:val="VerbatimChar"/>
-        </w:rPr>
-        <w:t xml:space="preserve">u: 101-element Vector{Vector{Float64}}:</w:t>
-      </w:r>
-      <w:r>
-        <w:br/>
-      </w:r>
-      <w:r>
-        <w:rPr>
-          <w:rStyle w:val="VerbatimChar"/>
-        </w:rPr>
-        <w:t xml:space="preserve"> [1.0]</w:t>
-      </w:r>
-      <w:r>
-        <w:br/>
-      </w:r>
-      <w:r>
-        <w:rPr>
-          <w:rStyle w:val="VerbatimChar"/>
-        </w:rPr>
-        <w:t xml:space="preserve"> [1.030454533950446]</w:t>
-      </w:r>
-      <w:r>
-        <w:br/>
-      </w:r>
-      <w:r>
-        <w:rPr>
-          <w:rStyle w:val="VerbatimChar"/>
-        </w:rPr>
-        <w:t xml:space="preserve"> [1.0618365551529674]</w:t>
-      </w:r>
-      <w:r>
-        <w:br/>
-      </w:r>
-      <w:r>
-        <w:rPr>
-          <w:rStyle w:val="VerbatimChar"/>
-        </w:rPr>
-        <w:t xml:space="preserve"> [1.0941743028794098]</w:t>
-      </w:r>
-      <w:r>
-        <w:br/>
-      </w:r>
-      <w:r>
-        <w:rPr>
-          <w:rStyle w:val="VerbatimChar"/>
-        </w:rPr>
-        <w:t xml:space="preserve"> [1.1274968605386673]</w:t>
-      </w:r>
-      <w:r>
-        <w:br/>
-      </w:r>
-      <w:r>
-        <w:rPr>
-          <w:rStyle w:val="VerbatimChar"/>
-        </w:rPr>
-        <w:t xml:space="preserve"> [1.1618342327450653]</w:t>
-      </w:r>
-      <w:r>
-        <w:br/>
-      </w:r>
-      <w:r>
-        <w:rPr>
-          <w:rStyle w:val="VerbatimChar"/>
-        </w:rPr>
-        <w:t xml:space="preserve"> [1.1972173476990624]</w:t>
-      </w:r>
-      <w:r>
-        <w:br/>
-      </w:r>
-      <w:r>
-        <w:rPr>
-          <w:rStyle w:val="VerbatimChar"/>
-        </w:rPr>
-        <w:t xml:space="preserve"> [1.233678057187257]</w:t>
-      </w:r>
-      <w:r>
-        <w:br/>
-      </w:r>
-      <w:r>
-        <w:rPr>
-          <w:rStyle w:val="VerbatimChar"/>
-        </w:rPr>
-        <w:t xml:space="preserve"> [1.2712491879500347]</w:t>
-      </w:r>
-      <w:r>
-        <w:br/>
-      </w:r>
-      <w:r>
-        <w:rPr>
-          <w:rStyle w:val="VerbatimChar"/>
-        </w:rPr>
-        <w:t xml:space="preserve"> [1.3099646073864084]</w:t>
-      </w:r>
-      <w:r>
-        <w:br/>
-      </w:r>
-      <w:r>
-        <w:rPr>
-          <w:rStyle w:val="VerbatimChar"/>
-        </w:rPr>
-        <w:t xml:space="preserve"> ⋮</w:t>
-      </w:r>
-      <w:r>
-        <w:br/>
-      </w:r>
-      <w:r>
-        <w:rPr>
-          <w:rStyle w:val="VerbatimChar"/>
-        </w:rPr>
-        <w:t xml:space="preserve"> [15.79968870415309]</w:t>
-      </w:r>
-      <w:r>
-        <w:br/>
-      </w:r>
-      <w:r>
-        <w:rPr>
-          <w:rStyle w:val="VerbatimChar"/>
-        </w:rPr>
-        <w:t xml:space="preserve"> [16.280848966976613]</w:t>
-      </w:r>
-      <w:r>
-        <w:br/>
-      </w:r>
-      <w:r>
-        <w:rPr>
-          <w:rStyle w:val="VerbatimChar"/>
-        </w:rPr>
-        <w:t xml:space="preserve"> [16.776672166300525]</w:t>
-      </w:r>
-      <w:r>
-        <w:br/>
-      </w:r>
-      <w:r>
-        <w:rPr>
-          <w:rStyle w:val="VerbatimChar"/>
-        </w:rPr>
-        <w:t xml:space="preserve"> [17.287605875776965]</w:t>
-      </w:r>
-      <w:r>
-        <w:br/>
-      </w:r>
-      <w:r>
-        <w:rPr>
-          <w:rStyle w:val="VerbatimChar"/>
-        </w:rPr>
-        <w:t xml:space="preserve"> [17.814109831385352]</w:t>
-      </w:r>
-      <w:r>
-        <w:br/>
-      </w:r>
-      <w:r>
-        <w:rPr>
-          <w:rStyle w:val="VerbatimChar"/>
-        </w:rPr>
-        <w:t xml:space="preserve"> [18.35665593143248]</w:t>
-      </w:r>
-      <w:r>
-        <w:br/>
-      </w:r>
-      <w:r>
-        <w:rPr>
-          <w:rStyle w:val="VerbatimChar"/>
-        </w:rPr>
-        <w:t xml:space="preserve"> [18.91572823655283]</w:t>
-      </w:r>
-      <w:r>
-        <w:br/>
-      </w:r>
-      <w:r>
-        <w:rPr>
-          <w:rStyle w:val="VerbatimChar"/>
-        </w:rPr>
-        <w:t xml:space="preserve"> [19.491822969707854]</w:t>
-      </w:r>
-      <w:r>
-        <w:br/>
-      </w:r>
-      <w:r>
-        <w:rPr>
-          <w:rStyle w:val="VerbatimChar"/>
-        </w:rPr>
-        <w:t xml:space="preserve"> [20.08544851618676]</w:t>
-      </w:r>
-    </w:p>
-    <w:bookmarkEnd w:id="16"/>
-    <w:bookmarkStart w:id="20" w:name="визуализация-результатов"/>
+          <w:rStyle w:val="FunctionTok"/>
+        </w:rPr>
+        <w:t xml:space="preserve">println</w:t>
+      </w:r>
+      <w:r>
+        <w:rPr>
+          <w:rStyle w:val="NormalTok"/>
+        </w:rPr>
+        <w:t xml:space="preserve">(</w:t>
+      </w:r>
+      <w:r>
+        <w:rPr>
+          <w:rStyle w:val="StringTok"/>
+        </w:rPr>
+        <w:t xml:space="preserve">"</w:t>
+      </w:r>
+      <w:r>
+        <w:rPr>
+          <w:rStyle w:val="SpecialCharTok"/>
+        </w:rPr>
+        <w:t xml:space="preserve">\n</w:t>
+      </w:r>
+      <w:r>
+        <w:rPr>
+          <w:rStyle w:val="StringTok"/>
+        </w:rPr>
+        <w:t xml:space="preserve">Аналитическое время удвоения: "</w:t>
+      </w:r>
+      <w:r>
+        <w:rPr>
+          <w:rStyle w:val="NormalTok"/>
+        </w:rPr>
+        <w:t xml:space="preserve">, </w:t>
+      </w:r>
+      <w:r>
+        <w:rPr>
+          <w:rStyle w:val="FunctionTok"/>
+        </w:rPr>
+        <w:t xml:space="preserve">round</w:t>
+      </w:r>
+      <w:r>
+        <w:rPr>
+          <w:rStyle w:val="NormalTok"/>
+        </w:rPr>
+        <w:t xml:space="preserve">(doubling_time; digits</w:t>
+      </w:r>
+      <w:r>
+        <w:rPr>
+          <w:rStyle w:val="OperatorTok"/>
+        </w:rPr>
+        <w:t xml:space="preserve">=</w:t>
+      </w:r>
+      <w:r>
+        <w:rPr>
+          <w:rStyle w:val="FloatTok"/>
+        </w:rPr>
+        <w:t xml:space="preserve">2</w:t>
+      </w:r>
+      <w:r>
+        <w:rPr>
+          <w:rStyle w:val="NormalTok"/>
+        </w:rPr>
+        <w:t xml:space="preserve">))</w:t>
+      </w:r>
+    </w:p>
+    <w:bookmarkEnd w:id="18"/>
+    <w:bookmarkStart w:id="20" w:name="сохранение-всех-результатов"/>
     <w:p>
       <w:pPr>
         <w:pStyle w:val="Heading2"/>
       </w:pPr>
       <w:r>
-        <w:t xml:space="preserve">5.4 Визуализация результатов</w:t>
+        <w:t xml:space="preserve">5.6 Сохранение всех результатов</w:t>
+      </w:r>
+    </w:p>
+    <w:p>
+      <w:pPr>
+        <w:pStyle w:val="SourceCode"/>
+      </w:pPr>
+      <w:r>
+        <w:rPr>
+          <w:rStyle w:val="PreprocessorTok"/>
+        </w:rPr>
+        <w:t xml:space="preserve">@save</w:t>
+      </w:r>
+      <w:r>
+        <w:rPr>
+          <w:rStyle w:val="NormalTok"/>
+        </w:rPr>
+        <w:t xml:space="preserve"> </w:t>
+      </w:r>
+      <w:r>
+        <w:rPr>
+          <w:rStyle w:val="FunctionTok"/>
+        </w:rPr>
+        <w:t xml:space="preserve">datadir</w:t>
+      </w:r>
+      <w:r>
+        <w:rPr>
+          <w:rStyle w:val="NormalTok"/>
+        </w:rPr>
+        <w:t xml:space="preserve">(script_name, </w:t>
+      </w:r>
+      <w:r>
+        <w:rPr>
+          <w:rStyle w:val="StringTok"/>
+        </w:rPr>
+        <w:t xml:space="preserve">"all_results.jld2"</w:t>
+      </w:r>
+      <w:r>
+        <w:rPr>
+          <w:rStyle w:val="NormalTok"/>
+        </w:rPr>
+        <w:t xml:space="preserve">) df</w:t>
+      </w:r>
+    </w:p>
+    <w:p>
+      <w:r>
+        <w:pict>
+          <v:rect style="width:0;height:1.5pt" o:hralign="center" o:hrstd="t" o:hr="t"/>
+        </w:pict>
       </w:r>
     </w:p>
     <w:p>
@@ -1566,155 +1739,1849 @@
         <w:pStyle w:val="FirstParagraph"/>
       </w:pPr>
       <w:r>
-        <w:t xml:space="preserve">Построим график решения:</w:t>
-      </w:r>
-    </w:p>
-    <w:p>
-      <w:pPr>
-        <w:pStyle w:val="SourceCode"/>
-      </w:pPr>
-      <w:r>
-        <w:rPr>
-          <w:rStyle w:val="FunctionTok"/>
-        </w:rPr>
-        <w:t xml:space="preserve">plot</w:t>
-      </w:r>
-      <w:r>
-        <w:rPr>
-          <w:rStyle w:val="NormalTok"/>
-        </w:rPr>
-        <w:t xml:space="preserve">(sol, label</w:t>
-      </w:r>
-      <w:r>
-        <w:rPr>
-          <w:rStyle w:val="OperatorTok"/>
-        </w:rPr>
-        <w:t xml:space="preserve">=</w:t>
-      </w:r>
-      <w:r>
-        <w:rPr>
-          <w:rStyle w:val="StringTok"/>
-        </w:rPr>
-        <w:t xml:space="preserve">"u(t)"</w:t>
-      </w:r>
-      <w:r>
-        <w:rPr>
-          <w:rStyle w:val="NormalTok"/>
-        </w:rPr>
-        <w:t xml:space="preserve">, xlabel</w:t>
-      </w:r>
-      <w:r>
-        <w:rPr>
-          <w:rStyle w:val="OperatorTok"/>
-        </w:rPr>
-        <w:t xml:space="preserve">=</w:t>
-      </w:r>
-      <w:r>
-        <w:rPr>
-          <w:rStyle w:val="StringTok"/>
-        </w:rPr>
-        <w:t xml:space="preserve">"Время t"</w:t>
-      </w:r>
-      <w:r>
-        <w:rPr>
-          <w:rStyle w:val="NormalTok"/>
-        </w:rPr>
-        <w:t xml:space="preserve">, ylabel</w:t>
-      </w:r>
-      <w:r>
-        <w:rPr>
-          <w:rStyle w:val="OperatorTok"/>
-        </w:rPr>
-        <w:t xml:space="preserve">=</w:t>
-      </w:r>
-      <w:r>
-        <w:rPr>
-          <w:rStyle w:val="StringTok"/>
-        </w:rPr>
-        <w:t xml:space="preserve">"Популяция u"</w:t>
-      </w:r>
-      <w:r>
-        <w:rPr>
-          <w:rStyle w:val="NormalTok"/>
-        </w:rPr>
-        <w:t xml:space="preserve">,</w:t>
-      </w:r>
-      <w:r>
-        <w:br/>
-      </w:r>
-      <w:r>
-        <w:rPr>
-          <w:rStyle w:val="NormalTok"/>
-        </w:rPr>
-        <w:t xml:space="preserve">     title</w:t>
-      </w:r>
-      <w:r>
-        <w:rPr>
-          <w:rStyle w:val="OperatorTok"/>
-        </w:rPr>
-        <w:t xml:space="preserve">=</w:t>
-      </w:r>
-      <w:r>
-        <w:rPr>
-          <w:rStyle w:val="StringTok"/>
-        </w:rPr>
-        <w:t xml:space="preserve">"Экспоненциальный рост (α = </w:t>
-      </w:r>
-      <w:r>
-        <w:rPr>
-          <w:rStyle w:val="SpecialCharTok"/>
-        </w:rPr>
-        <w:t xml:space="preserve">$</w:t>
-      </w:r>
-      <w:r>
-        <w:rPr>
-          <w:rStyle w:val="StringTok"/>
-        </w:rPr>
-        <w:t xml:space="preserve">α)", </w:t>
-      </w:r>
-      <w:r>
-        <w:rPr>
-          <w:rStyle w:val="NormalTok"/>
-        </w:rPr>
-        <w:t xml:space="preserve">lw</w:t>
-      </w:r>
-      <w:r>
-        <w:rPr>
-          <w:rStyle w:val="StringTok"/>
-        </w:rPr>
-        <w:t xml:space="preserve">=2, legend=:topleft)</w:t>
+        <w:rPr>
+          <w:i/>
+          <w:iCs/>
+        </w:rPr>
+        <w:t xml:space="preserve">This page was generated using</w:t>
+      </w:r>
+      <w:r>
+        <w:rPr>
+          <w:i/>
+          <w:iCs/>
+        </w:rPr>
+        <w:t xml:space="preserve"> </w:t>
+      </w:r>
+      <w:hyperlink r:id="rId19">
+        <w:r>
+          <w:rPr>
+            <w:rStyle w:val="Hyperlink"/>
+            <w:i/>
+            <w:iCs/>
+          </w:rPr>
+          <w:t xml:space="preserve">Literate.jl</w:t>
+        </w:r>
+      </w:hyperlink>
+      <w:r>
+        <w:rPr>
+          <w:i/>
+          <w:iCs/>
+        </w:rPr>
+        <w:t xml:space="preserve">.</w:t>
+      </w:r>
+    </w:p>
+    <w:bookmarkEnd w:id="20"/>
+    <w:bookmarkStart w:id="25" w:name="установка-git"/>
+    <w:p>
+      <w:pPr>
+        <w:pStyle w:val="Heading2"/>
+      </w:pPr>
+      <w:r>
+        <w:t xml:space="preserve">5.7 Установка git</w:t>
+      </w:r>
+    </w:p>
+    <w:tbl>
+      <w:tblPr>
+        <w:tblStyle w:val="Table"/>
+        <w:tblW w:type="pct" w:w="5000"/>
+        <w:tblLayout w:type="fixed"/>
+        <w:tblLook w:firstRow="0" w:lastRow="0" w:firstColumn="0" w:lastColumn="0" w:noHBand="0" w:noVBand="0" w:val="0000"/>
+      </w:tblPr>
+      <w:tblGrid>
+        <w:gridCol w:w="7920"/>
+      </w:tblGrid>
+      <w:tr>
+        <w:tc>
+          <w:tcPr/>
+          <w:bookmarkStart w:id="24" w:name="fig-001"/>
+          <w:p>
+            <w:pPr>
+              <w:pStyle w:val="Compact"/>
+              <w:jc w:val="center"/>
+            </w:pPr>
+            <w:r>
+              <w:drawing>
+                <wp:inline>
+                  <wp:extent cx="3733800" cy="778211"/>
+                  <wp:effectExtent b="0" l="0" r="0" t="0"/>
+                  <wp:docPr descr="" title="" id="22" name="Picture"/>
+                  <a:graphic>
+                    <a:graphicData uri="http://schemas.openxmlformats.org/drawingml/2006/picture">
+                      <pic:pic>
+                        <pic:nvPicPr>
+                          <pic:cNvPr descr="image/1.png.png" id="23" name="Picture"/>
+                          <pic:cNvPicPr>
+                            <a:picLocks noChangeArrowheads="1" noChangeAspect="1"/>
+                          </pic:cNvPicPr>
+                        </pic:nvPicPr>
+                        <pic:blipFill>
+                          <a:blip r:embed="rId21"/>
+                          <a:stretch>
+                            <a:fillRect/>
+                          </a:stretch>
+                        </pic:blipFill>
+                        <pic:spPr bwMode="auto">
+                          <a:xfrm>
+                            <a:off x="0" y="0"/>
+                            <a:ext cx="3733800" cy="778211"/>
+                          </a:xfrm>
+                          <a:prstGeom prst="rect">
+                            <a:avLst/>
+                          </a:prstGeom>
+                          <a:noFill/>
+                          <a:ln w="9525">
+                            <a:noFill/>
+                            <a:headEnd/>
+                            <a:tailEnd/>
+                          </a:ln>
+                        </pic:spPr>
+                      </pic:pic>
+                    </a:graphicData>
+                  </a:graphic>
+                </wp:inline>
+              </w:drawing>
+            </w:r>
+          </w:p>
+          <w:p>
+            <w:pPr>
+              <w:jc w:val="center"/>
+            </w:pPr>
+            <w:pPr>
+              <w:jc w:val="left"/>
+              <w:spacing w:before="200"/>
+              <w:pStyle w:val="ImageCaption"/>
+            </w:pPr>
+            <w:r>
+              <w:t xml:space="preserve">Рисунок 1: Установка git</w:t>
+            </w:r>
+          </w:p>
+          <w:bookmarkEnd w:id="24"/>
+        </w:tc>
+      </w:tr>
+    </w:tbl>
+    <w:bookmarkEnd w:id="25"/>
+    <w:bookmarkStart w:id="30" w:name="интерфейс-командной-строки"/>
+    <w:p>
+      <w:pPr>
+        <w:pStyle w:val="Heading2"/>
+      </w:pPr>
+      <w:r>
+        <w:t xml:space="preserve">5.8 Интерфейс командной строки</w:t>
+      </w:r>
+    </w:p>
+    <w:tbl>
+      <w:tblPr>
+        <w:tblStyle w:val="Table"/>
+        <w:tblW w:type="pct" w:w="5000"/>
+        <w:tblLayout w:type="fixed"/>
+        <w:tblLook w:firstRow="0" w:lastRow="0" w:firstColumn="0" w:lastColumn="0" w:noHBand="0" w:noVBand="0" w:val="0000"/>
+      </w:tblPr>
+      <w:tblGrid>
+        <w:gridCol w:w="7920"/>
+      </w:tblGrid>
+      <w:tr>
+        <w:tc>
+          <w:tcPr/>
+          <w:bookmarkStart w:id="29" w:name="fig-002"/>
+          <w:p>
+            <w:pPr>
+              <w:pStyle w:val="Compact"/>
+              <w:jc w:val="center"/>
+            </w:pPr>
+            <w:r>
+              <w:drawing>
+                <wp:inline>
+                  <wp:extent cx="3733800" cy="810979"/>
+                  <wp:effectExtent b="0" l="0" r="0" t="0"/>
+                  <wp:docPr descr="" title="" id="27" name="Picture"/>
+                  <a:graphic>
+                    <a:graphicData uri="http://schemas.openxmlformats.org/drawingml/2006/picture">
+                      <pic:pic>
+                        <pic:nvPicPr>
+                          <pic:cNvPr descr="image/2.png.png" id="28" name="Picture"/>
+                          <pic:cNvPicPr>
+                            <a:picLocks noChangeArrowheads="1" noChangeAspect="1"/>
+                          </pic:cNvPicPr>
+                        </pic:nvPicPr>
+                        <pic:blipFill>
+                          <a:blip r:embed="rId26"/>
+                          <a:stretch>
+                            <a:fillRect/>
+                          </a:stretch>
+                        </pic:blipFill>
+                        <pic:spPr bwMode="auto">
+                          <a:xfrm>
+                            <a:off x="0" y="0"/>
+                            <a:ext cx="3733800" cy="810979"/>
+                          </a:xfrm>
+                          <a:prstGeom prst="rect">
+                            <a:avLst/>
+                          </a:prstGeom>
+                          <a:noFill/>
+                          <a:ln w="9525">
+                            <a:noFill/>
+                            <a:headEnd/>
+                            <a:tailEnd/>
+                          </a:ln>
+                        </pic:spPr>
+                      </pic:pic>
+                    </a:graphicData>
+                  </a:graphic>
+                </wp:inline>
+              </w:drawing>
+            </w:r>
+          </w:p>
+          <w:p>
+            <w:pPr>
+              <w:jc w:val="center"/>
+            </w:pPr>
+            <w:pPr>
+              <w:jc w:val="left"/>
+              <w:spacing w:before="200"/>
+              <w:pStyle w:val="ImageCaption"/>
+            </w:pPr>
+            <w:r>
+              <w:t xml:space="preserve">Рисунок 2: Установим интерфейс командной строки к github:</w:t>
+            </w:r>
+          </w:p>
+          <w:bookmarkEnd w:id="29"/>
+        </w:tc>
+      </w:tr>
+    </w:tbl>
+    <w:bookmarkEnd w:id="30"/>
+    <w:bookmarkStart w:id="35" w:name="настройка-пользователя"/>
+    <w:p>
+      <w:pPr>
+        <w:pStyle w:val="Heading2"/>
+      </w:pPr>
+      <w:r>
+        <w:t xml:space="preserve">5.9 Настройка пользователя</w:t>
+      </w:r>
+    </w:p>
+    <w:tbl>
+      <w:tblPr>
+        <w:tblStyle w:val="Table"/>
+        <w:tblW w:type="pct" w:w="5000"/>
+        <w:tblLayout w:type="fixed"/>
+        <w:tblLook w:firstRow="0" w:lastRow="0" w:firstColumn="0" w:lastColumn="0" w:noHBand="0" w:noVBand="0" w:val="0000"/>
+      </w:tblPr>
+      <w:tblGrid>
+        <w:gridCol w:w="7920"/>
+      </w:tblGrid>
+      <w:tr>
+        <w:tc>
+          <w:tcPr/>
+          <w:bookmarkStart w:id="34" w:name="fig-003"/>
+          <w:p>
+            <w:pPr>
+              <w:pStyle w:val="Compact"/>
+              <w:jc w:val="center"/>
+            </w:pPr>
+            <w:r>
+              <w:drawing>
+                <wp:inline>
+                  <wp:extent cx="3733800" cy="1187358"/>
+                  <wp:effectExtent b="0" l="0" r="0" t="0"/>
+                  <wp:docPr descr="" title="" id="32" name="Picture"/>
+                  <a:graphic>
+                    <a:graphicData uri="http://schemas.openxmlformats.org/drawingml/2006/picture">
+                      <pic:pic>
+                        <pic:nvPicPr>
+                          <pic:cNvPr descr="image/3.png.png" id="33" name="Picture"/>
+                          <pic:cNvPicPr>
+                            <a:picLocks noChangeArrowheads="1" noChangeAspect="1"/>
+                          </pic:cNvPicPr>
+                        </pic:nvPicPr>
+                        <pic:blipFill>
+                          <a:blip r:embed="rId31"/>
+                          <a:stretch>
+                            <a:fillRect/>
+                          </a:stretch>
+                        </pic:blipFill>
+                        <pic:spPr bwMode="auto">
+                          <a:xfrm>
+                            <a:off x="0" y="0"/>
+                            <a:ext cx="3733800" cy="1187358"/>
+                          </a:xfrm>
+                          <a:prstGeom prst="rect">
+                            <a:avLst/>
+                          </a:prstGeom>
+                          <a:noFill/>
+                          <a:ln w="9525">
+                            <a:noFill/>
+                            <a:headEnd/>
+                            <a:tailEnd/>
+                          </a:ln>
+                        </pic:spPr>
+                      </pic:pic>
+                    </a:graphicData>
+                  </a:graphic>
+                </wp:inline>
+              </w:drawing>
+            </w:r>
+          </w:p>
+          <w:p>
+            <w:pPr>
+              <w:jc w:val="center"/>
+            </w:pPr>
+            <w:pPr>
+              <w:jc w:val="left"/>
+              <w:spacing w:before="200"/>
+              <w:pStyle w:val="ImageCaption"/>
+            </w:pPr>
+            <w:r>
+              <w:t xml:space="preserve">Рисунок 3: Зададим имя и email владельца репозитория:</w:t>
+            </w:r>
+          </w:p>
+          <w:bookmarkEnd w:id="34"/>
+        </w:tc>
+      </w:tr>
+    </w:tbl>
+    <w:bookmarkEnd w:id="35"/>
+    <w:bookmarkStart w:id="40" w:name="настройка-вывода"/>
+    <w:p>
+      <w:pPr>
+        <w:pStyle w:val="Heading2"/>
+      </w:pPr>
+      <w:r>
+        <w:t xml:space="preserve">5.10 Настройка вывода</w:t>
+      </w:r>
+    </w:p>
+    <w:tbl>
+      <w:tblPr>
+        <w:tblStyle w:val="Table"/>
+        <w:tblW w:type="pct" w:w="5000"/>
+        <w:tblLayout w:type="fixed"/>
+        <w:tblLook w:firstRow="0" w:lastRow="0" w:firstColumn="0" w:lastColumn="0" w:noHBand="0" w:noVBand="0" w:val="0000"/>
+      </w:tblPr>
+      <w:tblGrid>
+        <w:gridCol w:w="7920"/>
+      </w:tblGrid>
+      <w:tr>
+        <w:tc>
+          <w:tcPr/>
+          <w:bookmarkStart w:id="39" w:name="fig-004"/>
+          <w:p>
+            <w:pPr>
+              <w:pStyle w:val="Compact"/>
+              <w:jc w:val="center"/>
+            </w:pPr>
+            <w:r>
+              <w:drawing>
+                <wp:inline>
+                  <wp:extent cx="3733800" cy="1099245"/>
+                  <wp:effectExtent b="0" l="0" r="0" t="0"/>
+                  <wp:docPr descr="" title="" id="37" name="Picture"/>
+                  <a:graphic>
+                    <a:graphicData uri="http://schemas.openxmlformats.org/drawingml/2006/picture">
+                      <pic:pic>
+                        <pic:nvPicPr>
+                          <pic:cNvPr descr="image/4.png.png" id="38" name="Picture"/>
+                          <pic:cNvPicPr>
+                            <a:picLocks noChangeArrowheads="1" noChangeAspect="1"/>
+                          </pic:cNvPicPr>
+                        </pic:nvPicPr>
+                        <pic:blipFill>
+                          <a:blip r:embed="rId36"/>
+                          <a:stretch>
+                            <a:fillRect/>
+                          </a:stretch>
+                        </pic:blipFill>
+                        <pic:spPr bwMode="auto">
+                          <a:xfrm>
+                            <a:off x="0" y="0"/>
+                            <a:ext cx="3733800" cy="1099245"/>
+                          </a:xfrm>
+                          <a:prstGeom prst="rect">
+                            <a:avLst/>
+                          </a:prstGeom>
+                          <a:noFill/>
+                          <a:ln w="9525">
+                            <a:noFill/>
+                            <a:headEnd/>
+                            <a:tailEnd/>
+                          </a:ln>
+                        </pic:spPr>
+                      </pic:pic>
+                    </a:graphicData>
+                  </a:graphic>
+                </wp:inline>
+              </w:drawing>
+            </w:r>
+          </w:p>
+          <w:p>
+            <w:pPr>
+              <w:jc w:val="center"/>
+            </w:pPr>
+            <w:pPr>
+              <w:jc w:val="left"/>
+              <w:spacing w:before="200"/>
+              <w:pStyle w:val="ImageCaption"/>
+            </w:pPr>
+            <w:r>
+              <w:t xml:space="preserve">Рисунок 4: Настроим utf-8 в выводе сообщений git:</w:t>
+            </w:r>
+          </w:p>
+          <w:bookmarkEnd w:id="39"/>
+        </w:tc>
+      </w:tr>
+    </w:tbl>
+    <w:bookmarkEnd w:id="40"/>
+    <w:bookmarkStart w:id="44" w:name="начальная-ветка"/>
+    <w:p>
+      <w:pPr>
+        <w:pStyle w:val="Heading2"/>
+      </w:pPr>
+      <w:r>
+        <w:t xml:space="preserve">5.11 Начальная ветка</w:t>
+      </w:r>
+    </w:p>
+    <w:tbl>
+      <w:tblPr>
+        <w:tblStyle w:val="Table"/>
+        <w:tblW w:type="pct" w:w="5000"/>
+        <w:tblLayout w:type="fixed"/>
+        <w:tblLook w:firstRow="0" w:lastRow="0" w:firstColumn="0" w:lastColumn="0" w:noHBand="0" w:noVBand="0" w:val="0000"/>
+      </w:tblPr>
+      <w:tblGrid>
+        <w:gridCol w:w="7920"/>
+      </w:tblGrid>
+      <w:tr>
+        <w:tc>
+          <w:tcPr/>
+          <w:bookmarkStart w:id="43" w:name="fig-005"/>
+          <w:p>
+            <w:pPr>
+              <w:pStyle w:val="Compact"/>
+              <w:jc w:val="center"/>
+            </w:pPr>
+            <w:r>
+              <w:drawing>
+                <wp:inline>
+                  <wp:extent cx="3733800" cy="1099245"/>
+                  <wp:effectExtent b="0" l="0" r="0" t="0"/>
+                  <wp:docPr descr="" title="" id="41" name="Picture"/>
+                  <a:graphic>
+                    <a:graphicData uri="http://schemas.openxmlformats.org/drawingml/2006/picture">
+                      <pic:pic>
+                        <pic:nvPicPr>
+                          <pic:cNvPr descr="image/4.png.png" id="42" name="Picture"/>
+                          <pic:cNvPicPr>
+                            <a:picLocks noChangeArrowheads="1" noChangeAspect="1"/>
+                          </pic:cNvPicPr>
+                        </pic:nvPicPr>
+                        <pic:blipFill>
+                          <a:blip r:embed="rId36"/>
+                          <a:stretch>
+                            <a:fillRect/>
+                          </a:stretch>
+                        </pic:blipFill>
+                        <pic:spPr bwMode="auto">
+                          <a:xfrm>
+                            <a:off x="0" y="0"/>
+                            <a:ext cx="3733800" cy="1099245"/>
+                          </a:xfrm>
+                          <a:prstGeom prst="rect">
+                            <a:avLst/>
+                          </a:prstGeom>
+                          <a:noFill/>
+                          <a:ln w="9525">
+                            <a:noFill/>
+                            <a:headEnd/>
+                            <a:tailEnd/>
+                          </a:ln>
+                        </pic:spPr>
+                      </pic:pic>
+                    </a:graphicData>
+                  </a:graphic>
+                </wp:inline>
+              </w:drawing>
+            </w:r>
+          </w:p>
+          <w:p>
+            <w:pPr>
+              <w:jc w:val="center"/>
+            </w:pPr>
+            <w:pPr>
+              <w:jc w:val="left"/>
+              <w:spacing w:before="200"/>
+              <w:pStyle w:val="ImageCaption"/>
+            </w:pPr>
+            <w:r>
+              <w:t xml:space="preserve">Рисунок 5: Зададим имя начальной ветки (будем называть её master):</w:t>
+            </w:r>
+          </w:p>
+          <w:bookmarkEnd w:id="43"/>
+        </w:tc>
+      </w:tr>
+    </w:tbl>
+    <w:bookmarkEnd w:id="44"/>
+    <w:bookmarkStart w:id="49" w:name="настройка-gitverse-1"/>
+    <w:p>
+      <w:pPr>
+        <w:pStyle w:val="Heading2"/>
+      </w:pPr>
+      <w:r>
+        <w:t xml:space="preserve">5.12 Настройка gitverse 1</w:t>
+      </w:r>
+    </w:p>
+    <w:tbl>
+      <w:tblPr>
+        <w:tblStyle w:val="Table"/>
+        <w:tblW w:type="pct" w:w="5000"/>
+        <w:tblLayout w:type="fixed"/>
+        <w:tblLook w:firstRow="0" w:lastRow="0" w:firstColumn="0" w:lastColumn="0" w:noHBand="0" w:noVBand="0" w:val="0000"/>
+      </w:tblPr>
+      <w:tblGrid>
+        <w:gridCol w:w="7920"/>
+      </w:tblGrid>
+      <w:tr>
+        <w:tc>
+          <w:tcPr/>
+          <w:bookmarkStart w:id="48" w:name="fig-006"/>
+          <w:p>
+            <w:pPr>
+              <w:pStyle w:val="Compact"/>
+              <w:jc w:val="center"/>
+            </w:pPr>
+            <w:r>
+              <w:drawing>
+                <wp:inline>
+                  <wp:extent cx="3733800" cy="2363128"/>
+                  <wp:effectExtent b="0" l="0" r="0" t="0"/>
+                  <wp:docPr descr="" title="" id="46" name="Picture"/>
+                  <a:graphic>
+                    <a:graphicData uri="http://schemas.openxmlformats.org/drawingml/2006/picture">
+                      <pic:pic>
+                        <pic:nvPicPr>
+                          <pic:cNvPr descr="image/5.png.png" id="47" name="Picture"/>
+                          <pic:cNvPicPr>
+                            <a:picLocks noChangeArrowheads="1" noChangeAspect="1"/>
+                          </pic:cNvPicPr>
+                        </pic:nvPicPr>
+                        <pic:blipFill>
+                          <a:blip r:embed="rId45"/>
+                          <a:stretch>
+                            <a:fillRect/>
+                          </a:stretch>
+                        </pic:blipFill>
+                        <pic:spPr bwMode="auto">
+                          <a:xfrm>
+                            <a:off x="0" y="0"/>
+                            <a:ext cx="3733800" cy="2363128"/>
+                          </a:xfrm>
+                          <a:prstGeom prst="rect">
+                            <a:avLst/>
+                          </a:prstGeom>
+                          <a:noFill/>
+                          <a:ln w="9525">
+                            <a:noFill/>
+                            <a:headEnd/>
+                            <a:tailEnd/>
+                          </a:ln>
+                        </pic:spPr>
+                      </pic:pic>
+                    </a:graphicData>
+                  </a:graphic>
+                </wp:inline>
+              </w:drawing>
+            </w:r>
+          </w:p>
+          <w:p>
+            <w:pPr>
+              <w:jc w:val="center"/>
+            </w:pPr>
+            <w:pPr>
+              <w:jc w:val="left"/>
+              <w:spacing w:before="200"/>
+              <w:pStyle w:val="ImageCaption"/>
+            </w:pPr>
+            <w:r>
+              <w:t xml:space="preserve">Рисунок 6: Настройка gitverse:</w:t>
+            </w:r>
+          </w:p>
+          <w:bookmarkEnd w:id="48"/>
+        </w:tc>
+      </w:tr>
+    </w:tbl>
+    <w:bookmarkEnd w:id="49"/>
+    <w:bookmarkStart w:id="54" w:name="настройка-gitverse-2"/>
+    <w:p>
+      <w:pPr>
+        <w:pStyle w:val="Heading2"/>
+      </w:pPr>
+      <w:r>
+        <w:t xml:space="preserve">5.13 Настройка gitverse 2</w:t>
+      </w:r>
+    </w:p>
+    <w:tbl>
+      <w:tblPr>
+        <w:tblStyle w:val="Table"/>
+        <w:tblW w:type="pct" w:w="5000"/>
+        <w:tblLayout w:type="fixed"/>
+        <w:tblLook w:firstRow="0" w:lastRow="0" w:firstColumn="0" w:lastColumn="0" w:noHBand="0" w:noVBand="0" w:val="0000"/>
+      </w:tblPr>
+      <w:tblGrid>
+        <w:gridCol w:w="7920"/>
+      </w:tblGrid>
+      <w:tr>
+        <w:tc>
+          <w:tcPr/>
+          <w:bookmarkStart w:id="53" w:name="fig-007"/>
+          <w:p>
+            <w:pPr>
+              <w:pStyle w:val="Compact"/>
+              <w:jc w:val="center"/>
+            </w:pPr>
+            <w:r>
+              <w:drawing>
+                <wp:inline>
+                  <wp:extent cx="3733800" cy="1967208"/>
+                  <wp:effectExtent b="0" l="0" r="0" t="0"/>
+                  <wp:docPr descr="" title="" id="51" name="Picture"/>
+                  <a:graphic>
+                    <a:graphicData uri="http://schemas.openxmlformats.org/drawingml/2006/picture">
+                      <pic:pic>
+                        <pic:nvPicPr>
+                          <pic:cNvPr descr="image/6.png.png" id="52" name="Picture"/>
+                          <pic:cNvPicPr>
+                            <a:picLocks noChangeArrowheads="1" noChangeAspect="1"/>
+                          </pic:cNvPicPr>
+                        </pic:nvPicPr>
+                        <pic:blipFill>
+                          <a:blip r:embed="rId50"/>
+                          <a:stretch>
+                            <a:fillRect/>
+                          </a:stretch>
+                        </pic:blipFill>
+                        <pic:spPr bwMode="auto">
+                          <a:xfrm>
+                            <a:off x="0" y="0"/>
+                            <a:ext cx="3733800" cy="1967208"/>
+                          </a:xfrm>
+                          <a:prstGeom prst="rect">
+                            <a:avLst/>
+                          </a:prstGeom>
+                          <a:noFill/>
+                          <a:ln w="9525">
+                            <a:noFill/>
+                            <a:headEnd/>
+                            <a:tailEnd/>
+                          </a:ln>
+                        </pic:spPr>
+                      </pic:pic>
+                    </a:graphicData>
+                  </a:graphic>
+                </wp:inline>
+              </w:drawing>
+            </w:r>
+          </w:p>
+          <w:p>
+            <w:pPr>
+              <w:jc w:val="center"/>
+            </w:pPr>
+            <w:pPr>
+              <w:jc w:val="left"/>
+              <w:spacing w:before="200"/>
+              <w:pStyle w:val="ImageCaption"/>
+            </w:pPr>
+            <w:r>
+              <w:t xml:space="preserve">Рисунок 7: Создайте учётную запись на gitverse</w:t>
+            </w:r>
+          </w:p>
+          <w:bookmarkEnd w:id="53"/>
+        </w:tc>
+      </w:tr>
+    </w:tbl>
+    <w:bookmarkEnd w:id="54"/>
+    <w:bookmarkStart w:id="59" w:name="авторизация-github"/>
+    <w:p>
+      <w:pPr>
+        <w:pStyle w:val="Heading2"/>
+      </w:pPr>
+      <w:r>
+        <w:t xml:space="preserve">5.14 Авторизация GitHub</w:t>
+      </w:r>
+    </w:p>
+    <w:tbl>
+      <w:tblPr>
+        <w:tblStyle w:val="Table"/>
+        <w:tblW w:type="pct" w:w="5000"/>
+        <w:tblLayout w:type="fixed"/>
+        <w:tblLook w:firstRow="0" w:lastRow="0" w:firstColumn="0" w:lastColumn="0" w:noHBand="0" w:noVBand="0" w:val="0000"/>
+      </w:tblPr>
+      <w:tblGrid>
+        <w:gridCol w:w="7920"/>
+      </w:tblGrid>
+      <w:tr>
+        <w:tc>
+          <w:tcPr/>
+          <w:bookmarkStart w:id="58" w:name="fig-008"/>
+          <w:p>
+            <w:pPr>
+              <w:pStyle w:val="Compact"/>
+              <w:jc w:val="center"/>
+            </w:pPr>
+            <w:r>
+              <w:drawing>
+                <wp:inline>
+                  <wp:extent cx="3733800" cy="3676083"/>
+                  <wp:effectExtent b="0" l="0" r="0" t="0"/>
+                  <wp:docPr descr="" title="" id="56" name="Picture"/>
+                  <a:graphic>
+                    <a:graphicData uri="http://schemas.openxmlformats.org/drawingml/2006/picture">
+                      <pic:pic>
+                        <pic:nvPicPr>
+                          <pic:cNvPr descr="image/7.png.png" id="57" name="Picture"/>
+                          <pic:cNvPicPr>
+                            <a:picLocks noChangeArrowheads="1" noChangeAspect="1"/>
+                          </pic:cNvPicPr>
+                        </pic:nvPicPr>
+                        <pic:blipFill>
+                          <a:blip r:embed="rId55"/>
+                          <a:stretch>
+                            <a:fillRect/>
+                          </a:stretch>
+                        </pic:blipFill>
+                        <pic:spPr bwMode="auto">
+                          <a:xfrm>
+                            <a:off x="0" y="0"/>
+                            <a:ext cx="3733800" cy="3676083"/>
+                          </a:xfrm>
+                          <a:prstGeom prst="rect">
+                            <a:avLst/>
+                          </a:prstGeom>
+                          <a:noFill/>
+                          <a:ln w="9525">
+                            <a:noFill/>
+                            <a:headEnd/>
+                            <a:tailEnd/>
+                          </a:ln>
+                        </pic:spPr>
+                      </pic:pic>
+                    </a:graphicData>
+                  </a:graphic>
+                </wp:inline>
+              </w:drawing>
+            </w:r>
+          </w:p>
+          <w:p>
+            <w:pPr>
+              <w:jc w:val="center"/>
+            </w:pPr>
+            <w:pPr>
+              <w:jc w:val="left"/>
+              <w:spacing w:before="200"/>
+              <w:pStyle w:val="ImageCaption"/>
+            </w:pPr>
+            <w:r>
+              <w:t xml:space="preserve">Рисунок 8: авторизоваться Ha GitHub</w:t>
+            </w:r>
+          </w:p>
+          <w:bookmarkEnd w:id="58"/>
+        </w:tc>
+      </w:tr>
+    </w:tbl>
+    <w:bookmarkEnd w:id="59"/>
+    <w:bookmarkStart w:id="64" w:name="доступ-к-github"/>
+    <w:p>
+      <w:pPr>
+        <w:pStyle w:val="Heading2"/>
+      </w:pPr>
+      <w:r>
+        <w:t xml:space="preserve">5.15 Доступ к github</w:t>
+      </w:r>
+    </w:p>
+    <w:tbl>
+      <w:tblPr>
+        <w:tblStyle w:val="Table"/>
+        <w:tblW w:type="pct" w:w="5000"/>
+        <w:tblLayout w:type="fixed"/>
+        <w:tblLook w:firstRow="0" w:lastRow="0" w:firstColumn="0" w:lastColumn="0" w:noHBand="0" w:noVBand="0" w:val="0000"/>
+      </w:tblPr>
+      <w:tblGrid>
+        <w:gridCol w:w="7920"/>
+      </w:tblGrid>
+      <w:tr>
+        <w:tc>
+          <w:tcPr/>
+          <w:bookmarkStart w:id="63" w:name="fig-009"/>
+          <w:p>
+            <w:pPr>
+              <w:pStyle w:val="Compact"/>
+              <w:jc w:val="center"/>
+            </w:pPr>
+            <w:r>
+              <w:drawing>
+                <wp:inline>
+                  <wp:extent cx="3733800" cy="3045078"/>
+                  <wp:effectExtent b="0" l="0" r="0" t="0"/>
+                  <wp:docPr descr="" title="" id="61" name="Picture"/>
+                  <a:graphic>
+                    <a:graphicData uri="http://schemas.openxmlformats.org/drawingml/2006/picture">
+                      <pic:pic>
+                        <pic:nvPicPr>
+                          <pic:cNvPr descr="image/8.png.png" id="62" name="Picture"/>
+                          <pic:cNvPicPr>
+                            <a:picLocks noChangeArrowheads="1" noChangeAspect="1"/>
+                          </pic:cNvPicPr>
+                        </pic:nvPicPr>
+                        <pic:blipFill>
+                          <a:blip r:embed="rId60"/>
+                          <a:stretch>
+                            <a:fillRect/>
+                          </a:stretch>
+                        </pic:blipFill>
+                        <pic:spPr bwMode="auto">
+                          <a:xfrm>
+                            <a:off x="0" y="0"/>
+                            <a:ext cx="3733800" cy="3045078"/>
+                          </a:xfrm>
+                          <a:prstGeom prst="rect">
+                            <a:avLst/>
+                          </a:prstGeom>
+                          <a:noFill/>
+                          <a:ln w="9525">
+                            <a:noFill/>
+                            <a:headEnd/>
+                            <a:tailEnd/>
+                          </a:ln>
+                        </pic:spPr>
+                      </pic:pic>
+                    </a:graphicData>
+                  </a:graphic>
+                </wp:inline>
+              </w:drawing>
+            </w:r>
+          </w:p>
+          <w:p>
+            <w:pPr>
+              <w:jc w:val="center"/>
+            </w:pPr>
+            <w:pPr>
+              <w:jc w:val="left"/>
+              <w:spacing w:before="200"/>
+              <w:pStyle w:val="ImageCaption"/>
+            </w:pPr>
+            <w:r>
+              <w:t xml:space="preserve">Рисунок 9: Создадим ключ для доступа к github:</w:t>
+            </w:r>
+          </w:p>
+          <w:bookmarkEnd w:id="63"/>
+        </w:tc>
+      </w:tr>
+    </w:tbl>
+    <w:bookmarkEnd w:id="64"/>
+    <w:bookmarkStart w:id="69" w:name="добавление-ключа-ssh"/>
+    <w:p>
+      <w:pPr>
+        <w:pStyle w:val="Heading2"/>
+      </w:pPr>
+      <w:r>
+        <w:t xml:space="preserve">5.16 Добавление ключа ssh</w:t>
+      </w:r>
+    </w:p>
+    <w:tbl>
+      <w:tblPr>
+        <w:tblStyle w:val="Table"/>
+        <w:tblW w:type="pct" w:w="5000"/>
+        <w:tblLayout w:type="fixed"/>
+        <w:tblLook w:firstRow="0" w:lastRow="0" w:firstColumn="0" w:lastColumn="0" w:noHBand="0" w:noVBand="0" w:val="0000"/>
+      </w:tblPr>
+      <w:tblGrid>
+        <w:gridCol w:w="7920"/>
+      </w:tblGrid>
+      <w:tr>
+        <w:tc>
+          <w:tcPr/>
+          <w:bookmarkStart w:id="68" w:name="fig-010"/>
+          <w:p>
+            <w:pPr>
+              <w:pStyle w:val="Compact"/>
+              <w:jc w:val="center"/>
+            </w:pPr>
+            <w:r>
+              <w:drawing>
+                <wp:inline>
+                  <wp:extent cx="3733800" cy="1670967"/>
+                  <wp:effectExtent b="0" l="0" r="0" t="0"/>
+                  <wp:docPr descr="" title="" id="66" name="Picture"/>
+                  <a:graphic>
+                    <a:graphicData uri="http://schemas.openxmlformats.org/drawingml/2006/picture">
+                      <pic:pic>
+                        <pic:nvPicPr>
+                          <pic:cNvPr descr="image/9.png.png" id="67" name="Picture"/>
+                          <pic:cNvPicPr>
+                            <a:picLocks noChangeArrowheads="1" noChangeAspect="1"/>
+                          </pic:cNvPicPr>
+                        </pic:nvPicPr>
+                        <pic:blipFill>
+                          <a:blip r:embed="rId65"/>
+                          <a:stretch>
+                            <a:fillRect/>
+                          </a:stretch>
+                        </pic:blipFill>
+                        <pic:spPr bwMode="auto">
+                          <a:xfrm>
+                            <a:off x="0" y="0"/>
+                            <a:ext cx="3733800" cy="1670967"/>
+                          </a:xfrm>
+                          <a:prstGeom prst="rect">
+                            <a:avLst/>
+                          </a:prstGeom>
+                          <a:noFill/>
+                          <a:ln w="9525">
+                            <a:noFill/>
+                            <a:headEnd/>
+                            <a:tailEnd/>
+                          </a:ln>
+                        </pic:spPr>
+                      </pic:pic>
+                    </a:graphicData>
+                  </a:graphic>
+                </wp:inline>
+              </w:drawing>
+            </w:r>
+          </w:p>
+          <w:p>
+            <w:pPr>
+              <w:jc w:val="center"/>
+            </w:pPr>
+            <w:pPr>
+              <w:jc w:val="left"/>
+              <w:spacing w:before="200"/>
+              <w:pStyle w:val="ImageCaption"/>
+            </w:pPr>
+            <w:r>
+              <w:t xml:space="preserve">Рисунок 10: Добавляем ключ ssh-add</w:t>
+            </w:r>
+          </w:p>
+          <w:bookmarkEnd w:id="68"/>
+        </w:tc>
+      </w:tr>
+    </w:tbl>
+    <w:bookmarkEnd w:id="69"/>
+    <w:bookmarkStart w:id="74" w:name="ключ-gitverse"/>
+    <w:p>
+      <w:pPr>
+        <w:pStyle w:val="Heading2"/>
+      </w:pPr>
+      <w:r>
+        <w:t xml:space="preserve">5.17 Ключ gitverse</w:t>
+      </w:r>
+    </w:p>
+    <w:tbl>
+      <w:tblPr>
+        <w:tblStyle w:val="Table"/>
+        <w:tblW w:type="pct" w:w="5000"/>
+        <w:tblLayout w:type="fixed"/>
+        <w:tblLook w:firstRow="0" w:lastRow="0" w:firstColumn="0" w:lastColumn="0" w:noHBand="0" w:noVBand="0" w:val="0000"/>
+      </w:tblPr>
+      <w:tblGrid>
+        <w:gridCol w:w="7920"/>
+      </w:tblGrid>
+      <w:tr>
+        <w:tc>
+          <w:tcPr/>
+          <w:bookmarkStart w:id="73" w:name="fig-011"/>
+          <w:p>
+            <w:pPr>
+              <w:pStyle w:val="Compact"/>
+              <w:jc w:val="center"/>
+            </w:pPr>
+            <w:r>
+              <w:drawing>
+                <wp:inline>
+                  <wp:extent cx="3733800" cy="3439645"/>
+                  <wp:effectExtent b="0" l="0" r="0" t="0"/>
+                  <wp:docPr descr="" title="" id="71" name="Picture"/>
+                  <a:graphic>
+                    <a:graphicData uri="http://schemas.openxmlformats.org/drawingml/2006/picture">
+                      <pic:pic>
+                        <pic:nvPicPr>
+                          <pic:cNvPr descr="image/10.png.png" id="72" name="Picture"/>
+                          <pic:cNvPicPr>
+                            <a:picLocks noChangeArrowheads="1" noChangeAspect="1"/>
+                          </pic:cNvPicPr>
+                        </pic:nvPicPr>
+                        <pic:blipFill>
+                          <a:blip r:embed="rId70"/>
+                          <a:stretch>
+                            <a:fillRect/>
+                          </a:stretch>
+                        </pic:blipFill>
+                        <pic:spPr bwMode="auto">
+                          <a:xfrm>
+                            <a:off x="0" y="0"/>
+                            <a:ext cx="3733800" cy="3439645"/>
+                          </a:xfrm>
+                          <a:prstGeom prst="rect">
+                            <a:avLst/>
+                          </a:prstGeom>
+                          <a:noFill/>
+                          <a:ln w="9525">
+                            <a:noFill/>
+                            <a:headEnd/>
+                            <a:tailEnd/>
+                          </a:ln>
+                        </pic:spPr>
+                      </pic:pic>
+                    </a:graphicData>
+                  </a:graphic>
+                </wp:inline>
+              </w:drawing>
+            </w:r>
+          </w:p>
+          <w:p>
+            <w:pPr>
+              <w:jc w:val="center"/>
+            </w:pPr>
+            <w:pPr>
+              <w:jc w:val="left"/>
+              <w:spacing w:before="200"/>
+              <w:pStyle w:val="ImageCaption"/>
+            </w:pPr>
+            <w:r>
+              <w:t xml:space="preserve">Рисунок 11: Добавьте ключ в учётную запись gitverse</w:t>
+            </w:r>
+          </w:p>
+          <w:bookmarkEnd w:id="73"/>
+        </w:tc>
+      </w:tr>
+    </w:tbl>
+    <w:bookmarkEnd w:id="74"/>
+    <w:bookmarkStart w:id="79" w:name="ключ-github"/>
+    <w:p>
+      <w:pPr>
+        <w:pStyle w:val="Heading2"/>
+      </w:pPr>
+      <w:r>
+        <w:t xml:space="preserve">5.18 Ключ github</w:t>
+      </w:r>
+    </w:p>
+    <w:tbl>
+      <w:tblPr>
+        <w:tblStyle w:val="Table"/>
+        <w:tblW w:type="pct" w:w="5000"/>
+        <w:tblLayout w:type="fixed"/>
+        <w:tblLook w:firstRow="0" w:lastRow="0" w:firstColumn="0" w:lastColumn="0" w:noHBand="0" w:noVBand="0" w:val="0000"/>
+      </w:tblPr>
+      <w:tblGrid>
+        <w:gridCol w:w="7920"/>
+      </w:tblGrid>
+      <w:tr>
+        <w:tc>
+          <w:tcPr/>
+          <w:bookmarkStart w:id="78" w:name="fig-012"/>
+          <w:p>
+            <w:pPr>
+              <w:pStyle w:val="Compact"/>
+              <w:jc w:val="center"/>
+            </w:pPr>
+            <w:r>
+              <w:drawing>
+                <wp:inline>
+                  <wp:extent cx="3733800" cy="1178273"/>
+                  <wp:effectExtent b="0" l="0" r="0" t="0"/>
+                  <wp:docPr descr="" title="" id="76" name="Picture"/>
+                  <a:graphic>
+                    <a:graphicData uri="http://schemas.openxmlformats.org/drawingml/2006/picture">
+                      <pic:pic>
+                        <pic:nvPicPr>
+                          <pic:cNvPr descr="image/11.png.png" id="77" name="Picture"/>
+                          <pic:cNvPicPr>
+                            <a:picLocks noChangeArrowheads="1" noChangeAspect="1"/>
+                          </pic:cNvPicPr>
+                        </pic:nvPicPr>
+                        <pic:blipFill>
+                          <a:blip r:embed="rId75"/>
+                          <a:stretch>
+                            <a:fillRect/>
+                          </a:stretch>
+                        </pic:blipFill>
+                        <pic:spPr bwMode="auto">
+                          <a:xfrm>
+                            <a:off x="0" y="0"/>
+                            <a:ext cx="3733800" cy="1178273"/>
+                          </a:xfrm>
+                          <a:prstGeom prst="rect">
+                            <a:avLst/>
+                          </a:prstGeom>
+                          <a:noFill/>
+                          <a:ln w="9525">
+                            <a:noFill/>
+                            <a:headEnd/>
+                            <a:tailEnd/>
+                          </a:ln>
+                        </pic:spPr>
+                      </pic:pic>
+                    </a:graphicData>
+                  </a:graphic>
+                </wp:inline>
+              </w:drawing>
+            </w:r>
+          </w:p>
+          <w:p>
+            <w:pPr>
+              <w:jc w:val="center"/>
+            </w:pPr>
+            <w:pPr>
+              <w:jc w:val="left"/>
+              <w:spacing w:before="200"/>
+              <w:pStyle w:val="ImageCaption"/>
+            </w:pPr>
+            <w:r>
+              <w:t xml:space="preserve">Рисунок 12: Добавьте ключ в учётную запись github:</w:t>
+            </w:r>
+          </w:p>
+          <w:bookmarkEnd w:id="78"/>
+        </w:tc>
+      </w:tr>
+    </w:tbl>
+    <w:bookmarkEnd w:id="79"/>
+    <w:bookmarkStart w:id="84" w:name="ssh-key-add"/>
+    <w:p>
+      <w:pPr>
+        <w:pStyle w:val="Heading2"/>
+      </w:pPr>
+      <w:r>
+        <w:t xml:space="preserve">5.19 ssh-key add</w:t>
+      </w:r>
+    </w:p>
+    <w:tbl>
+      <w:tblPr>
+        <w:tblStyle w:val="Table"/>
+        <w:tblW w:type="pct" w:w="5000"/>
+        <w:tblLayout w:type="fixed"/>
+        <w:tblLook w:firstRow="0" w:lastRow="0" w:firstColumn="0" w:lastColumn="0" w:noHBand="0" w:noVBand="0" w:val="0000"/>
+      </w:tblPr>
+      <w:tblGrid>
+        <w:gridCol w:w="7920"/>
+      </w:tblGrid>
+      <w:tr>
+        <w:tc>
+          <w:tcPr/>
+          <w:bookmarkStart w:id="83" w:name="fig-013"/>
+          <w:p>
+            <w:pPr>
+              <w:pStyle w:val="Compact"/>
+              <w:jc w:val="center"/>
+            </w:pPr>
+            <w:r>
+              <w:drawing>
+                <wp:inline>
+                  <wp:extent cx="3733800" cy="767806"/>
+                  <wp:effectExtent b="0" l="0" r="0" t="0"/>
+                  <wp:docPr descr="" title="" id="81" name="Picture"/>
+                  <a:graphic>
+                    <a:graphicData uri="http://schemas.openxmlformats.org/drawingml/2006/picture">
+                      <pic:pic>
+                        <pic:nvPicPr>
+                          <pic:cNvPr descr="image/12.png.png" id="82" name="Picture"/>
+                          <pic:cNvPicPr>
+                            <a:picLocks noChangeArrowheads="1" noChangeAspect="1"/>
+                          </pic:cNvPicPr>
+                        </pic:nvPicPr>
+                        <pic:blipFill>
+                          <a:blip r:embed="rId80"/>
+                          <a:stretch>
+                            <a:fillRect/>
+                          </a:stretch>
+                        </pic:blipFill>
+                        <pic:spPr bwMode="auto">
+                          <a:xfrm>
+                            <a:off x="0" y="0"/>
+                            <a:ext cx="3733800" cy="767806"/>
+                          </a:xfrm>
+                          <a:prstGeom prst="rect">
+                            <a:avLst/>
+                          </a:prstGeom>
+                          <a:noFill/>
+                          <a:ln w="9525">
+                            <a:noFill/>
+                            <a:headEnd/>
+                            <a:tailEnd/>
+                          </a:ln>
+                        </pic:spPr>
+                      </pic:pic>
+                    </a:graphicData>
+                  </a:graphic>
+                </wp:inline>
+              </w:drawing>
+            </w:r>
+          </w:p>
+          <w:p>
+            <w:pPr>
+              <w:jc w:val="center"/>
+            </w:pPr>
+            <w:pPr>
+              <w:jc w:val="left"/>
+              <w:spacing w:before="200"/>
+              <w:pStyle w:val="ImageCaption"/>
+            </w:pPr>
+            <w:r>
+              <w:t xml:space="preserve">Рисунок 13: Добавьте ssh-key add:</w:t>
+            </w:r>
+          </w:p>
+          <w:bookmarkEnd w:id="83"/>
+        </w:tc>
+      </w:tr>
+    </w:tbl>
+    <w:bookmarkEnd w:id="84"/>
+    <w:bookmarkStart w:id="89" w:name="генерация-gpg-ключа"/>
+    <w:p>
+      <w:pPr>
+        <w:pStyle w:val="Heading2"/>
+      </w:pPr>
+      <w:r>
+        <w:t xml:space="preserve">5.20 Генерация GPG ключа</w:t>
+      </w:r>
+    </w:p>
+    <w:tbl>
+      <w:tblPr>
+        <w:tblStyle w:val="Table"/>
+        <w:tblW w:type="pct" w:w="5000"/>
+        <w:tblLayout w:type="fixed"/>
+        <w:tblLook w:firstRow="0" w:lastRow="0" w:firstColumn="0" w:lastColumn="0" w:noHBand="0" w:noVBand="0" w:val="0000"/>
+      </w:tblPr>
+      <w:tblGrid>
+        <w:gridCol w:w="7920"/>
+      </w:tblGrid>
+      <w:tr>
+        <w:tc>
+          <w:tcPr/>
+          <w:bookmarkStart w:id="88" w:name="fig-014"/>
+          <w:p>
+            <w:pPr>
+              <w:pStyle w:val="Compact"/>
+              <w:jc w:val="center"/>
+            </w:pPr>
+            <w:r>
+              <w:drawing>
+                <wp:inline>
+                  <wp:extent cx="3733800" cy="4136728"/>
+                  <wp:effectExtent b="0" l="0" r="0" t="0"/>
+                  <wp:docPr descr="" title="" id="86" name="Picture"/>
+                  <a:graphic>
+                    <a:graphicData uri="http://schemas.openxmlformats.org/drawingml/2006/picture">
+                      <pic:pic>
+                        <pic:nvPicPr>
+                          <pic:cNvPr descr="image/13.png.png" id="87" name="Picture"/>
+                          <pic:cNvPicPr>
+                            <a:picLocks noChangeArrowheads="1" noChangeAspect="1"/>
+                          </pic:cNvPicPr>
+                        </pic:nvPicPr>
+                        <pic:blipFill>
+                          <a:blip r:embed="rId85"/>
+                          <a:stretch>
+                            <a:fillRect/>
+                          </a:stretch>
+                        </pic:blipFill>
+                        <pic:spPr bwMode="auto">
+                          <a:xfrm>
+                            <a:off x="0" y="0"/>
+                            <a:ext cx="3733800" cy="4136728"/>
+                          </a:xfrm>
+                          <a:prstGeom prst="rect">
+                            <a:avLst/>
+                          </a:prstGeom>
+                          <a:noFill/>
+                          <a:ln w="9525">
+                            <a:noFill/>
+                            <a:headEnd/>
+                            <a:tailEnd/>
+                          </a:ln>
+                        </pic:spPr>
+                      </pic:pic>
+                    </a:graphicData>
+                  </a:graphic>
+                </wp:inline>
+              </w:drawing>
+            </w:r>
+          </w:p>
+          <w:p>
+            <w:pPr>
+              <w:jc w:val="center"/>
+            </w:pPr>
+            <w:pPr>
+              <w:jc w:val="left"/>
+              <w:spacing w:before="200"/>
+              <w:pStyle w:val="ImageCaption"/>
+            </w:pPr>
+            <w:r>
+              <w:t xml:space="preserve">Рисунок 14: Генерируем ключ gpg –full-generate-key:</w:t>
+            </w:r>
+          </w:p>
+          <w:bookmarkEnd w:id="88"/>
+        </w:tc>
+      </w:tr>
+    </w:tbl>
+    <w:bookmarkEnd w:id="89"/>
+    <w:bookmarkStart w:id="94" w:name="список-ключей"/>
+    <w:p>
+      <w:pPr>
+        <w:pStyle w:val="Heading2"/>
+      </w:pPr>
+      <w:r>
+        <w:t xml:space="preserve">5.21 Список ключей</w:t>
+      </w:r>
+    </w:p>
+    <w:tbl>
+      <w:tblPr>
+        <w:tblStyle w:val="Table"/>
+        <w:tblW w:type="pct" w:w="5000"/>
+        <w:tblLayout w:type="fixed"/>
+        <w:tblLook w:firstRow="0" w:lastRow="0" w:firstColumn="0" w:lastColumn="0" w:noHBand="0" w:noVBand="0" w:val="0000"/>
+      </w:tblPr>
+      <w:tblGrid>
+        <w:gridCol w:w="7920"/>
+      </w:tblGrid>
+      <w:tr>
+        <w:tc>
+          <w:tcPr/>
+          <w:bookmarkStart w:id="93" w:name="fig-015"/>
+          <w:p>
+            <w:pPr>
+              <w:pStyle w:val="Compact"/>
+              <w:jc w:val="center"/>
+            </w:pPr>
+            <w:r>
+              <w:drawing>
+                <wp:inline>
+                  <wp:extent cx="3733800" cy="976592"/>
+                  <wp:effectExtent b="0" l="0" r="0" t="0"/>
+                  <wp:docPr descr="" title="" id="91" name="Picture"/>
+                  <a:graphic>
+                    <a:graphicData uri="http://schemas.openxmlformats.org/drawingml/2006/picture">
+                      <pic:pic>
+                        <pic:nvPicPr>
+                          <pic:cNvPr descr="image/14.png.png" id="92" name="Picture"/>
+                          <pic:cNvPicPr>
+                            <a:picLocks noChangeArrowheads="1" noChangeAspect="1"/>
+                          </pic:cNvPicPr>
+                        </pic:nvPicPr>
+                        <pic:blipFill>
+                          <a:blip r:embed="rId90"/>
+                          <a:stretch>
+                            <a:fillRect/>
+                          </a:stretch>
+                        </pic:blipFill>
+                        <pic:spPr bwMode="auto">
+                          <a:xfrm>
+                            <a:off x="0" y="0"/>
+                            <a:ext cx="3733800" cy="976592"/>
+                          </a:xfrm>
+                          <a:prstGeom prst="rect">
+                            <a:avLst/>
+                          </a:prstGeom>
+                          <a:noFill/>
+                          <a:ln w="9525">
+                            <a:noFill/>
+                            <a:headEnd/>
+                            <a:tailEnd/>
+                          </a:ln>
+                        </pic:spPr>
+                      </pic:pic>
+                    </a:graphicData>
+                  </a:graphic>
+                </wp:inline>
+              </w:drawing>
+            </w:r>
+          </w:p>
+          <w:p>
+            <w:pPr>
+              <w:jc w:val="center"/>
+            </w:pPr>
+            <w:pPr>
+              <w:jc w:val="left"/>
+              <w:spacing w:before="200"/>
+              <w:pStyle w:val="ImageCaption"/>
+            </w:pPr>
+            <w:r>
+              <w:t xml:space="preserve">Рисунок 15: Выводим список ключей gpg –list-secret-keys:</w:t>
+            </w:r>
+          </w:p>
+          <w:bookmarkEnd w:id="93"/>
+        </w:tc>
+      </w:tr>
+    </w:tbl>
+    <w:bookmarkEnd w:id="94"/>
+    <w:bookmarkStart w:id="99" w:name="копирование-pgp-ключа"/>
+    <w:p>
+      <w:pPr>
+        <w:pStyle w:val="Heading2"/>
+      </w:pPr>
+      <w:r>
+        <w:t xml:space="preserve">5.22 Копирование PGP ключа</w:t>
+      </w:r>
+    </w:p>
+    <w:tbl>
+      <w:tblPr>
+        <w:tblStyle w:val="Table"/>
+        <w:tblW w:type="pct" w:w="5000"/>
+        <w:tblLayout w:type="fixed"/>
+        <w:tblLook w:firstRow="0" w:lastRow="0" w:firstColumn="0" w:lastColumn="0" w:noHBand="0" w:noVBand="0" w:val="0000"/>
+      </w:tblPr>
+      <w:tblGrid>
+        <w:gridCol w:w="7920"/>
+      </w:tblGrid>
+      <w:tr>
+        <w:tc>
+          <w:tcPr/>
+          <w:bookmarkStart w:id="98" w:name="fig-016"/>
+          <w:p>
+            <w:pPr>
+              <w:pStyle w:val="Compact"/>
+              <w:jc w:val="center"/>
+            </w:pPr>
+            <w:r>
+              <w:drawing>
+                <wp:inline>
+                  <wp:extent cx="3733800" cy="452011"/>
+                  <wp:effectExtent b="0" l="0" r="0" t="0"/>
+                  <wp:docPr descr="" title="" id="96" name="Picture"/>
+                  <a:graphic>
+                    <a:graphicData uri="http://schemas.openxmlformats.org/drawingml/2006/picture">
+                      <pic:pic>
+                        <pic:nvPicPr>
+                          <pic:cNvPr descr="image/15.png.png" id="97" name="Picture"/>
+                          <pic:cNvPicPr>
+                            <a:picLocks noChangeArrowheads="1" noChangeAspect="1"/>
+                          </pic:cNvPicPr>
+                        </pic:nvPicPr>
+                        <pic:blipFill>
+                          <a:blip r:embed="rId95"/>
+                          <a:stretch>
+                            <a:fillRect/>
+                          </a:stretch>
+                        </pic:blipFill>
+                        <pic:spPr bwMode="auto">
+                          <a:xfrm>
+                            <a:off x="0" y="0"/>
+                            <a:ext cx="3733800" cy="452011"/>
+                          </a:xfrm>
+                          <a:prstGeom prst="rect">
+                            <a:avLst/>
+                          </a:prstGeom>
+                          <a:noFill/>
+                          <a:ln w="9525">
+                            <a:noFill/>
+                            <a:headEnd/>
+                            <a:tailEnd/>
+                          </a:ln>
+                        </pic:spPr>
+                      </pic:pic>
+                    </a:graphicData>
+                  </a:graphic>
+                </wp:inline>
+              </w:drawing>
+            </w:r>
+          </w:p>
+          <w:p>
+            <w:pPr>
+              <w:jc w:val="center"/>
+            </w:pPr>
+            <w:pPr>
+              <w:jc w:val="left"/>
+              <w:spacing w:before="200"/>
+              <w:pStyle w:val="ImageCaption"/>
+            </w:pPr>
+            <w:r>
+              <w:t xml:space="preserve">Рисунок 16: Cкопируйте ваш сгенерированный PGP ключ в буфер обмена:</w:t>
+            </w:r>
+          </w:p>
+          <w:bookmarkEnd w:id="98"/>
+        </w:tc>
+      </w:tr>
+    </w:tbl>
+    <w:bookmarkEnd w:id="99"/>
+    <w:bookmarkStart w:id="104" w:name="добавление-gpg-в-gitverse"/>
+    <w:p>
+      <w:pPr>
+        <w:pStyle w:val="Heading2"/>
+      </w:pPr>
+      <w:r>
+        <w:t xml:space="preserve">5.23 Добавление GPG в Gitverse</w:t>
+      </w:r>
+    </w:p>
+    <w:tbl>
+      <w:tblPr>
+        <w:tblStyle w:val="Table"/>
+        <w:tblW w:type="pct" w:w="5000"/>
+        <w:tblLayout w:type="fixed"/>
+        <w:tblLook w:firstRow="0" w:lastRow="0" w:firstColumn="0" w:lastColumn="0" w:noHBand="0" w:noVBand="0" w:val="0000"/>
+      </w:tblPr>
+      <w:tblGrid>
+        <w:gridCol w:w="7920"/>
+      </w:tblGrid>
+      <w:tr>
+        <w:tc>
+          <w:tcPr/>
+          <w:bookmarkStart w:id="103" w:name="fig-017"/>
+          <w:p>
+            <w:pPr>
+              <w:pStyle w:val="Compact"/>
+              <w:jc w:val="center"/>
+            </w:pPr>
+            <w:r>
+              <w:drawing>
+                <wp:inline>
+                  <wp:extent cx="3733800" cy="1542798"/>
+                  <wp:effectExtent b="0" l="0" r="0" t="0"/>
+                  <wp:docPr descr="" title="" id="101" name="Picture"/>
+                  <a:graphic>
+                    <a:graphicData uri="http://schemas.openxmlformats.org/drawingml/2006/picture">
+                      <pic:pic>
+                        <pic:nvPicPr>
+                          <pic:cNvPr descr="image/16.png.png" id="102" name="Picture"/>
+                          <pic:cNvPicPr>
+                            <a:picLocks noChangeArrowheads="1" noChangeAspect="1"/>
+                          </pic:cNvPicPr>
+                        </pic:nvPicPr>
+                        <pic:blipFill>
+                          <a:blip r:embed="rId100"/>
+                          <a:stretch>
+                            <a:fillRect/>
+                          </a:stretch>
+                        </pic:blipFill>
+                        <pic:spPr bwMode="auto">
+                          <a:xfrm>
+                            <a:off x="0" y="0"/>
+                            <a:ext cx="3733800" cy="1542798"/>
+                          </a:xfrm>
+                          <a:prstGeom prst="rect">
+                            <a:avLst/>
+                          </a:prstGeom>
+                          <a:noFill/>
+                          <a:ln w="9525">
+                            <a:noFill/>
+                            <a:headEnd/>
+                            <a:tailEnd/>
+                          </a:ln>
+                        </pic:spPr>
+                      </pic:pic>
+                    </a:graphicData>
+                  </a:graphic>
+                </wp:inline>
+              </w:drawing>
+            </w:r>
+          </w:p>
+          <w:p>
+            <w:pPr>
+              <w:jc w:val="center"/>
+            </w:pPr>
+            <w:pPr>
+              <w:jc w:val="left"/>
+              <w:spacing w:before="200"/>
+              <w:pStyle w:val="ImageCaption"/>
+            </w:pPr>
+            <w:r>
+              <w:t xml:space="preserve">Рисунок 17: Перейдите в настройки Gitverse, нажмите на кнопку Добавить GPG :</w:t>
+            </w:r>
+          </w:p>
+          <w:bookmarkEnd w:id="103"/>
+        </w:tc>
+      </w:tr>
+    </w:tbl>
+    <w:bookmarkEnd w:id="104"/>
+    <w:bookmarkStart w:id="109" w:name="добавление-gpg-в-github"/>
+    <w:p>
+      <w:pPr>
+        <w:pStyle w:val="Heading2"/>
+      </w:pPr>
+      <w:r>
+        <w:t xml:space="preserve">5.24 Добавление GPG в GitHub</w:t>
+      </w:r>
+    </w:p>
+    <w:tbl>
+      <w:tblPr>
+        <w:tblStyle w:val="Table"/>
+        <w:tblW w:type="pct" w:w="5000"/>
+        <w:tblLayout w:type="fixed"/>
+        <w:tblLook w:firstRow="0" w:lastRow="0" w:firstColumn="0" w:lastColumn="0" w:noHBand="0" w:noVBand="0" w:val="0000"/>
+      </w:tblPr>
+      <w:tblGrid>
+        <w:gridCol w:w="7920"/>
+      </w:tblGrid>
+      <w:tr>
+        <w:tc>
+          <w:tcPr/>
+          <w:bookmarkStart w:id="108" w:name="fig-018"/>
+          <w:p>
+            <w:pPr>
+              <w:pStyle w:val="Compact"/>
+              <w:jc w:val="center"/>
+            </w:pPr>
+            <w:r>
+              <w:drawing>
+                <wp:inline>
+                  <wp:extent cx="3733800" cy="673070"/>
+                  <wp:effectExtent b="0" l="0" r="0" t="0"/>
+                  <wp:docPr descr="" title="" id="106" name="Picture"/>
+                  <a:graphic>
+                    <a:graphicData uri="http://schemas.openxmlformats.org/drawingml/2006/picture">
+                      <pic:pic>
+                        <pic:nvPicPr>
+                          <pic:cNvPr descr="image/17.png.png" id="107" name="Picture"/>
+                          <pic:cNvPicPr>
+                            <a:picLocks noChangeArrowheads="1" noChangeAspect="1"/>
+                          </pic:cNvPicPr>
+                        </pic:nvPicPr>
+                        <pic:blipFill>
+                          <a:blip r:embed="rId105"/>
+                          <a:stretch>
+                            <a:fillRect/>
+                          </a:stretch>
+                        </pic:blipFill>
+                        <pic:spPr bwMode="auto">
+                          <a:xfrm>
+                            <a:off x="0" y="0"/>
+                            <a:ext cx="3733800" cy="673070"/>
+                          </a:xfrm>
+                          <a:prstGeom prst="rect">
+                            <a:avLst/>
+                          </a:prstGeom>
+                          <a:noFill/>
+                          <a:ln w="9525">
+                            <a:noFill/>
+                            <a:headEnd/>
+                            <a:tailEnd/>
+                          </a:ln>
+                        </pic:spPr>
+                      </pic:pic>
+                    </a:graphicData>
+                  </a:graphic>
+                </wp:inline>
+              </w:drawing>
+            </w:r>
+          </w:p>
+          <w:p>
+            <w:pPr>
+              <w:jc w:val="center"/>
+            </w:pPr>
+            <w:pPr>
+              <w:jc w:val="left"/>
+              <w:spacing w:before="200"/>
+              <w:pStyle w:val="ImageCaption"/>
+            </w:pPr>
+            <w:r>
+              <w:t xml:space="preserve">Рисунок 18: Перейдите в настройки GitHub, нажмите на кнопку Добавить GPG :</w:t>
+            </w:r>
+          </w:p>
+          <w:bookmarkEnd w:id="108"/>
+        </w:tc>
+      </w:tr>
+    </w:tbl>
+    <w:bookmarkEnd w:id="109"/>
+    <w:bookmarkStart w:id="114" w:name="автоматические-подписи"/>
+    <w:p>
+      <w:pPr>
+        <w:pStyle w:val="Heading2"/>
+      </w:pPr>
+      <w:r>
+        <w:t xml:space="preserve">5.25 Автоматические подписи</w:t>
+      </w:r>
+    </w:p>
+    <w:tbl>
+      <w:tblPr>
+        <w:tblStyle w:val="Table"/>
+        <w:tblW w:type="pct" w:w="5000"/>
+        <w:tblLayout w:type="fixed"/>
+        <w:tblLook w:firstRow="0" w:lastRow="0" w:firstColumn="0" w:lastColumn="0" w:noHBand="0" w:noVBand="0" w:val="0000"/>
+      </w:tblPr>
+      <w:tblGrid>
+        <w:gridCol w:w="7920"/>
+      </w:tblGrid>
+      <w:tr>
+        <w:tc>
+          <w:tcPr/>
+          <w:bookmarkStart w:id="113" w:name="fig-019"/>
+          <w:p>
+            <w:pPr>
+              <w:pStyle w:val="Compact"/>
+              <w:jc w:val="center"/>
+            </w:pPr>
+            <w:r>
+              <w:drawing>
+                <wp:inline>
+                  <wp:extent cx="3733800" cy="643620"/>
+                  <wp:effectExtent b="0" l="0" r="0" t="0"/>
+                  <wp:docPr descr="" title="" id="111" name="Picture"/>
+                  <a:graphic>
+                    <a:graphicData uri="http://schemas.openxmlformats.org/drawingml/2006/picture">
+                      <pic:pic>
+                        <pic:nvPicPr>
+                          <pic:cNvPr descr="image/18.png.png" id="112" name="Picture"/>
+                          <pic:cNvPicPr>
+                            <a:picLocks noChangeArrowheads="1" noChangeAspect="1"/>
+                          </pic:cNvPicPr>
+                        </pic:nvPicPr>
+                        <pic:blipFill>
+                          <a:blip r:embed="rId110"/>
+                          <a:stretch>
+                            <a:fillRect/>
+                          </a:stretch>
+                        </pic:blipFill>
+                        <pic:spPr bwMode="auto">
+                          <a:xfrm>
+                            <a:off x="0" y="0"/>
+                            <a:ext cx="3733800" cy="643620"/>
+                          </a:xfrm>
+                          <a:prstGeom prst="rect">
+                            <a:avLst/>
+                          </a:prstGeom>
+                          <a:noFill/>
+                          <a:ln w="9525">
+                            <a:noFill/>
+                            <a:headEnd/>
+                            <a:tailEnd/>
+                          </a:ln>
+                        </pic:spPr>
+                      </pic:pic>
+                    </a:graphicData>
+                  </a:graphic>
+                </wp:inline>
+              </w:drawing>
+            </w:r>
+          </w:p>
+          <w:p>
+            <w:pPr>
+              <w:jc w:val="center"/>
+            </w:pPr>
+            <w:pPr>
+              <w:jc w:val="left"/>
+              <w:spacing w:before="200"/>
+              <w:pStyle w:val="ImageCaption"/>
+            </w:pPr>
+            <w:r>
+              <w:t xml:space="preserve">Рисунок 19: Настройка автоматических подписей коммитов git:</w:t>
+            </w:r>
+          </w:p>
+          <w:bookmarkEnd w:id="113"/>
+        </w:tc>
+      </w:tr>
+    </w:tbl>
+    <w:bookmarkEnd w:id="114"/>
+    <w:bookmarkStart w:id="119" w:name="установка-quarto"/>
+    <w:p>
+      <w:pPr>
+        <w:pStyle w:val="Heading2"/>
+      </w:pPr>
+      <w:r>
+        <w:t xml:space="preserve">5.26 Установка quarto</w:t>
+      </w:r>
+    </w:p>
+    <w:tbl>
+      <w:tblPr>
+        <w:tblStyle w:val="Table"/>
+        <w:tblW w:type="pct" w:w="5000"/>
+        <w:tblLayout w:type="fixed"/>
+        <w:tblLook w:firstRow="0" w:lastRow="0" w:firstColumn="0" w:lastColumn="0" w:noHBand="0" w:noVBand="0" w:val="0000"/>
+      </w:tblPr>
+      <w:tblGrid>
+        <w:gridCol w:w="7920"/>
+      </w:tblGrid>
+      <w:tr>
+        <w:tc>
+          <w:tcPr/>
+          <w:bookmarkStart w:id="118" w:name="fig-020"/>
+          <w:p>
+            <w:pPr>
+              <w:pStyle w:val="Compact"/>
+              <w:jc w:val="center"/>
+            </w:pPr>
+            <w:r>
+              <w:drawing>
+                <wp:inline>
+                  <wp:extent cx="3733800" cy="1432845"/>
+                  <wp:effectExtent b="0" l="0" r="0" t="0"/>
+                  <wp:docPr descr="" title="" id="116" name="Picture"/>
+                  <a:graphic>
+                    <a:graphicData uri="http://schemas.openxmlformats.org/drawingml/2006/picture">
+                      <pic:pic>
+                        <pic:nvPicPr>
+                          <pic:cNvPr descr="image/19.png.png" id="117" name="Picture"/>
+                          <pic:cNvPicPr>
+                            <a:picLocks noChangeArrowheads="1" noChangeAspect="1"/>
+                          </pic:cNvPicPr>
+                        </pic:nvPicPr>
+                        <pic:blipFill>
+                          <a:blip r:embed="rId115"/>
+                          <a:stretch>
+                            <a:fillRect/>
+                          </a:stretch>
+                        </pic:blipFill>
+                        <pic:spPr bwMode="auto">
+                          <a:xfrm>
+                            <a:off x="0" y="0"/>
+                            <a:ext cx="3733800" cy="1432845"/>
+                          </a:xfrm>
+                          <a:prstGeom prst="rect">
+                            <a:avLst/>
+                          </a:prstGeom>
+                          <a:noFill/>
+                          <a:ln w="9525">
+                            <a:noFill/>
+                            <a:headEnd/>
+                            <a:tailEnd/>
+                          </a:ln>
+                        </pic:spPr>
+                      </pic:pic>
+                    </a:graphicData>
+                  </a:graphic>
+                </wp:inline>
+              </w:drawing>
+            </w:r>
+          </w:p>
+          <w:p>
+            <w:pPr>
+              <w:jc w:val="center"/>
+            </w:pPr>
+            <w:pPr>
+              <w:jc w:val="left"/>
+              <w:spacing w:before="200"/>
+              <w:pStyle w:val="ImageCaption"/>
+            </w:pPr>
+            <w:r>
+              <w:t xml:space="preserve">Рисунок 20: choco install quarto:</w:t>
+            </w:r>
+          </w:p>
+          <w:bookmarkEnd w:id="118"/>
+        </w:tc>
+      </w:tr>
+    </w:tbl>
+    <w:bookmarkEnd w:id="119"/>
+    <w:bookmarkStart w:id="128" w:name="установка-node-yarn-pnpm"/>
+    <w:p>
+      <w:pPr>
+        <w:pStyle w:val="Heading2"/>
+      </w:pPr>
+      <w:r>
+        <w:t xml:space="preserve">5.27 Установка Node, yarn, pnpm</w:t>
       </w:r>
     </w:p>
     <w:p>
       <w:pPr>
         <w:pStyle w:val="FirstParagraph"/>
       </w:pPr>
+      <w:bookmarkStart w:id="123" w:name="fig-021"/>
       <w:r>
         <w:drawing>
           <wp:inline>
-            <wp:extent cx="4572000" cy="3657600"/>
+            <wp:extent cx="3733800" cy="1876573"/>
             <wp:effectExtent b="0" l="0" r="0" t="0"/>
-            <wp:docPr descr="" title="" id="18" name="Picture"/>
+            <wp:docPr descr="Установка Node. yarn. pnpm:" title="" id="121" name="Picture"/>
             <a:graphic>
               <a:graphicData uri="http://schemas.openxmlformats.org/drawingml/2006/picture">
                 <pic:pic>
                   <pic:nvPicPr>
-                    <pic:cNvPr descr="simulation-modeling-lab01-report_files/figure-docx/cell-5-output-1.svg" id="19" name="Picture"/>
+                    <pic:cNvPr descr="image/20.png.png" id="122" name="Picture"/>
                     <pic:cNvPicPr>
                       <a:picLocks noChangeArrowheads="1" noChangeAspect="1"/>
                     </pic:cNvPicPr>
                   </pic:nvPicPr>
                   <pic:blipFill>
-                    <a:blip>
-                      <a:extLst>
-                        <a:ext uri="{28A0092B-C50C-407E-A947-70E740481C1C}">
-                          <a14:useLocalDpi xmlns:a14="http://schemas.microsoft.com/office/drawing/2010/main" val="0"/>
-                        </a:ext>
-                        <a:ext uri="{96DAC541-7B7A-43D3-8B79-37D633B846F1}">
-                          <asvg:svgBlip xmlns:asvg="http://schemas.microsoft.com/office/drawing/2016/SVG/main" r:embed="rId17"/>
-                        </a:ext>
-                      </a:extLst>
-                    </a:blip>
+                    <a:blip r:embed="rId120"/>
                     <a:stretch>
                       <a:fillRect/>
                     </a:stretch>
@@ -1722,7 +3589,7 @@
                   <pic:spPr bwMode="auto">
                     <a:xfrm>
                       <a:off x="0" y="0"/>
-                      <a:ext cx="4572000" cy="3657600"/>
+                      <a:ext cx="3733800" cy="1876573"/>
                     </a:xfrm>
                     <a:prstGeom prst="rect">
                       <a:avLst/>
@@ -1740,619 +3607,63 @@
           </wp:inline>
         </w:drawing>
       </w:r>
-    </w:p>
-    <w:p>
-      <w:pPr>
-        <w:pStyle w:val="BodyText"/>
-      </w:pPr>
-      <w:r>
-        <w:t xml:space="preserve">Сохраним график в папку plots</w:t>
-      </w:r>
-    </w:p>
-    <w:p>
-      <w:pPr>
-        <w:pStyle w:val="SourceCode"/>
-      </w:pPr>
-      <w:r>
-        <w:rPr>
-          <w:rStyle w:val="FunctionTok"/>
-        </w:rPr>
-        <w:t xml:space="preserve">savefig</w:t>
-      </w:r>
-      <w:r>
-        <w:rPr>
-          <w:rStyle w:val="NormalTok"/>
-        </w:rPr>
-        <w:t xml:space="preserve">(</w:t>
-      </w:r>
-      <w:r>
-        <w:rPr>
-          <w:rStyle w:val="FunctionTok"/>
-        </w:rPr>
-        <w:t xml:space="preserve">plotsdir</w:t>
-      </w:r>
-      <w:r>
-        <w:rPr>
-          <w:rStyle w:val="NormalTok"/>
-        </w:rPr>
-        <w:t xml:space="preserve">(script_name, </w:t>
-      </w:r>
-      <w:r>
-        <w:rPr>
-          <w:rStyle w:val="StringTok"/>
-        </w:rPr>
-        <w:t xml:space="preserve">"exponential_growth_α=</w:t>
-      </w:r>
-      <w:r>
-        <w:rPr>
-          <w:rStyle w:val="SpecialCharTok"/>
-        </w:rPr>
-        <w:t xml:space="preserve">$</w:t>
-      </w:r>
-      <w:r>
-        <w:rPr>
-          <w:rStyle w:val="StringTok"/>
-        </w:rPr>
-        <w:t xml:space="preserve">α.</w:t>
-      </w:r>
-      <w:r>
-        <w:rPr>
-          <w:rStyle w:val="NormalTok"/>
-        </w:rPr>
-        <w:t xml:space="preserve">png</w:t>
-      </w:r>
-      <w:r>
-        <w:rPr>
-          <w:rStyle w:val="StringTok"/>
-        </w:rPr>
-        <w:t xml:space="preserve">"</w:t>
-      </w:r>
-      <w:r>
-        <w:rPr>
-          <w:rStyle w:val="NormalTok"/>
-        </w:rPr>
-        <w:t xml:space="preserve">))</w:t>
-      </w:r>
-    </w:p>
-    <w:p>
-      <w:pPr>
-        <w:pStyle w:val="SourceCode"/>
-      </w:pPr>
-      <w:r>
-        <w:rPr>
-          <w:rStyle w:val="VerbatimChar"/>
-        </w:rPr>
-        <w:t xml:space="preserve">"C:\\Users\\uzarb\\work\\study\\2026-1\\2026-1==study-simulation-modeling\\labs\\lab01\\project\\plots\\01_exponential_growth\\exponential_growth_α=0.3.png"</w:t>
-      </w:r>
-    </w:p>
-    <w:bookmarkEnd w:id="20"/>
-    <w:bookmarkStart w:id="21" w:name="анализ-результатов"/>
+      <w:bookmarkEnd w:id="123"/>
+      <w:r>
+        <w:t xml:space="preserve"> </w:t>
+      </w:r>
+      <w:bookmarkStart w:id="127" w:name="fig-022"/>
+      <w:r>
+        <w:drawing>
+          <wp:inline>
+            <wp:extent cx="3733800" cy="2574088"/>
+            <wp:effectExtent b="0" l="0" r="0" t="0"/>
+            <wp:docPr descr="Установка Node. yarn. pnpm:" title="" id="125" name="Picture"/>
+            <a:graphic>
+              <a:graphicData uri="http://schemas.openxmlformats.org/drawingml/2006/picture">
+                <pic:pic>
+                  <pic:nvPicPr>
+                    <pic:cNvPr descr="image/21.png.png" id="126" name="Picture"/>
+                    <pic:cNvPicPr>
+                      <a:picLocks noChangeArrowheads="1" noChangeAspect="1"/>
+                    </pic:cNvPicPr>
+                  </pic:nvPicPr>
+                  <pic:blipFill>
+                    <a:blip r:embed="rId124"/>
+                    <a:stretch>
+                      <a:fillRect/>
+                    </a:stretch>
+                  </pic:blipFill>
+                  <pic:spPr bwMode="auto">
+                    <a:xfrm>
+                      <a:off x="0" y="0"/>
+                      <a:ext cx="3733800" cy="2574088"/>
+                    </a:xfrm>
+                    <a:prstGeom prst="rect">
+                      <a:avLst/>
+                    </a:prstGeom>
+                    <a:noFill/>
+                    <a:ln w="9525">
+                      <a:noFill/>
+                      <a:headEnd/>
+                      <a:tailEnd/>
+                    </a:ln>
+                  </pic:spPr>
+                </pic:pic>
+              </a:graphicData>
+            </a:graphic>
+          </wp:inline>
+        </w:drawing>
+      </w:r>
+      <w:bookmarkEnd w:id="127"/>
+    </w:p>
+    <w:bookmarkEnd w:id="128"/>
+    <w:bookmarkStart w:id="133" w:name="cz-customizable"/>
     <w:p>
       <w:pPr>
         <w:pStyle w:val="Heading2"/>
       </w:pPr>
       <w:r>
-        <w:t xml:space="preserve">5.5 Анализ результатов</w:t>
-      </w:r>
-    </w:p>
-    <w:p>
-      <w:pPr>
-        <w:pStyle w:val="FirstParagraph"/>
-      </w:pPr>
-      <w:r>
-        <w:t xml:space="preserve">Создадим таблицу с данными:</w:t>
-      </w:r>
-    </w:p>
-    <w:p>
-      <w:pPr>
-        <w:pStyle w:val="SourceCode"/>
-      </w:pPr>
-      <w:r>
-        <w:rPr>
-          <w:rStyle w:val="NormalTok"/>
-        </w:rPr>
-        <w:t xml:space="preserve">df </w:t>
-      </w:r>
-      <w:r>
-        <w:rPr>
-          <w:rStyle w:val="OperatorTok"/>
-        </w:rPr>
-        <w:t xml:space="preserve">=</w:t>
-      </w:r>
-      <w:r>
-        <w:rPr>
-          <w:rStyle w:val="NormalTok"/>
-        </w:rPr>
-        <w:t xml:space="preserve"> </w:t>
-      </w:r>
-      <w:r>
-        <w:rPr>
-          <w:rStyle w:val="FunctionTok"/>
-        </w:rPr>
-        <w:t xml:space="preserve">DataFrame</w:t>
-      </w:r>
-      <w:r>
-        <w:rPr>
-          <w:rStyle w:val="NormalTok"/>
-        </w:rPr>
-        <w:t xml:space="preserve">(t</w:t>
-      </w:r>
-      <w:r>
-        <w:rPr>
-          <w:rStyle w:val="OperatorTok"/>
-        </w:rPr>
-        <w:t xml:space="preserve">=</w:t>
-      </w:r>
-      <w:r>
-        <w:rPr>
-          <w:rStyle w:val="NormalTok"/>
-        </w:rPr>
-        <w:t xml:space="preserve">sol.t, u</w:t>
-      </w:r>
-      <w:r>
-        <w:rPr>
-          <w:rStyle w:val="OperatorTok"/>
-        </w:rPr>
-        <w:t xml:space="preserve">=</w:t>
-      </w:r>
-      <w:r>
-        <w:rPr>
-          <w:rStyle w:val="FunctionTok"/>
-        </w:rPr>
-        <w:t xml:space="preserve">first</w:t>
-      </w:r>
-      <w:r>
-        <w:rPr>
-          <w:rStyle w:val="NormalTok"/>
-        </w:rPr>
-        <w:t xml:space="preserve">.(sol.u))</w:t>
-      </w:r>
-      <w:r>
-        <w:br/>
-      </w:r>
-      <w:r>
-        <w:rPr>
-          <w:rStyle w:val="FunctionTok"/>
-        </w:rPr>
-        <w:t xml:space="preserve">println</w:t>
-      </w:r>
-      <w:r>
-        <w:rPr>
-          <w:rStyle w:val="NormalTok"/>
-        </w:rPr>
-        <w:t xml:space="preserve">(</w:t>
-      </w:r>
-      <w:r>
-        <w:rPr>
-          <w:rStyle w:val="StringTok"/>
-        </w:rPr>
-        <w:t xml:space="preserve">"Первые 5 строк результатов:"</w:t>
-      </w:r>
-      <w:r>
-        <w:rPr>
-          <w:rStyle w:val="NormalTok"/>
-        </w:rPr>
-        <w:t xml:space="preserve">)</w:t>
-      </w:r>
-      <w:r>
-        <w:br/>
-      </w:r>
-      <w:r>
-        <w:rPr>
-          <w:rStyle w:val="FunctionTok"/>
-        </w:rPr>
-        <w:t xml:space="preserve">println</w:t>
-      </w:r>
-      <w:r>
-        <w:rPr>
-          <w:rStyle w:val="NormalTok"/>
-        </w:rPr>
-        <w:t xml:space="preserve">(</w:t>
-      </w:r>
-      <w:r>
-        <w:rPr>
-          <w:rStyle w:val="FunctionTok"/>
-        </w:rPr>
-        <w:t xml:space="preserve">first</w:t>
-      </w:r>
-      <w:r>
-        <w:rPr>
-          <w:rStyle w:val="NormalTok"/>
-        </w:rPr>
-        <w:t xml:space="preserve">(df, </w:t>
-      </w:r>
-      <w:r>
-        <w:rPr>
-          <w:rStyle w:val="FloatTok"/>
-        </w:rPr>
-        <w:t xml:space="preserve">5</w:t>
-      </w:r>
-      <w:r>
-        <w:rPr>
-          <w:rStyle w:val="NormalTok"/>
-        </w:rPr>
-        <w:t xml:space="preserve">))</w:t>
-      </w:r>
-    </w:p>
-    <w:p>
-      <w:pPr>
-        <w:pStyle w:val="SourceCode"/>
-      </w:pPr>
-      <w:r>
-        <w:rPr>
-          <w:rStyle w:val="VerbatimChar"/>
-        </w:rPr>
-        <w:t xml:space="preserve">Первые 5 строк результатов:</w:t>
-      </w:r>
-      <w:r>
-        <w:br/>
-      </w:r>
-      <w:r>
-        <w:rPr>
-          <w:rStyle w:val="VerbatimChar"/>
-        </w:rPr>
-        <w:t xml:space="preserve">5×2 DataFrame</w:t>
-      </w:r>
-      <w:r>
-        <w:br/>
-      </w:r>
-      <w:r>
-        <w:rPr>
-          <w:rStyle w:val="VerbatimChar"/>
-        </w:rPr>
-        <w:t xml:space="preserve"> Row │ t        u       </w:t>
-      </w:r>
-      <w:r>
-        <w:br/>
-      </w:r>
-      <w:r>
-        <w:rPr>
-          <w:rStyle w:val="VerbatimChar"/>
-        </w:rPr>
-        <w:t xml:space="preserve">     │ Float64  Float64 </w:t>
-      </w:r>
-      <w:r>
-        <w:br/>
-      </w:r>
-      <w:r>
-        <w:rPr>
-          <w:rStyle w:val="VerbatimChar"/>
-        </w:rPr>
-        <w:t xml:space="preserve">─────┼──────────────────</w:t>
-      </w:r>
-      <w:r>
-        <w:br/>
-      </w:r>
-      <w:r>
-        <w:rPr>
-          <w:rStyle w:val="VerbatimChar"/>
-        </w:rPr>
-        <w:t xml:space="preserve">   1 │     0.0  1.0</w:t>
-      </w:r>
-      <w:r>
-        <w:br/>
-      </w:r>
-      <w:r>
-        <w:rPr>
-          <w:rStyle w:val="VerbatimChar"/>
-        </w:rPr>
-        <w:t xml:space="preserve">   2 │     0.1  1.03045</w:t>
-      </w:r>
-      <w:r>
-        <w:br/>
-      </w:r>
-      <w:r>
-        <w:rPr>
-          <w:rStyle w:val="VerbatimChar"/>
-        </w:rPr>
-        <w:t xml:space="preserve">   3 │     0.2  1.06184</w:t>
-      </w:r>
-      <w:r>
-        <w:br/>
-      </w:r>
-      <w:r>
-        <w:rPr>
-          <w:rStyle w:val="VerbatimChar"/>
-        </w:rPr>
-        <w:t xml:space="preserve">   4 │     0.3  1.09417</w:t>
-      </w:r>
-      <w:r>
-        <w:br/>
-      </w:r>
-      <w:r>
-        <w:rPr>
-          <w:rStyle w:val="VerbatimChar"/>
-        </w:rPr>
-        <w:t xml:space="preserve">   5 │     0.4  1.1275</w:t>
-      </w:r>
-    </w:p>
-    <w:p>
-      <w:pPr>
-        <w:pStyle w:val="FirstParagraph"/>
-      </w:pPr>
-      <w:r>
-        <w:t xml:space="preserve">Вычислим удвоение популяции:</w:t>
-      </w:r>
-    </w:p>
-    <w:p>
-      <w:pPr>
-        <w:pStyle w:val="SourceCode"/>
-      </w:pPr>
-      <w:r>
-        <w:rPr>
-          <w:rStyle w:val="NormalTok"/>
-        </w:rPr>
-        <w:t xml:space="preserve">u_final </w:t>
-      </w:r>
-      <w:r>
-        <w:rPr>
-          <w:rStyle w:val="OperatorTok"/>
-        </w:rPr>
-        <w:t xml:space="preserve">=</w:t>
-      </w:r>
-      <w:r>
-        <w:rPr>
-          <w:rStyle w:val="NormalTok"/>
-        </w:rPr>
-        <w:t xml:space="preserve"> </w:t>
-      </w:r>
-      <w:r>
-        <w:rPr>
-          <w:rStyle w:val="FunctionTok"/>
-        </w:rPr>
-        <w:t xml:space="preserve">last</w:t>
-      </w:r>
-      <w:r>
-        <w:rPr>
-          <w:rStyle w:val="NormalTok"/>
-        </w:rPr>
-        <w:t xml:space="preserve">(sol.u)[</w:t>
-      </w:r>
-      <w:r>
-        <w:rPr>
-          <w:rStyle w:val="FloatTok"/>
-        </w:rPr>
-        <w:t xml:space="preserve">1</w:t>
-      </w:r>
-      <w:r>
-        <w:rPr>
-          <w:rStyle w:val="NormalTok"/>
-        </w:rPr>
-        <w:t xml:space="preserve">]</w:t>
-      </w:r>
-      <w:r>
-        <w:br/>
-      </w:r>
-      <w:r>
-        <w:rPr>
-          <w:rStyle w:val="NormalTok"/>
-        </w:rPr>
-        <w:t xml:space="preserve">doubling_time </w:t>
-      </w:r>
-      <w:r>
-        <w:rPr>
-          <w:rStyle w:val="OperatorTok"/>
-        </w:rPr>
-        <w:t xml:space="preserve">=</w:t>
-      </w:r>
-      <w:r>
-        <w:rPr>
-          <w:rStyle w:val="NormalTok"/>
-        </w:rPr>
-        <w:t xml:space="preserve"> </w:t>
-      </w:r>
-      <w:r>
-        <w:rPr>
-          <w:rStyle w:val="FunctionTok"/>
-        </w:rPr>
-        <w:t xml:space="preserve">log</w:t>
-      </w:r>
-      <w:r>
-        <w:rPr>
-          <w:rStyle w:val="NormalTok"/>
-        </w:rPr>
-        <w:t xml:space="preserve">(</w:t>
-      </w:r>
-      <w:r>
-        <w:rPr>
-          <w:rStyle w:val="FloatTok"/>
-        </w:rPr>
-        <w:t xml:space="preserve">2</w:t>
-      </w:r>
-      <w:r>
-        <w:rPr>
-          <w:rStyle w:val="NormalTok"/>
-        </w:rPr>
-        <w:t xml:space="preserve">) </w:t>
-      </w:r>
-      <w:r>
-        <w:rPr>
-          <w:rStyle w:val="OperatorTok"/>
-        </w:rPr>
-        <w:t xml:space="preserve">/</w:t>
-      </w:r>
-      <w:r>
-        <w:rPr>
-          <w:rStyle w:val="NormalTok"/>
-        </w:rPr>
-        <w:t xml:space="preserve"> α</w:t>
-      </w:r>
-      <w:r>
-        <w:br/>
-      </w:r>
-      <w:r>
-        <w:rPr>
-          <w:rStyle w:val="FunctionTok"/>
-        </w:rPr>
-        <w:t xml:space="preserve">println</w:t>
-      </w:r>
-      <w:r>
-        <w:rPr>
-          <w:rStyle w:val="NormalTok"/>
-        </w:rPr>
-        <w:t xml:space="preserve">(</w:t>
-      </w:r>
-      <w:r>
-        <w:rPr>
-          <w:rStyle w:val="StringTok"/>
-        </w:rPr>
-        <w:t xml:space="preserve">"</w:t>
-      </w:r>
-      <w:r>
-        <w:rPr>
-          <w:rStyle w:val="SpecialCharTok"/>
-        </w:rPr>
-        <w:t xml:space="preserve">\n</w:t>
-      </w:r>
-      <w:r>
-        <w:rPr>
-          <w:rStyle w:val="StringTok"/>
-        </w:rPr>
-        <w:t xml:space="preserve">Аналитическое время удвоения: "</w:t>
-      </w:r>
-      <w:r>
-        <w:rPr>
-          <w:rStyle w:val="NormalTok"/>
-        </w:rPr>
-        <w:t xml:space="preserve">, </w:t>
-      </w:r>
-      <w:r>
-        <w:rPr>
-          <w:rStyle w:val="FunctionTok"/>
-        </w:rPr>
-        <w:t xml:space="preserve">round</w:t>
-      </w:r>
-      <w:r>
-        <w:rPr>
-          <w:rStyle w:val="NormalTok"/>
-        </w:rPr>
-        <w:t xml:space="preserve">(doubling_time; digits</w:t>
-      </w:r>
-      <w:r>
-        <w:rPr>
-          <w:rStyle w:val="OperatorTok"/>
-        </w:rPr>
-        <w:t xml:space="preserve">=</w:t>
-      </w:r>
-      <w:r>
-        <w:rPr>
-          <w:rStyle w:val="FloatTok"/>
-        </w:rPr>
-        <w:t xml:space="preserve">2</w:t>
-      </w:r>
-      <w:r>
-        <w:rPr>
-          <w:rStyle w:val="NormalTok"/>
-        </w:rPr>
-        <w:t xml:space="preserve">))</w:t>
-      </w:r>
-    </w:p>
-    <w:p>
-      <w:pPr>
-        <w:pStyle w:val="SourceCode"/>
-      </w:pPr>
-      <w:r>
-        <w:br/>
-      </w:r>
-      <w:r>
-        <w:rPr>
-          <w:rStyle w:val="VerbatimChar"/>
-        </w:rPr>
-        <w:t xml:space="preserve">Аналитическое время удвоения: 2.31</w:t>
-      </w:r>
-    </w:p>
-    <w:bookmarkEnd w:id="21"/>
-    <w:bookmarkStart w:id="75" w:name="сохранение-всех-результатов"/>
-    <w:p>
-      <w:pPr>
-        <w:pStyle w:val="Heading2"/>
-      </w:pPr>
-      <w:r>
-        <w:t xml:space="preserve">5.6 Сохранение всех результатов</w:t>
-      </w:r>
-    </w:p>
-    <w:p>
-      <w:pPr>
-        <w:pStyle w:val="SourceCode"/>
-      </w:pPr>
-      <w:r>
-        <w:rPr>
-          <w:rStyle w:val="PreprocessorTok"/>
-        </w:rPr>
-        <w:t xml:space="preserve">@save</w:t>
-      </w:r>
-      <w:r>
-        <w:rPr>
-          <w:rStyle w:val="NormalTok"/>
-        </w:rPr>
-        <w:t xml:space="preserve"> </w:t>
-      </w:r>
-      <w:r>
-        <w:rPr>
-          <w:rStyle w:val="FunctionTok"/>
-        </w:rPr>
-        <w:t xml:space="preserve">datadir</w:t>
-      </w:r>
-      <w:r>
-        <w:rPr>
-          <w:rStyle w:val="NormalTok"/>
-        </w:rPr>
-        <w:t xml:space="preserve">(script_name, </w:t>
-      </w:r>
-      <w:r>
-        <w:rPr>
-          <w:rStyle w:val="StringTok"/>
-        </w:rPr>
-        <w:t xml:space="preserve">"all_results.jld2"</w:t>
-      </w:r>
-      <w:r>
-        <w:rPr>
-          <w:rStyle w:val="NormalTok"/>
-        </w:rPr>
-        <w:t xml:space="preserve">) df</w:t>
-      </w:r>
-    </w:p>
-    <w:p>
-      <w:r>
-        <w:pict>
-          <v:rect style="width:0;height:1.5pt" o:hralign="center" o:hrstd="t" o:hr="t"/>
-        </w:pict>
-      </w:r>
-    </w:p>
-    <w:p>
-      <w:pPr>
-        <w:pStyle w:val="FirstParagraph"/>
-      </w:pPr>
-      <w:r>
-        <w:rPr>
-          <w:i/>
-          <w:iCs/>
-        </w:rPr>
-        <w:t xml:space="preserve">This page was generated using</w:t>
-      </w:r>
-      <w:r>
-        <w:rPr>
-          <w:i/>
-          <w:iCs/>
-        </w:rPr>
-        <w:t xml:space="preserve"> </w:t>
-      </w:r>
-      <w:hyperlink r:id="rId22">
-        <w:r>
-          <w:rPr>
-            <w:rStyle w:val="Hyperlink"/>
-            <w:i/>
-            <w:iCs/>
-          </w:rPr>
-          <w:t xml:space="preserve">Literate.jl</w:t>
-        </w:r>
-      </w:hyperlink>
-      <w:r>
-        <w:rPr>
-          <w:i/>
-          <w:iCs/>
-        </w:rPr>
-        <w:t xml:space="preserve">.</w:t>
+        <w:t xml:space="preserve">5.28 cz-customizable</w:t>
       </w:r>
     </w:p>
     <w:tbl>
@@ -2368,12 +3679,54 @@
       <w:tr>
         <w:tc>
           <w:tcPr/>
-          <w:bookmarkStart w:id="23" w:name="fig-001"/>
+          <w:bookmarkStart w:id="132" w:name="fig-023"/>
           <w:p>
             <w:pPr>
               <w:pStyle w:val="Compact"/>
               <w:jc w:val="center"/>
             </w:pPr>
+            <w:r>
+              <w:drawing>
+                <wp:inline>
+                  <wp:extent cx="3733800" cy="1505848"/>
+                  <wp:effectExtent b="0" l="0" r="0" t="0"/>
+                  <wp:docPr descr="" title="" id="130" name="Picture"/>
+                  <a:graphic>
+                    <a:graphicData uri="http://schemas.openxmlformats.org/drawingml/2006/picture">
+                      <pic:pic>
+                        <pic:nvPicPr>
+                          <pic:cNvPr descr="image/22.png.png" id="131" name="Picture"/>
+                          <pic:cNvPicPr>
+                            <a:picLocks noChangeArrowheads="1" noChangeAspect="1"/>
+                          </pic:cNvPicPr>
+                        </pic:nvPicPr>
+                        <pic:blipFill>
+                          <a:blip r:embed="rId129"/>
+                          <a:stretch>
+                            <a:fillRect/>
+                          </a:stretch>
+                        </pic:blipFill>
+                        <pic:spPr bwMode="auto">
+                          <a:xfrm>
+                            <a:off x="0" y="0"/>
+                            <a:ext cx="3733800" cy="1505848"/>
+                          </a:xfrm>
+                          <a:prstGeom prst="rect">
+                            <a:avLst/>
+                          </a:prstGeom>
+                          <a:noFill/>
+                          <a:ln w="9525">
+                            <a:noFill/>
+                            <a:headEnd/>
+                            <a:tailEnd/>
+                          </a:ln>
+                        </pic:spPr>
+                      </pic:pic>
+                    </a:graphicData>
+                  </a:graphic>
+                </wp:inline>
+              </w:drawing>
+            </w:r>
           </w:p>
           <w:p>
             <w:pPr>
@@ -2385,19 +3738,21 @@
               <w:pStyle w:val="ImageCaption"/>
             </w:pPr>
             <w:r>
-              <w:t xml:space="preserve">Рисунок 1: Установка git</w:t>
-            </w:r>
-          </w:p>
-          <w:bookmarkEnd w:id="23"/>
+              <w:t xml:space="preserve">Рисунок 21: pnpm add -g cz-customizable:</w:t>
+            </w:r>
+          </w:p>
+          <w:bookmarkEnd w:id="132"/>
         </w:tc>
       </w:tr>
     </w:tbl>
-    <w:p>
-      <w:pPr>
-        <w:pStyle w:val="BodyText"/>
-      </w:pPr>
-      <w:r>
-        <w:t xml:space="preserve"> </w:t>
+    <w:bookmarkEnd w:id="133"/>
+    <w:bookmarkStart w:id="138" w:name="standard-version"/>
+    <w:p>
+      <w:pPr>
+        <w:pStyle w:val="Heading2"/>
+      </w:pPr>
+      <w:r>
+        <w:t xml:space="preserve">5.29 standard-version</w:t>
       </w:r>
     </w:p>
     <w:tbl>
@@ -2413,12 +3768,54 @@
       <w:tr>
         <w:tc>
           <w:tcPr/>
-          <w:bookmarkStart w:id="24" w:name="fig-001"/>
+          <w:bookmarkStart w:id="137" w:name="fig-024"/>
           <w:p>
             <w:pPr>
               <w:pStyle w:val="Compact"/>
               <w:jc w:val="center"/>
             </w:pPr>
+            <w:r>
+              <w:drawing>
+                <wp:inline>
+                  <wp:extent cx="3733800" cy="4079594"/>
+                  <wp:effectExtent b="0" l="0" r="0" t="0"/>
+                  <wp:docPr descr="" title="" id="135" name="Picture"/>
+                  <a:graphic>
+                    <a:graphicData uri="http://schemas.openxmlformats.org/drawingml/2006/picture">
+                      <pic:pic>
+                        <pic:nvPicPr>
+                          <pic:cNvPr descr="image/23.png.png" id="136" name="Picture"/>
+                          <pic:cNvPicPr>
+                            <a:picLocks noChangeArrowheads="1" noChangeAspect="1"/>
+                          </pic:cNvPicPr>
+                        </pic:nvPicPr>
+                        <pic:blipFill>
+                          <a:blip r:embed="rId134"/>
+                          <a:stretch>
+                            <a:fillRect/>
+                          </a:stretch>
+                        </pic:blipFill>
+                        <pic:spPr bwMode="auto">
+                          <a:xfrm>
+                            <a:off x="0" y="0"/>
+                            <a:ext cx="3733800" cy="4079594"/>
+                          </a:xfrm>
+                          <a:prstGeom prst="rect">
+                            <a:avLst/>
+                          </a:prstGeom>
+                          <a:noFill/>
+                          <a:ln w="9525">
+                            <a:noFill/>
+                            <a:headEnd/>
+                            <a:tailEnd/>
+                          </a:ln>
+                        </pic:spPr>
+                      </pic:pic>
+                    </a:graphicData>
+                  </a:graphic>
+                </wp:inline>
+              </w:drawing>
+            </w:r>
           </w:p>
           <w:p>
             <w:pPr>
@@ -2430,19 +3827,21 @@
               <w:pStyle w:val="ImageCaption"/>
             </w:pPr>
             <w:r>
-              <w:t xml:space="preserve">Рисунок 2: Установим интерфейс командной строки к github:</w:t>
-            </w:r>
-          </w:p>
-          <w:bookmarkEnd w:id="24"/>
+              <w:t xml:space="preserve">Рисунок 22: pnpm add -g standard-version :</w:t>
+            </w:r>
+          </w:p>
+          <w:bookmarkEnd w:id="137"/>
         </w:tc>
       </w:tr>
     </w:tbl>
-    <w:p>
-      <w:pPr>
-        <w:pStyle w:val="BodyText"/>
-      </w:pPr>
-      <w:r>
-        <w:t xml:space="preserve"> </w:t>
+    <w:bookmarkEnd w:id="138"/>
+    <w:bookmarkStart w:id="143" w:name="репозиторий-gitverse"/>
+    <w:p>
+      <w:pPr>
+        <w:pStyle w:val="Heading2"/>
+      </w:pPr>
+      <w:r>
+        <w:t xml:space="preserve">5.30 Репозиторий GitVerse</w:t>
       </w:r>
     </w:p>
     <w:tbl>
@@ -2458,12 +3857,54 @@
       <w:tr>
         <w:tc>
           <w:tcPr/>
-          <w:bookmarkStart w:id="25" w:name="fig-001"/>
+          <w:bookmarkStart w:id="142" w:name="fig-025"/>
           <w:p>
             <w:pPr>
               <w:pStyle w:val="Compact"/>
               <w:jc w:val="center"/>
             </w:pPr>
+            <w:r>
+              <w:drawing>
+                <wp:inline>
+                  <wp:extent cx="3733800" cy="1803598"/>
+                  <wp:effectExtent b="0" l="0" r="0" t="0"/>
+                  <wp:docPr descr="" title="" id="140" name="Picture"/>
+                  <a:graphic>
+                    <a:graphicData uri="http://schemas.openxmlformats.org/drawingml/2006/picture">
+                      <pic:pic>
+                        <pic:nvPicPr>
+                          <pic:cNvPr descr="image/24.png.png" id="141" name="Picture"/>
+                          <pic:cNvPicPr>
+                            <a:picLocks noChangeArrowheads="1" noChangeAspect="1"/>
+                          </pic:cNvPicPr>
+                        </pic:nvPicPr>
+                        <pic:blipFill>
+                          <a:blip r:embed="rId139"/>
+                          <a:stretch>
+                            <a:fillRect/>
+                          </a:stretch>
+                        </pic:blipFill>
+                        <pic:spPr bwMode="auto">
+                          <a:xfrm>
+                            <a:off x="0" y="0"/>
+                            <a:ext cx="3733800" cy="1803598"/>
+                          </a:xfrm>
+                          <a:prstGeom prst="rect">
+                            <a:avLst/>
+                          </a:prstGeom>
+                          <a:noFill/>
+                          <a:ln w="9525">
+                            <a:noFill/>
+                            <a:headEnd/>
+                            <a:tailEnd/>
+                          </a:ln>
+                        </pic:spPr>
+                      </pic:pic>
+                    </a:graphicData>
+                  </a:graphic>
+                </wp:inline>
+              </w:drawing>
+            </w:r>
           </w:p>
           <w:p>
             <w:pPr>
@@ -2475,19 +3916,21 @@
               <w:pStyle w:val="ImageCaption"/>
             </w:pPr>
             <w:r>
-              <w:t xml:space="preserve">Рисунок 3: Зададим имя и email владельца репозитория::</w:t>
-            </w:r>
-          </w:p>
-          <w:bookmarkEnd w:id="25"/>
+              <w:t xml:space="preserve">Рисунок 23: Репозиторий GitVerse:</w:t>
+            </w:r>
+          </w:p>
+          <w:bookmarkEnd w:id="142"/>
         </w:tc>
       </w:tr>
     </w:tbl>
-    <w:p>
-      <w:pPr>
-        <w:pStyle w:val="BodyText"/>
-      </w:pPr>
-      <w:r>
-        <w:t xml:space="preserve"> </w:t>
+    <w:bookmarkEnd w:id="143"/>
+    <w:bookmarkStart w:id="148" w:name="репозиторий-github"/>
+    <w:p>
+      <w:pPr>
+        <w:pStyle w:val="Heading2"/>
+      </w:pPr>
+      <w:r>
+        <w:t xml:space="preserve">5.31 Репозиторий GitHub</w:t>
       </w:r>
     </w:p>
     <w:tbl>
@@ -2503,12 +3946,54 @@
       <w:tr>
         <w:tc>
           <w:tcPr/>
-          <w:bookmarkStart w:id="26" w:name="fig-001"/>
+          <w:bookmarkStart w:id="147" w:name="fig-026"/>
           <w:p>
             <w:pPr>
               <w:pStyle w:val="Compact"/>
               <w:jc w:val="center"/>
             </w:pPr>
+            <w:r>
+              <w:drawing>
+                <wp:inline>
+                  <wp:extent cx="3733800" cy="2684915"/>
+                  <wp:effectExtent b="0" l="0" r="0" t="0"/>
+                  <wp:docPr descr="" title="" id="145" name="Picture"/>
+                  <a:graphic>
+                    <a:graphicData uri="http://schemas.openxmlformats.org/drawingml/2006/picture">
+                      <pic:pic>
+                        <pic:nvPicPr>
+                          <pic:cNvPr descr="image/25.png.png" id="146" name="Picture"/>
+                          <pic:cNvPicPr>
+                            <a:picLocks noChangeArrowheads="1" noChangeAspect="1"/>
+                          </pic:cNvPicPr>
+                        </pic:nvPicPr>
+                        <pic:blipFill>
+                          <a:blip r:embed="rId144"/>
+                          <a:stretch>
+                            <a:fillRect/>
+                          </a:stretch>
+                        </pic:blipFill>
+                        <pic:spPr bwMode="auto">
+                          <a:xfrm>
+                            <a:off x="0" y="0"/>
+                            <a:ext cx="3733800" cy="2684915"/>
+                          </a:xfrm>
+                          <a:prstGeom prst="rect">
+                            <a:avLst/>
+                          </a:prstGeom>
+                          <a:noFill/>
+                          <a:ln w="9525">
+                            <a:noFill/>
+                            <a:headEnd/>
+                            <a:tailEnd/>
+                          </a:ln>
+                        </pic:spPr>
+                      </pic:pic>
+                    </a:graphicData>
+                  </a:graphic>
+                </wp:inline>
+              </w:drawing>
+            </w:r>
           </w:p>
           <w:p>
             <w:pPr>
@@ -2520,19 +4005,21 @@
               <w:pStyle w:val="ImageCaption"/>
             </w:pPr>
             <w:r>
-              <w:t xml:space="preserve">Рисунок 4: Настроим utf-8 в выводе сообщений git: ::</w:t>
-            </w:r>
-          </w:p>
-          <w:bookmarkEnd w:id="26"/>
+              <w:t xml:space="preserve">Рисунок 24: Репозиторий GitHub:</w:t>
+            </w:r>
+          </w:p>
+          <w:bookmarkEnd w:id="147"/>
         </w:tc>
       </w:tr>
     </w:tbl>
-    <w:p>
-      <w:pPr>
-        <w:pStyle w:val="BodyText"/>
-      </w:pPr>
-      <w:r>
-        <w:t xml:space="preserve"> </w:t>
+    <w:bookmarkEnd w:id="148"/>
+    <w:bookmarkStart w:id="153" w:name="доступные-цели-make"/>
+    <w:p>
+      <w:pPr>
+        <w:pStyle w:val="Heading2"/>
+      </w:pPr>
+      <w:r>
+        <w:t xml:space="preserve">5.32 Доступные цели make</w:t>
       </w:r>
     </w:p>
     <w:tbl>
@@ -2548,12 +4035,54 @@
       <w:tr>
         <w:tc>
           <w:tcPr/>
-          <w:bookmarkStart w:id="27" w:name="fig-001"/>
+          <w:bookmarkStart w:id="152" w:name="fig-027"/>
           <w:p>
             <w:pPr>
               <w:pStyle w:val="Compact"/>
               <w:jc w:val="center"/>
             </w:pPr>
+            <w:r>
+              <w:drawing>
+                <wp:inline>
+                  <wp:extent cx="3733800" cy="916269"/>
+                  <wp:effectExtent b="0" l="0" r="0" t="0"/>
+                  <wp:docPr descr="" title="" id="150" name="Picture"/>
+                  <a:graphic>
+                    <a:graphicData uri="http://schemas.openxmlformats.org/drawingml/2006/picture">
+                      <pic:pic>
+                        <pic:nvPicPr>
+                          <pic:cNvPr descr="image/26.png.png" id="151" name="Picture"/>
+                          <pic:cNvPicPr>
+                            <a:picLocks noChangeArrowheads="1" noChangeAspect="1"/>
+                          </pic:cNvPicPr>
+                        </pic:nvPicPr>
+                        <pic:blipFill>
+                          <a:blip r:embed="rId149"/>
+                          <a:stretch>
+                            <a:fillRect/>
+                          </a:stretch>
+                        </pic:blipFill>
+                        <pic:spPr bwMode="auto">
+                          <a:xfrm>
+                            <a:off x="0" y="0"/>
+                            <a:ext cx="3733800" cy="916269"/>
+                          </a:xfrm>
+                          <a:prstGeom prst="rect">
+                            <a:avLst/>
+                          </a:prstGeom>
+                          <a:noFill/>
+                          <a:ln w="9525">
+                            <a:noFill/>
+                            <a:headEnd/>
+                            <a:tailEnd/>
+                          </a:ln>
+                        </pic:spPr>
+                      </pic:pic>
+                    </a:graphicData>
+                  </a:graphic>
+                </wp:inline>
+              </w:drawing>
+            </w:r>
           </w:p>
           <w:p>
             <w:pPr>
@@ -2565,19 +4094,21 @@
               <w:pStyle w:val="ImageCaption"/>
             </w:pPr>
             <w:r>
-              <w:t xml:space="preserve">Рисунок 5: Зададим имя начальной ветки (будем называть её master):</w:t>
-            </w:r>
-          </w:p>
-          <w:bookmarkEnd w:id="27"/>
+              <w:t xml:space="preserve">Рисунок 25: Посмотреть доступные цели make help:</w:t>
+            </w:r>
+          </w:p>
+          <w:bookmarkEnd w:id="152"/>
         </w:tc>
       </w:tr>
     </w:tbl>
-    <w:p>
-      <w:pPr>
-        <w:pStyle w:val="BodyText"/>
-      </w:pPr>
-      <w:r>
-        <w:t xml:space="preserve"> </w:t>
+    <w:bookmarkEnd w:id="153"/>
+    <w:bookmarkStart w:id="158" w:name="название-проекта"/>
+    <w:p>
+      <w:pPr>
+        <w:pStyle w:val="Heading2"/>
+      </w:pPr>
+      <w:r>
+        <w:t xml:space="preserve">5.33 Название проекта</w:t>
       </w:r>
     </w:p>
     <w:tbl>
@@ -2593,12 +4124,54 @@
       <w:tr>
         <w:tc>
           <w:tcPr/>
-          <w:bookmarkStart w:id="28" w:name="fig-001"/>
+          <w:bookmarkStart w:id="157" w:name="fig-028"/>
           <w:p>
             <w:pPr>
               <w:pStyle w:val="Compact"/>
               <w:jc w:val="center"/>
             </w:pPr>
+            <w:r>
+              <w:drawing>
+                <wp:inline>
+                  <wp:extent cx="3733800" cy="1347942"/>
+                  <wp:effectExtent b="0" l="0" r="0" t="0"/>
+                  <wp:docPr descr="" title="" id="155" name="Picture"/>
+                  <a:graphic>
+                    <a:graphicData uri="http://schemas.openxmlformats.org/drawingml/2006/picture">
+                      <pic:pic>
+                        <pic:nvPicPr>
+                          <pic:cNvPr descr="image/27.png.png" id="156" name="Picture"/>
+                          <pic:cNvPicPr>
+                            <a:picLocks noChangeArrowheads="1" noChangeAspect="1"/>
+                          </pic:cNvPicPr>
+                        </pic:nvPicPr>
+                        <pic:blipFill>
+                          <a:blip r:embed="rId154"/>
+                          <a:stretch>
+                            <a:fillRect/>
+                          </a:stretch>
+                        </pic:blipFill>
+                        <pic:spPr bwMode="auto">
+                          <a:xfrm>
+                            <a:off x="0" y="0"/>
+                            <a:ext cx="3733800" cy="1347942"/>
+                          </a:xfrm>
+                          <a:prstGeom prst="rect">
+                            <a:avLst/>
+                          </a:prstGeom>
+                          <a:noFill/>
+                          <a:ln w="9525">
+                            <a:noFill/>
+                            <a:headEnd/>
+                            <a:tailEnd/>
+                          </a:ln>
+                        </pic:spPr>
+                      </pic:pic>
+                    </a:graphicData>
+                  </a:graphic>
+                </wp:inline>
+              </w:drawing>
+            </w:r>
           </w:p>
           <w:p>
             <w:pPr>
@@ -2610,19 +4183,21 @@
               <w:pStyle w:val="ImageCaption"/>
             </w:pPr>
             <w:r>
-              <w:t xml:space="preserve">Рисунок 6: Настройка gitverse:</w:t>
-            </w:r>
-          </w:p>
-          <w:bookmarkEnd w:id="28"/>
+              <w:t xml:space="preserve">Рисунок 26: Укажите название для вашего нового проекта:</w:t>
+            </w:r>
+          </w:p>
+          <w:bookmarkEnd w:id="157"/>
         </w:tc>
       </w:tr>
     </w:tbl>
-    <w:p>
-      <w:pPr>
-        <w:pStyle w:val="BodyText"/>
-      </w:pPr>
-      <w:r>
-        <w:t xml:space="preserve"> </w:t>
+    <w:bookmarkEnd w:id="158"/>
+    <w:bookmarkStart w:id="163" w:name="список-курсов"/>
+    <w:p>
+      <w:pPr>
+        <w:pStyle w:val="Heading2"/>
+      </w:pPr>
+      <w:r>
+        <w:t xml:space="preserve">5.34 Список курсов</w:t>
       </w:r>
     </w:p>
     <w:tbl>
@@ -2638,12 +4213,54 @@
       <w:tr>
         <w:tc>
           <w:tcPr/>
-          <w:bookmarkStart w:id="29" w:name="fig-001"/>
+          <w:bookmarkStart w:id="162" w:name="fig-029"/>
           <w:p>
             <w:pPr>
               <w:pStyle w:val="Compact"/>
               <w:jc w:val="center"/>
             </w:pPr>
+            <w:r>
+              <w:drawing>
+                <wp:inline>
+                  <wp:extent cx="3733800" cy="1532651"/>
+                  <wp:effectExtent b="0" l="0" r="0" t="0"/>
+                  <wp:docPr descr="" title="" id="160" name="Picture"/>
+                  <a:graphic>
+                    <a:graphicData uri="http://schemas.openxmlformats.org/drawingml/2006/picture">
+                      <pic:pic>
+                        <pic:nvPicPr>
+                          <pic:cNvPr descr="image/28.png.png" id="161" name="Picture"/>
+                          <pic:cNvPicPr>
+                            <a:picLocks noChangeArrowheads="1" noChangeAspect="1"/>
+                          </pic:cNvPicPr>
+                        </pic:nvPicPr>
+                        <pic:blipFill>
+                          <a:blip r:embed="rId159"/>
+                          <a:stretch>
+                            <a:fillRect/>
+                          </a:stretch>
+                        </pic:blipFill>
+                        <pic:spPr bwMode="auto">
+                          <a:xfrm>
+                            <a:off x="0" y="0"/>
+                            <a:ext cx="3733800" cy="1532651"/>
+                          </a:xfrm>
+                          <a:prstGeom prst="rect">
+                            <a:avLst/>
+                          </a:prstGeom>
+                          <a:noFill/>
+                          <a:ln w="9525">
+                            <a:noFill/>
+                            <a:headEnd/>
+                            <a:tailEnd/>
+                          </a:ln>
+                        </pic:spPr>
+                      </pic:pic>
+                    </a:graphicData>
+                  </a:graphic>
+                </wp:inline>
+              </w:drawing>
+            </w:r>
           </w:p>
           <w:p>
             <w:pPr>
@@ -2655,19 +4272,21 @@
               <w:pStyle w:val="ImageCaption"/>
             </w:pPr>
             <w:r>
-              <w:t xml:space="preserve">Рисунок 7: Создайте учётную запись на gitverse</w:t>
-            </w:r>
-          </w:p>
-          <w:bookmarkEnd w:id="29"/>
+              <w:t xml:space="preserve">Рисунок 27: Посмотреть список доступных курсов (make list):</w:t>
+            </w:r>
+          </w:p>
+          <w:bookmarkEnd w:id="162"/>
         </w:tc>
       </w:tr>
     </w:tbl>
-    <w:p>
-      <w:pPr>
-        <w:pStyle w:val="BodyText"/>
-      </w:pPr>
-      <w:r>
-        <w:t xml:space="preserve"> </w:t>
+    <w:bookmarkEnd w:id="163"/>
+    <w:bookmarkStart w:id="168" w:name="инициализация-курса"/>
+    <w:p>
+      <w:pPr>
+        <w:pStyle w:val="Heading2"/>
+      </w:pPr>
+      <w:r>
+        <w:t xml:space="preserve">5.35 Инициализация курса</w:t>
       </w:r>
     </w:p>
     <w:tbl>
@@ -2683,12 +4302,54 @@
       <w:tr>
         <w:tc>
           <w:tcPr/>
-          <w:bookmarkStart w:id="30" w:name="fig-001"/>
+          <w:bookmarkStart w:id="167" w:name="fig-030"/>
           <w:p>
             <w:pPr>
               <w:pStyle w:val="Compact"/>
               <w:jc w:val="center"/>
             </w:pPr>
+            <w:r>
+              <w:drawing>
+                <wp:inline>
+                  <wp:extent cx="3733800" cy="1442907"/>
+                  <wp:effectExtent b="0" l="0" r="0" t="0"/>
+                  <wp:docPr descr="" title="" id="165" name="Picture"/>
+                  <a:graphic>
+                    <a:graphicData uri="http://schemas.openxmlformats.org/drawingml/2006/picture">
+                      <pic:pic>
+                        <pic:nvPicPr>
+                          <pic:cNvPr descr="image/29.png.png" id="166" name="Picture"/>
+                          <pic:cNvPicPr>
+                            <a:picLocks noChangeArrowheads="1" noChangeAspect="1"/>
+                          </pic:cNvPicPr>
+                        </pic:nvPicPr>
+                        <pic:blipFill>
+                          <a:blip r:embed="rId164"/>
+                          <a:stretch>
+                            <a:fillRect/>
+                          </a:stretch>
+                        </pic:blipFill>
+                        <pic:spPr bwMode="auto">
+                          <a:xfrm>
+                            <a:off x="0" y="0"/>
+                            <a:ext cx="3733800" cy="1442907"/>
+                          </a:xfrm>
+                          <a:prstGeom prst="rect">
+                            <a:avLst/>
+                          </a:prstGeom>
+                          <a:noFill/>
+                          <a:ln w="9525">
+                            <a:noFill/>
+                            <a:headEnd/>
+                            <a:tailEnd/>
+                          </a:ln>
+                        </pic:spPr>
+                      </pic:pic>
+                    </a:graphicData>
+                  </a:graphic>
+                </wp:inline>
+              </w:drawing>
+            </w:r>
           </w:p>
           <w:p>
             <w:pPr>
@@ -2700,19 +4361,21 @@
               <w:pStyle w:val="ImageCaption"/>
             </w:pPr>
             <w:r>
-              <w:t xml:space="preserve">Рисунок 8: авторизоваться Ha GitHub</w:t>
-            </w:r>
-          </w:p>
-          <w:bookmarkEnd w:id="30"/>
+              <w:t xml:space="preserve">Рисунок 28: Инициализируйте курс: echo simulation-modeling &gt;COURSE make prepare:</w:t>
+            </w:r>
+          </w:p>
+          <w:bookmarkEnd w:id="167"/>
         </w:tc>
       </w:tr>
     </w:tbl>
-    <w:p>
-      <w:pPr>
-        <w:pStyle w:val="BodyText"/>
-      </w:pPr>
-      <w:r>
-        <w:t xml:space="preserve"> </w:t>
+    <w:bookmarkEnd w:id="168"/>
+    <w:bookmarkStart w:id="173" w:name="отправка-файлов"/>
+    <w:p>
+      <w:pPr>
+        <w:pStyle w:val="Heading2"/>
+      </w:pPr>
+      <w:r>
+        <w:t xml:space="preserve">5.36 Отправка файлов</w:t>
       </w:r>
     </w:p>
     <w:tbl>
@@ -2728,12 +4391,54 @@
       <w:tr>
         <w:tc>
           <w:tcPr/>
-          <w:bookmarkStart w:id="31" w:name="fig-001"/>
+          <w:bookmarkStart w:id="172" w:name="fig-031"/>
           <w:p>
             <w:pPr>
               <w:pStyle w:val="Compact"/>
               <w:jc w:val="center"/>
             </w:pPr>
+            <w:r>
+              <w:drawing>
+                <wp:inline>
+                  <wp:extent cx="3733800" cy="258139"/>
+                  <wp:effectExtent b="0" l="0" r="0" t="0"/>
+                  <wp:docPr descr="" title="" id="170" name="Picture"/>
+                  <a:graphic>
+                    <a:graphicData uri="http://schemas.openxmlformats.org/drawingml/2006/picture">
+                      <pic:pic>
+                        <pic:nvPicPr>
+                          <pic:cNvPr descr="image/30.png.png" id="171" name="Picture"/>
+                          <pic:cNvPicPr>
+                            <a:picLocks noChangeArrowheads="1" noChangeAspect="1"/>
+                          </pic:cNvPicPr>
+                        </pic:nvPicPr>
+                        <pic:blipFill>
+                          <a:blip r:embed="rId169"/>
+                          <a:stretch>
+                            <a:fillRect/>
+                          </a:stretch>
+                        </pic:blipFill>
+                        <pic:spPr bwMode="auto">
+                          <a:xfrm>
+                            <a:off x="0" y="0"/>
+                            <a:ext cx="3733800" cy="258139"/>
+                          </a:xfrm>
+                          <a:prstGeom prst="rect">
+                            <a:avLst/>
+                          </a:prstGeom>
+                          <a:noFill/>
+                          <a:ln w="9525">
+                            <a:noFill/>
+                            <a:headEnd/>
+                            <a:tailEnd/>
+                          </a:ln>
+                        </pic:spPr>
+                      </pic:pic>
+                    </a:graphicData>
+                  </a:graphic>
+                </wp:inline>
+              </w:drawing>
+            </w:r>
           </w:p>
           <w:p>
             <w:pPr>
@@ -2745,19 +4450,21 @@
               <w:pStyle w:val="ImageCaption"/>
             </w:pPr>
             <w:r>
-              <w:t xml:space="preserve">Рисунок 9: Создадим ключ для доступа к github:</w:t>
-            </w:r>
-          </w:p>
-          <w:bookmarkEnd w:id="31"/>
+              <w:t xml:space="preserve">Рисунок 29: Отправьте файлы на сервер (git add):</w:t>
+            </w:r>
+          </w:p>
+          <w:bookmarkEnd w:id="172"/>
         </w:tc>
       </w:tr>
     </w:tbl>
-    <w:p>
-      <w:pPr>
-        <w:pStyle w:val="BodyText"/>
-      </w:pPr>
-      <w:r>
-        <w:t xml:space="preserve"> </w:t>
+    <w:bookmarkEnd w:id="173"/>
+    <w:bookmarkStart w:id="178" w:name="git-push"/>
+    <w:p>
+      <w:pPr>
+        <w:pStyle w:val="Heading2"/>
+      </w:pPr>
+      <w:r>
+        <w:t xml:space="preserve">5.37 Git push</w:t>
       </w:r>
     </w:p>
     <w:tbl>
@@ -2773,12 +4480,54 @@
       <w:tr>
         <w:tc>
           <w:tcPr/>
-          <w:bookmarkStart w:id="32" w:name="fig-001"/>
+          <w:bookmarkStart w:id="177" w:name="fig-032"/>
           <w:p>
             <w:pPr>
               <w:pStyle w:val="Compact"/>
               <w:jc w:val="center"/>
             </w:pPr>
+            <w:r>
+              <w:drawing>
+                <wp:inline>
+                  <wp:extent cx="3733800" cy="3142104"/>
+                  <wp:effectExtent b="0" l="0" r="0" t="0"/>
+                  <wp:docPr descr="" title="" id="175" name="Picture"/>
+                  <a:graphic>
+                    <a:graphicData uri="http://schemas.openxmlformats.org/drawingml/2006/picture">
+                      <pic:pic>
+                        <pic:nvPicPr>
+                          <pic:cNvPr descr="image/31.png.png" id="176" name="Picture"/>
+                          <pic:cNvPicPr>
+                            <a:picLocks noChangeArrowheads="1" noChangeAspect="1"/>
+                          </pic:cNvPicPr>
+                        </pic:nvPicPr>
+                        <pic:blipFill>
+                          <a:blip r:embed="rId174"/>
+                          <a:stretch>
+                            <a:fillRect/>
+                          </a:stretch>
+                        </pic:blipFill>
+                        <pic:spPr bwMode="auto">
+                          <a:xfrm>
+                            <a:off x="0" y="0"/>
+                            <a:ext cx="3733800" cy="3142104"/>
+                          </a:xfrm>
+                          <a:prstGeom prst="rect">
+                            <a:avLst/>
+                          </a:prstGeom>
+                          <a:noFill/>
+                          <a:ln w="9525">
+                            <a:noFill/>
+                            <a:headEnd/>
+                            <a:tailEnd/>
+                          </a:ln>
+                        </pic:spPr>
+                      </pic:pic>
+                    </a:graphicData>
+                  </a:graphic>
+                </wp:inline>
+              </w:drawing>
+            </w:r>
           </w:p>
           <w:p>
             <w:pPr>
@@ -2790,19 +4539,21 @@
               <w:pStyle w:val="ImageCaption"/>
             </w:pPr>
             <w:r>
-              <w:t xml:space="preserve">Рисунок 10: Добавляем ключ ssh-add</w:t>
-            </w:r>
-          </w:p>
-          <w:bookmarkEnd w:id="32"/>
+              <w:t xml:space="preserve">Рисунок 30: git push:</w:t>
+            </w:r>
+          </w:p>
+          <w:bookmarkEnd w:id="177"/>
         </w:tc>
       </w:tr>
     </w:tbl>
-    <w:p>
-      <w:pPr>
-        <w:pStyle w:val="BodyText"/>
-      </w:pPr>
-      <w:r>
-        <w:t xml:space="preserve"> </w:t>
+    <w:bookmarkEnd w:id="178"/>
+    <w:bookmarkStart w:id="183" w:name="push-на-github"/>
+    <w:p>
+      <w:pPr>
+        <w:pStyle w:val="Heading2"/>
+      </w:pPr>
+      <w:r>
+        <w:t xml:space="preserve">5.38 Push на github</w:t>
       </w:r>
     </w:p>
     <w:tbl>
@@ -2818,12 +4569,54 @@
       <w:tr>
         <w:tc>
           <w:tcPr/>
-          <w:bookmarkStart w:id="33" w:name="fig-001"/>
+          <w:bookmarkStart w:id="182" w:name="fig-033"/>
           <w:p>
             <w:pPr>
               <w:pStyle w:val="Compact"/>
               <w:jc w:val="center"/>
             </w:pPr>
+            <w:r>
+              <w:drawing>
+                <wp:inline>
+                  <wp:extent cx="3733800" cy="1464000"/>
+                  <wp:effectExtent b="0" l="0" r="0" t="0"/>
+                  <wp:docPr descr="" title="" id="180" name="Picture"/>
+                  <a:graphic>
+                    <a:graphicData uri="http://schemas.openxmlformats.org/drawingml/2006/picture">
+                      <pic:pic>
+                        <pic:nvPicPr>
+                          <pic:cNvPr descr="image/32.png.png" id="181" name="Picture"/>
+                          <pic:cNvPicPr>
+                            <a:picLocks noChangeArrowheads="1" noChangeAspect="1"/>
+                          </pic:cNvPicPr>
+                        </pic:nvPicPr>
+                        <pic:blipFill>
+                          <a:blip r:embed="rId179"/>
+                          <a:stretch>
+                            <a:fillRect/>
+                          </a:stretch>
+                        </pic:blipFill>
+                        <pic:spPr bwMode="auto">
+                          <a:xfrm>
+                            <a:off x="0" y="0"/>
+                            <a:ext cx="3733800" cy="1464000"/>
+                          </a:xfrm>
+                          <a:prstGeom prst="rect">
+                            <a:avLst/>
+                          </a:prstGeom>
+                          <a:noFill/>
+                          <a:ln w="9525">
+                            <a:noFill/>
+                            <a:headEnd/>
+                            <a:tailEnd/>
+                          </a:ln>
+                        </pic:spPr>
+                      </pic:pic>
+                    </a:graphicData>
+                  </a:graphic>
+                </wp:inline>
+              </w:drawing>
+            </w:r>
           </w:p>
           <w:p>
             <w:pPr>
@@ -2835,19 +4628,21 @@
               <w:pStyle w:val="ImageCaption"/>
             </w:pPr>
             <w:r>
-              <w:t xml:space="preserve">Рисунок 11: Добавьте ключ в учётную запись gitverse</w:t>
-            </w:r>
-          </w:p>
-          <w:bookmarkEnd w:id="33"/>
+              <w:t xml:space="preserve">Рисунок 31: Запуште репозиторий на github:</w:t>
+            </w:r>
+          </w:p>
+          <w:bookmarkEnd w:id="182"/>
         </w:tc>
       </w:tr>
     </w:tbl>
-    <w:p>
-      <w:pPr>
-        <w:pStyle w:val="BodyText"/>
-      </w:pPr>
-      <w:r>
-        <w:t xml:space="preserve"> </w:t>
+    <w:bookmarkEnd w:id="183"/>
+    <w:bookmarkStart w:id="188" w:name="конфигурация-git-flow"/>
+    <w:p>
+      <w:pPr>
+        <w:pStyle w:val="Heading2"/>
+      </w:pPr>
+      <w:r>
+        <w:t xml:space="preserve">5.39 Конфигурация git-flow</w:t>
       </w:r>
     </w:p>
     <w:tbl>
@@ -2863,12 +4658,54 @@
       <w:tr>
         <w:tc>
           <w:tcPr/>
-          <w:bookmarkStart w:id="34" w:name="fig-001"/>
+          <w:bookmarkStart w:id="187" w:name="fig-034"/>
           <w:p>
             <w:pPr>
               <w:pStyle w:val="Compact"/>
               <w:jc w:val="center"/>
             </w:pPr>
+            <w:r>
+              <w:drawing>
+                <wp:inline>
+                  <wp:extent cx="3733800" cy="1400175"/>
+                  <wp:effectExtent b="0" l="0" r="0" t="0"/>
+                  <wp:docPr descr="" title="" id="185" name="Picture"/>
+                  <a:graphic>
+                    <a:graphicData uri="http://schemas.openxmlformats.org/drawingml/2006/picture">
+                      <pic:pic>
+                        <pic:nvPicPr>
+                          <pic:cNvPr descr="image/33.png.png" id="186" name="Picture"/>
+                          <pic:cNvPicPr>
+                            <a:picLocks noChangeArrowheads="1" noChangeAspect="1"/>
+                          </pic:cNvPicPr>
+                        </pic:nvPicPr>
+                        <pic:blipFill>
+                          <a:blip r:embed="rId184"/>
+                          <a:stretch>
+                            <a:fillRect/>
+                          </a:stretch>
+                        </pic:blipFill>
+                        <pic:spPr bwMode="auto">
+                          <a:xfrm>
+                            <a:off x="0" y="0"/>
+                            <a:ext cx="3733800" cy="1400175"/>
+                          </a:xfrm>
+                          <a:prstGeom prst="rect">
+                            <a:avLst/>
+                          </a:prstGeom>
+                          <a:noFill/>
+                          <a:ln w="9525">
+                            <a:noFill/>
+                            <a:headEnd/>
+                            <a:tailEnd/>
+                          </a:ln>
+                        </pic:spPr>
+                      </pic:pic>
+                    </a:graphicData>
+                  </a:graphic>
+                </wp:inline>
+              </w:drawing>
+            </w:r>
           </w:p>
           <w:p>
             <w:pPr>
@@ -2880,19 +4717,21 @@
               <w:pStyle w:val="ImageCaption"/>
             </w:pPr>
             <w:r>
-              <w:t xml:space="preserve">Рисунок 12: Добавьте ключ в учётную запись github:</w:t>
-            </w:r>
-          </w:p>
-          <w:bookmarkEnd w:id="34"/>
+              <w:t xml:space="preserve">Рисунок 32: Конфигурация git-flow:</w:t>
+            </w:r>
+          </w:p>
+          <w:bookmarkEnd w:id="187"/>
         </w:tc>
       </w:tr>
     </w:tbl>
-    <w:p>
-      <w:pPr>
-        <w:pStyle w:val="BodyText"/>
-      </w:pPr>
-      <w:r>
-        <w:t xml:space="preserve"> </w:t>
+    <w:bookmarkEnd w:id="188"/>
+    <w:bookmarkStart w:id="193" w:name="ветка-develop"/>
+    <w:p>
+      <w:pPr>
+        <w:pStyle w:val="Heading2"/>
+      </w:pPr>
+      <w:r>
+        <w:t xml:space="preserve">5.40 Ветка develop</w:t>
       </w:r>
     </w:p>
     <w:tbl>
@@ -2908,12 +4747,54 @@
       <w:tr>
         <w:tc>
           <w:tcPr/>
-          <w:bookmarkStart w:id="35" w:name="fig-001"/>
+          <w:bookmarkStart w:id="192" w:name="fig-035"/>
           <w:p>
             <w:pPr>
               <w:pStyle w:val="Compact"/>
               <w:jc w:val="center"/>
             </w:pPr>
+            <w:r>
+              <w:drawing>
+                <wp:inline>
+                  <wp:extent cx="3733800" cy="1400175"/>
+                  <wp:effectExtent b="0" l="0" r="0" t="0"/>
+                  <wp:docPr descr="" title="" id="190" name="Picture"/>
+                  <a:graphic>
+                    <a:graphicData uri="http://schemas.openxmlformats.org/drawingml/2006/picture">
+                      <pic:pic>
+                        <pic:nvPicPr>
+                          <pic:cNvPr descr="image/34.png.png" id="191" name="Picture"/>
+                          <pic:cNvPicPr>
+                            <a:picLocks noChangeArrowheads="1" noChangeAspect="1"/>
+                          </pic:cNvPicPr>
+                        </pic:nvPicPr>
+                        <pic:blipFill>
+                          <a:blip r:embed="rId189"/>
+                          <a:stretch>
+                            <a:fillRect/>
+                          </a:stretch>
+                        </pic:blipFill>
+                        <pic:spPr bwMode="auto">
+                          <a:xfrm>
+                            <a:off x="0" y="0"/>
+                            <a:ext cx="3733800" cy="1400175"/>
+                          </a:xfrm>
+                          <a:prstGeom prst="rect">
+                            <a:avLst/>
+                          </a:prstGeom>
+                          <a:noFill/>
+                          <a:ln w="9525">
+                            <a:noFill/>
+                            <a:headEnd/>
+                            <a:tailEnd/>
+                          </a:ln>
+                        </pic:spPr>
+                      </pic:pic>
+                    </a:graphicData>
+                  </a:graphic>
+                </wp:inline>
+              </w:drawing>
+            </w:r>
           </w:p>
           <w:p>
             <w:pPr>
@@ -2925,19 +4806,21 @@
               <w:pStyle w:val="ImageCaption"/>
             </w:pPr>
             <w:r>
-              <w:t xml:space="preserve">Рисунок 13: Добавьте ssh-key add:</w:t>
-            </w:r>
-          </w:p>
-          <w:bookmarkEnd w:id="35"/>
+              <w:t xml:space="preserve">Рисунок 33: Проверьте, что Вы на ветке develop:</w:t>
+            </w:r>
+          </w:p>
+          <w:bookmarkEnd w:id="192"/>
         </w:tc>
       </w:tr>
     </w:tbl>
-    <w:p>
-      <w:pPr>
-        <w:pStyle w:val="BodyText"/>
-      </w:pPr>
-      <w:r>
-        <w:t xml:space="preserve"> </w:t>
+    <w:bookmarkEnd w:id="193"/>
+    <w:bookmarkStart w:id="198" w:name="загрузка-репозитория"/>
+    <w:p>
+      <w:pPr>
+        <w:pStyle w:val="Heading2"/>
+      </w:pPr>
+      <w:r>
+        <w:t xml:space="preserve">5.41 Загрузка репозитория</w:t>
       </w:r>
     </w:p>
     <w:tbl>
@@ -2953,12 +4836,54 @@
       <w:tr>
         <w:tc>
           <w:tcPr/>
-          <w:bookmarkStart w:id="36" w:name="fig-001"/>
+          <w:bookmarkStart w:id="197" w:name="fig-036"/>
           <w:p>
             <w:pPr>
               <w:pStyle w:val="Compact"/>
               <w:jc w:val="center"/>
             </w:pPr>
+            <w:r>
+              <w:drawing>
+                <wp:inline>
+                  <wp:extent cx="3733800" cy="1562798"/>
+                  <wp:effectExtent b="0" l="0" r="0" t="0"/>
+                  <wp:docPr descr="" title="" id="195" name="Picture"/>
+                  <a:graphic>
+                    <a:graphicData uri="http://schemas.openxmlformats.org/drawingml/2006/picture">
+                      <pic:pic>
+                        <pic:nvPicPr>
+                          <pic:cNvPr descr="image/35.png.png" id="196" name="Picture"/>
+                          <pic:cNvPicPr>
+                            <a:picLocks noChangeArrowheads="1" noChangeAspect="1"/>
+                          </pic:cNvPicPr>
+                        </pic:nvPicPr>
+                        <pic:blipFill>
+                          <a:blip r:embed="rId194"/>
+                          <a:stretch>
+                            <a:fillRect/>
+                          </a:stretch>
+                        </pic:blipFill>
+                        <pic:spPr bwMode="auto">
+                          <a:xfrm>
+                            <a:off x="0" y="0"/>
+                            <a:ext cx="3733800" cy="1562798"/>
+                          </a:xfrm>
+                          <a:prstGeom prst="rect">
+                            <a:avLst/>
+                          </a:prstGeom>
+                          <a:noFill/>
+                          <a:ln w="9525">
+                            <a:noFill/>
+                            <a:headEnd/>
+                            <a:tailEnd/>
+                          </a:ln>
+                        </pic:spPr>
+                      </pic:pic>
+                    </a:graphicData>
+                  </a:graphic>
+                </wp:inline>
+              </w:drawing>
+            </w:r>
           </w:p>
           <w:p>
             <w:pPr>
@@ -2970,19 +4895,21 @@
               <w:pStyle w:val="ImageCaption"/>
             </w:pPr>
             <w:r>
-              <w:t xml:space="preserve">Рисунок 14: Генерируем ключ gpg –full-generate-key:</w:t>
-            </w:r>
-          </w:p>
-          <w:bookmarkEnd w:id="36"/>
+              <w:t xml:space="preserve">Рисунок 34: Загрузите весь репозиторий в хранилище:</w:t>
+            </w:r>
+          </w:p>
+          <w:bookmarkEnd w:id="197"/>
         </w:tc>
       </w:tr>
     </w:tbl>
-    <w:p>
-      <w:pPr>
-        <w:pStyle w:val="BodyText"/>
-      </w:pPr>
-      <w:r>
-        <w:t xml:space="preserve"> </w:t>
+    <w:bookmarkEnd w:id="198"/>
+    <w:bookmarkStart w:id="203" w:name="создание-релиза"/>
+    <w:p>
+      <w:pPr>
+        <w:pStyle w:val="Heading2"/>
+      </w:pPr>
+      <w:r>
+        <w:t xml:space="preserve">5.42 Создание релиза</w:t>
       </w:r>
     </w:p>
     <w:tbl>
@@ -2998,12 +4925,54 @@
       <w:tr>
         <w:tc>
           <w:tcPr/>
-          <w:bookmarkStart w:id="37" w:name="fig-001"/>
+          <w:bookmarkStart w:id="202" w:name="fig-037"/>
           <w:p>
             <w:pPr>
               <w:pStyle w:val="Compact"/>
               <w:jc w:val="center"/>
             </w:pPr>
+            <w:r>
+              <w:drawing>
+                <wp:inline>
+                  <wp:extent cx="3733800" cy="1157355"/>
+                  <wp:effectExtent b="0" l="0" r="0" t="0"/>
+                  <wp:docPr descr="" title="" id="200" name="Picture"/>
+                  <a:graphic>
+                    <a:graphicData uri="http://schemas.openxmlformats.org/drawingml/2006/picture">
+                      <pic:pic>
+                        <pic:nvPicPr>
+                          <pic:cNvPr descr="image/36.png.png" id="201" name="Picture"/>
+                          <pic:cNvPicPr>
+                            <a:picLocks noChangeArrowheads="1" noChangeAspect="1"/>
+                          </pic:cNvPicPr>
+                        </pic:nvPicPr>
+                        <pic:blipFill>
+                          <a:blip r:embed="rId199"/>
+                          <a:stretch>
+                            <a:fillRect/>
+                          </a:stretch>
+                        </pic:blipFill>
+                        <pic:spPr bwMode="auto">
+                          <a:xfrm>
+                            <a:off x="0" y="0"/>
+                            <a:ext cx="3733800" cy="1157355"/>
+                          </a:xfrm>
+                          <a:prstGeom prst="rect">
+                            <a:avLst/>
+                          </a:prstGeom>
+                          <a:noFill/>
+                          <a:ln w="9525">
+                            <a:noFill/>
+                            <a:headEnd/>
+                            <a:tailEnd/>
+                          </a:ln>
+                        </pic:spPr>
+                      </pic:pic>
+                    </a:graphicData>
+                  </a:graphic>
+                </wp:inline>
+              </w:drawing>
+            </w:r>
           </w:p>
           <w:p>
             <w:pPr>
@@ -3015,19 +4984,21 @@
               <w:pStyle w:val="ImageCaption"/>
             </w:pPr>
             <w:r>
-              <w:t xml:space="preserve">Рисунок 15: Выводим список ключей gpg –list-secret-keys:</w:t>
-            </w:r>
-          </w:p>
-          <w:bookmarkEnd w:id="37"/>
+              <w:t xml:space="preserve">Рисунок 35: Создадим релиз с версией 1.0.0:</w:t>
+            </w:r>
+          </w:p>
+          <w:bookmarkEnd w:id="202"/>
         </w:tc>
       </w:tr>
     </w:tbl>
-    <w:p>
-      <w:pPr>
-        <w:pStyle w:val="BodyText"/>
-      </w:pPr>
-      <w:r>
-        <w:t xml:space="preserve"> </w:t>
+    <w:bookmarkEnd w:id="203"/>
+    <w:bookmarkStart w:id="208" w:name="журнал-изменений"/>
+    <w:p>
+      <w:pPr>
+        <w:pStyle w:val="Heading2"/>
+      </w:pPr>
+      <w:r>
+        <w:t xml:space="preserve">5.43 Журнал изменений</w:t>
       </w:r>
     </w:p>
     <w:tbl>
@@ -3043,12 +5014,54 @@
       <w:tr>
         <w:tc>
           <w:tcPr/>
-          <w:bookmarkStart w:id="38" w:name="fig-001"/>
+          <w:bookmarkStart w:id="207" w:name="fig-038"/>
           <w:p>
             <w:pPr>
               <w:pStyle w:val="Compact"/>
               <w:jc w:val="center"/>
             </w:pPr>
+            <w:r>
+              <w:drawing>
+                <wp:inline>
+                  <wp:extent cx="3733800" cy="1048728"/>
+                  <wp:effectExtent b="0" l="0" r="0" t="0"/>
+                  <wp:docPr descr="" title="" id="205" name="Picture"/>
+                  <a:graphic>
+                    <a:graphicData uri="http://schemas.openxmlformats.org/drawingml/2006/picture">
+                      <pic:pic>
+                        <pic:nvPicPr>
+                          <pic:cNvPr descr="image/37.png.png" id="206" name="Picture"/>
+                          <pic:cNvPicPr>
+                            <a:picLocks noChangeArrowheads="1" noChangeAspect="1"/>
+                          </pic:cNvPicPr>
+                        </pic:nvPicPr>
+                        <pic:blipFill>
+                          <a:blip r:embed="rId204"/>
+                          <a:stretch>
+                            <a:fillRect/>
+                          </a:stretch>
+                        </pic:blipFill>
+                        <pic:spPr bwMode="auto">
+                          <a:xfrm>
+                            <a:off x="0" y="0"/>
+                            <a:ext cx="3733800" cy="1048728"/>
+                          </a:xfrm>
+                          <a:prstGeom prst="rect">
+                            <a:avLst/>
+                          </a:prstGeom>
+                          <a:noFill/>
+                          <a:ln w="9525">
+                            <a:noFill/>
+                            <a:headEnd/>
+                            <a:tailEnd/>
+                          </a:ln>
+                        </pic:spPr>
+                      </pic:pic>
+                    </a:graphicData>
+                  </a:graphic>
+                </wp:inline>
+              </w:drawing>
+            </w:r>
           </w:p>
           <w:p>
             <w:pPr>
@@ -3060,19 +5073,21 @@
               <w:pStyle w:val="ImageCaption"/>
             </w:pPr>
             <w:r>
-              <w:t xml:space="preserve">Рисунок 16: Cкопируйте ваш сгенерированный PGP ключ в буфер обмена:</w:t>
-            </w:r>
-          </w:p>
-          <w:bookmarkEnd w:id="38"/>
+              <w:t xml:space="preserve">Рисунок 36: Создадим журнал изменений</w:t>
+            </w:r>
+          </w:p>
+          <w:bookmarkEnd w:id="207"/>
         </w:tc>
       </w:tr>
     </w:tbl>
-    <w:p>
-      <w:pPr>
-        <w:pStyle w:val="BodyText"/>
-      </w:pPr>
-      <w:r>
-        <w:t xml:space="preserve"> </w:t>
+    <w:bookmarkEnd w:id="208"/>
+    <w:bookmarkStart w:id="213" w:name="индекс-журнала"/>
+    <w:p>
+      <w:pPr>
+        <w:pStyle w:val="Heading2"/>
+      </w:pPr>
+      <w:r>
+        <w:t xml:space="preserve">5.44 Индекс журнала</w:t>
       </w:r>
     </w:p>
     <w:tbl>
@@ -3088,12 +5103,54 @@
       <w:tr>
         <w:tc>
           <w:tcPr/>
-          <w:bookmarkStart w:id="39" w:name="fig-001"/>
+          <w:bookmarkStart w:id="212" w:name="fig-039"/>
           <w:p>
             <w:pPr>
               <w:pStyle w:val="Compact"/>
               <w:jc w:val="center"/>
             </w:pPr>
+            <w:r>
+              <w:drawing>
+                <wp:inline>
+                  <wp:extent cx="3733800" cy="664453"/>
+                  <wp:effectExtent b="0" l="0" r="0" t="0"/>
+                  <wp:docPr descr="" title="" id="210" name="Picture"/>
+                  <a:graphic>
+                    <a:graphicData uri="http://schemas.openxmlformats.org/drawingml/2006/picture">
+                      <pic:pic>
+                        <pic:nvPicPr>
+                          <pic:cNvPr descr="image/38.png.png" id="211" name="Picture"/>
+                          <pic:cNvPicPr>
+                            <a:picLocks noChangeArrowheads="1" noChangeAspect="1"/>
+                          </pic:cNvPicPr>
+                        </pic:nvPicPr>
+                        <pic:blipFill>
+                          <a:blip r:embed="rId209"/>
+                          <a:stretch>
+                            <a:fillRect/>
+                          </a:stretch>
+                        </pic:blipFill>
+                        <pic:spPr bwMode="auto">
+                          <a:xfrm>
+                            <a:off x="0" y="0"/>
+                            <a:ext cx="3733800" cy="664453"/>
+                          </a:xfrm>
+                          <a:prstGeom prst="rect">
+                            <a:avLst/>
+                          </a:prstGeom>
+                          <a:noFill/>
+                          <a:ln w="9525">
+                            <a:noFill/>
+                            <a:headEnd/>
+                            <a:tailEnd/>
+                          </a:ln>
+                        </pic:spPr>
+                      </pic:pic>
+                    </a:graphicData>
+                  </a:graphic>
+                </wp:inline>
+              </w:drawing>
+            </w:r>
           </w:p>
           <w:p>
             <w:pPr>
@@ -3105,19 +5162,21 @@
               <w:pStyle w:val="ImageCaption"/>
             </w:pPr>
             <w:r>
-              <w:t xml:space="preserve">Рисунок 17: Перейдите в настройки Gitverse,нажмите накнопку Добавить GPG :</w:t>
-            </w:r>
-          </w:p>
-          <w:bookmarkEnd w:id="39"/>
+              <w:t xml:space="preserve">Рисунок 37: Добавим журнал изменений в индекс</w:t>
+            </w:r>
+          </w:p>
+          <w:bookmarkEnd w:id="212"/>
         </w:tc>
       </w:tr>
     </w:tbl>
-    <w:p>
-      <w:pPr>
-        <w:pStyle w:val="BodyText"/>
-      </w:pPr>
-      <w:r>
-        <w:t xml:space="preserve"> </w:t>
+    <w:bookmarkEnd w:id="213"/>
+    <w:bookmarkStart w:id="218" w:name="релизная-ветка"/>
+    <w:p>
+      <w:pPr>
+        <w:pStyle w:val="Heading2"/>
+      </w:pPr>
+      <w:r>
+        <w:t xml:space="preserve">5.45 Релизная ветка</w:t>
       </w:r>
     </w:p>
     <w:tbl>
@@ -3133,12 +5192,54 @@
       <w:tr>
         <w:tc>
           <w:tcPr/>
-          <w:bookmarkStart w:id="40" w:name="fig-001"/>
+          <w:bookmarkStart w:id="217" w:name="fig-040"/>
           <w:p>
             <w:pPr>
               <w:pStyle w:val="Compact"/>
               <w:jc w:val="center"/>
             </w:pPr>
+            <w:r>
+              <w:drawing>
+                <wp:inline>
+                  <wp:extent cx="3733800" cy="3219470"/>
+                  <wp:effectExtent b="0" l="0" r="0" t="0"/>
+                  <wp:docPr descr="" title="" id="215" name="Picture"/>
+                  <a:graphic>
+                    <a:graphicData uri="http://schemas.openxmlformats.org/drawingml/2006/picture">
+                      <pic:pic>
+                        <pic:nvPicPr>
+                          <pic:cNvPr descr="image/39.png.png" id="216" name="Picture"/>
+                          <pic:cNvPicPr>
+                            <a:picLocks noChangeArrowheads="1" noChangeAspect="1"/>
+                          </pic:cNvPicPr>
+                        </pic:nvPicPr>
+                        <pic:blipFill>
+                          <a:blip r:embed="rId214"/>
+                          <a:stretch>
+                            <a:fillRect/>
+                          </a:stretch>
+                        </pic:blipFill>
+                        <pic:spPr bwMode="auto">
+                          <a:xfrm>
+                            <a:off x="0" y="0"/>
+                            <a:ext cx="3733800" cy="3219470"/>
+                          </a:xfrm>
+                          <a:prstGeom prst="rect">
+                            <a:avLst/>
+                          </a:prstGeom>
+                          <a:noFill/>
+                          <a:ln w="9525">
+                            <a:noFill/>
+                            <a:headEnd/>
+                            <a:tailEnd/>
+                          </a:ln>
+                        </pic:spPr>
+                      </pic:pic>
+                    </a:graphicData>
+                  </a:graphic>
+                </wp:inline>
+              </w:drawing>
+            </w:r>
           </w:p>
           <w:p>
             <w:pPr>
@@ -3150,19 +5251,21 @@
               <w:pStyle w:val="ImageCaption"/>
             </w:pPr>
             <w:r>
-              <w:t xml:space="preserve">Рисунок 18: Перейдите в настройки GitHub,нажмите накнопку Добавить GPG :</w:t>
-            </w:r>
-          </w:p>
-          <w:bookmarkEnd w:id="40"/>
+              <w:t xml:space="preserve">Рисунок 38: Зальём релизную ветку в основную ветку</w:t>
+            </w:r>
+          </w:p>
+          <w:bookmarkEnd w:id="217"/>
         </w:tc>
       </w:tr>
     </w:tbl>
-    <w:p>
-      <w:pPr>
-        <w:pStyle w:val="BodyText"/>
-      </w:pPr>
-      <w:r>
-        <w:t xml:space="preserve"> </w:t>
+    <w:bookmarkEnd w:id="218"/>
+    <w:bookmarkStart w:id="223" w:name="отправка-данных"/>
+    <w:p>
+      <w:pPr>
+        <w:pStyle w:val="Heading2"/>
+      </w:pPr>
+      <w:r>
+        <w:t xml:space="preserve">5.46 Отправка данных</w:t>
       </w:r>
     </w:p>
     <w:tbl>
@@ -3178,12 +5281,54 @@
       <w:tr>
         <w:tc>
           <w:tcPr/>
-          <w:bookmarkStart w:id="41" w:name="fig-001"/>
+          <w:bookmarkStart w:id="222" w:name="fig-041"/>
           <w:p>
             <w:pPr>
               <w:pStyle w:val="Compact"/>
               <w:jc w:val="center"/>
             </w:pPr>
+            <w:r>
+              <w:drawing>
+                <wp:inline>
+                  <wp:extent cx="3733800" cy="1503621"/>
+                  <wp:effectExtent b="0" l="0" r="0" t="0"/>
+                  <wp:docPr descr="" title="" id="220" name="Picture"/>
+                  <a:graphic>
+                    <a:graphicData uri="http://schemas.openxmlformats.org/drawingml/2006/picture">
+                      <pic:pic>
+                        <pic:nvPicPr>
+                          <pic:cNvPr descr="image/40.png.png" id="221" name="Picture"/>
+                          <pic:cNvPicPr>
+                            <a:picLocks noChangeArrowheads="1" noChangeAspect="1"/>
+                          </pic:cNvPicPr>
+                        </pic:nvPicPr>
+                        <pic:blipFill>
+                          <a:blip r:embed="rId219"/>
+                          <a:stretch>
+                            <a:fillRect/>
+                          </a:stretch>
+                        </pic:blipFill>
+                        <pic:spPr bwMode="auto">
+                          <a:xfrm>
+                            <a:off x="0" y="0"/>
+                            <a:ext cx="3733800" cy="1503621"/>
+                          </a:xfrm>
+                          <a:prstGeom prst="rect">
+                            <a:avLst/>
+                          </a:prstGeom>
+                          <a:noFill/>
+                          <a:ln w="9525">
+                            <a:noFill/>
+                            <a:headEnd/>
+                            <a:tailEnd/>
+                          </a:ln>
+                        </pic:spPr>
+                      </pic:pic>
+                    </a:graphicData>
+                  </a:graphic>
+                </wp:inline>
+              </w:drawing>
+            </w:r>
           </w:p>
           <w:p>
             <w:pPr>
@@ -3195,19 +5340,21 @@
               <w:pStyle w:val="ImageCaption"/>
             </w:pPr>
             <w:r>
-              <w:t xml:space="preserve">Рисунок 19: Настройка автоматических подписей коммитов git:</w:t>
-            </w:r>
-          </w:p>
-          <w:bookmarkEnd w:id="41"/>
+              <w:t xml:space="preserve">Рисунок 39: Отправим данные на github</w:t>
+            </w:r>
+          </w:p>
+          <w:bookmarkEnd w:id="222"/>
         </w:tc>
       </w:tr>
     </w:tbl>
-    <w:p>
-      <w:pPr>
-        <w:pStyle w:val="BodyText"/>
-      </w:pPr>
-      <w:r>
-        <w:t xml:space="preserve"> </w:t>
+    <w:bookmarkEnd w:id="223"/>
+    <w:bookmarkStart w:id="228" w:name="копирование-changelog"/>
+    <w:p>
+      <w:pPr>
+        <w:pStyle w:val="Heading2"/>
+      </w:pPr>
+      <w:r>
+        <w:t xml:space="preserve">5.47 Копирование CHANGELOG</w:t>
       </w:r>
     </w:p>
     <w:tbl>
@@ -3223,12 +5370,54 @@
       <w:tr>
         <w:tc>
           <w:tcPr/>
-          <w:bookmarkStart w:id="42" w:name="fig-001"/>
+          <w:bookmarkStart w:id="227" w:name="fig-042"/>
           <w:p>
             <w:pPr>
               <w:pStyle w:val="Compact"/>
               <w:jc w:val="center"/>
             </w:pPr>
+            <w:r>
+              <w:drawing>
+                <wp:inline>
+                  <wp:extent cx="3733800" cy="1061101"/>
+                  <wp:effectExtent b="0" l="0" r="0" t="0"/>
+                  <wp:docPr descr="" title="" id="225" name="Picture"/>
+                  <a:graphic>
+                    <a:graphicData uri="http://schemas.openxmlformats.org/drawingml/2006/picture">
+                      <pic:pic>
+                        <pic:nvPicPr>
+                          <pic:cNvPr descr="image/41.png.png" id="226" name="Picture"/>
+                          <pic:cNvPicPr>
+                            <a:picLocks noChangeArrowheads="1" noChangeAspect="1"/>
+                          </pic:cNvPicPr>
+                        </pic:nvPicPr>
+                        <pic:blipFill>
+                          <a:blip r:embed="rId224"/>
+                          <a:stretch>
+                            <a:fillRect/>
+                          </a:stretch>
+                        </pic:blipFill>
+                        <pic:spPr bwMode="auto">
+                          <a:xfrm>
+                            <a:off x="0" y="0"/>
+                            <a:ext cx="3733800" cy="1061101"/>
+                          </a:xfrm>
+                          <a:prstGeom prst="rect">
+                            <a:avLst/>
+                          </a:prstGeom>
+                          <a:noFill/>
+                          <a:ln w="9525">
+                            <a:noFill/>
+                            <a:headEnd/>
+                            <a:tailEnd/>
+                          </a:ln>
+                        </pic:spPr>
+                      </pic:pic>
+                    </a:graphicData>
+                  </a:graphic>
+                </wp:inline>
+              </w:drawing>
+            </w:r>
           </w:p>
           <w:p>
             <w:pPr>
@@ -3240,22 +5429,21 @@
               <w:pStyle w:val="ImageCaption"/>
             </w:pPr>
             <w:r>
-              <w:t xml:space="preserve">Рисунок 20: choco install quarto:</w:t>
-            </w:r>
-          </w:p>
-          <w:bookmarkEnd w:id="42"/>
+              <w:t xml:space="preserve">Рисунок 40: Скопируем CHANGELOG.md в каталог release:</w:t>
+            </w:r>
+          </w:p>
+          <w:bookmarkEnd w:id="227"/>
         </w:tc>
       </w:tr>
     </w:tbl>
-    <w:p>
-      <w:pPr>
-        <w:pStyle w:val="BodyText"/>
-      </w:pPr>
-      <w:r>
-        <w:t xml:space="preserve">Установка Node. yarn. pnpm:</w:t>
-      </w:r>
-      <w:r>
-        <w:t xml:space="preserve">(image/21.png){#fig-001 width=70%}</w:t>
+    <w:bookmarkEnd w:id="228"/>
+    <w:bookmarkStart w:id="233" w:name="push-all"/>
+    <w:p>
+      <w:pPr>
+        <w:pStyle w:val="Heading2"/>
+      </w:pPr>
+      <w:r>
+        <w:t xml:space="preserve">5.48 Push all</w:t>
       </w:r>
     </w:p>
     <w:tbl>
@@ -3271,12 +5459,54 @@
       <w:tr>
         <w:tc>
           <w:tcPr/>
-          <w:bookmarkStart w:id="43" w:name="fig-001"/>
+          <w:bookmarkStart w:id="232" w:name="fig-043"/>
           <w:p>
             <w:pPr>
               <w:pStyle w:val="Compact"/>
               <w:jc w:val="center"/>
             </w:pPr>
+            <w:r>
+              <w:drawing>
+                <wp:inline>
+                  <wp:extent cx="3733800" cy="1359658"/>
+                  <wp:effectExtent b="0" l="0" r="0" t="0"/>
+                  <wp:docPr descr="" title="" id="230" name="Picture"/>
+                  <a:graphic>
+                    <a:graphicData uri="http://schemas.openxmlformats.org/drawingml/2006/picture">
+                      <pic:pic>
+                        <pic:nvPicPr>
+                          <pic:cNvPr descr="image/42.png.png" id="231" name="Picture"/>
+                          <pic:cNvPicPr>
+                            <a:picLocks noChangeArrowheads="1" noChangeAspect="1"/>
+                          </pic:cNvPicPr>
+                        </pic:nvPicPr>
+                        <pic:blipFill>
+                          <a:blip r:embed="rId229"/>
+                          <a:stretch>
+                            <a:fillRect/>
+                          </a:stretch>
+                        </pic:blipFill>
+                        <pic:spPr bwMode="auto">
+                          <a:xfrm>
+                            <a:off x="0" y="0"/>
+                            <a:ext cx="3733800" cy="1359658"/>
+                          </a:xfrm>
+                          <a:prstGeom prst="rect">
+                            <a:avLst/>
+                          </a:prstGeom>
+                          <a:noFill/>
+                          <a:ln w="9525">
+                            <a:noFill/>
+                            <a:headEnd/>
+                            <a:tailEnd/>
+                          </a:ln>
+                        </pic:spPr>
+                      </pic:pic>
+                    </a:graphicData>
+                  </a:graphic>
+                </wp:inline>
+              </w:drawing>
+            </w:r>
           </w:p>
           <w:p>
             <w:pPr>
@@ -3288,19 +5518,21 @@
               <w:pStyle w:val="ImageCaption"/>
             </w:pPr>
             <w:r>
-              <w:t xml:space="preserve">Рисунок 21: pnpm add -g cz-customizable:</w:t>
-            </w:r>
-          </w:p>
-          <w:bookmarkEnd w:id="43"/>
+              <w:t xml:space="preserve">Рисунок 41: Push all:</w:t>
+            </w:r>
+          </w:p>
+          <w:bookmarkEnd w:id="232"/>
         </w:tc>
       </w:tr>
     </w:tbl>
-    <w:p>
-      <w:pPr>
-        <w:pStyle w:val="BodyText"/>
-      </w:pPr>
-      <w:r>
-        <w:t xml:space="preserve"> </w:t>
+    <w:bookmarkEnd w:id="233"/>
+    <w:bookmarkStart w:id="238" w:name="релиз-gitverse"/>
+    <w:p>
+      <w:pPr>
+        <w:pStyle w:val="Heading2"/>
+      </w:pPr>
+      <w:r>
+        <w:t xml:space="preserve">5.49 Релиз Gitverse</w:t>
       </w:r>
     </w:p>
     <w:tbl>
@@ -3316,12 +5548,54 @@
       <w:tr>
         <w:tc>
           <w:tcPr/>
-          <w:bookmarkStart w:id="44" w:name="fig-001"/>
+          <w:bookmarkStart w:id="237" w:name="fig-044"/>
           <w:p>
             <w:pPr>
               <w:pStyle w:val="Compact"/>
               <w:jc w:val="center"/>
             </w:pPr>
+            <w:r>
+              <w:drawing>
+                <wp:inline>
+                  <wp:extent cx="3733800" cy="2483765"/>
+                  <wp:effectExtent b="0" l="0" r="0" t="0"/>
+                  <wp:docPr descr="" title="" id="235" name="Picture"/>
+                  <a:graphic>
+                    <a:graphicData uri="http://schemas.openxmlformats.org/drawingml/2006/picture">
+                      <pic:pic>
+                        <pic:nvPicPr>
+                          <pic:cNvPr descr="image/43.png.png" id="236" name="Picture"/>
+                          <pic:cNvPicPr>
+                            <a:picLocks noChangeArrowheads="1" noChangeAspect="1"/>
+                          </pic:cNvPicPr>
+                        </pic:nvPicPr>
+                        <pic:blipFill>
+                          <a:blip r:embed="rId234"/>
+                          <a:stretch>
+                            <a:fillRect/>
+                          </a:stretch>
+                        </pic:blipFill>
+                        <pic:spPr bwMode="auto">
+                          <a:xfrm>
+                            <a:off x="0" y="0"/>
+                            <a:ext cx="3733800" cy="2483765"/>
+                          </a:xfrm>
+                          <a:prstGeom prst="rect">
+                            <a:avLst/>
+                          </a:prstGeom>
+                          <a:noFill/>
+                          <a:ln w="9525">
+                            <a:noFill/>
+                            <a:headEnd/>
+                            <a:tailEnd/>
+                          </a:ln>
+                        </pic:spPr>
+                      </pic:pic>
+                    </a:graphicData>
+                  </a:graphic>
+                </wp:inline>
+              </w:drawing>
+            </w:r>
           </w:p>
           <w:p>
             <w:pPr>
@@ -3333,19 +5607,21 @@
               <w:pStyle w:val="ImageCaption"/>
             </w:pPr>
             <w:r>
-              <w:t xml:space="preserve">Рисунок 22: pnpm add -g standard-version :</w:t>
-            </w:r>
-          </w:p>
-          <w:bookmarkEnd w:id="44"/>
+              <w:t xml:space="preserve">Рисунок 42: Cоздадим релиз На gitverse</w:t>
+            </w:r>
+          </w:p>
+          <w:bookmarkEnd w:id="237"/>
         </w:tc>
       </w:tr>
     </w:tbl>
-    <w:p>
-      <w:pPr>
-        <w:pStyle w:val="BodyText"/>
-      </w:pPr>
-      <w:r>
-        <w:t xml:space="preserve"> </w:t>
+    <w:bookmarkEnd w:id="238"/>
+    <w:bookmarkStart w:id="243" w:name="создание-lab01"/>
+    <w:p>
+      <w:pPr>
+        <w:pStyle w:val="Heading2"/>
+      </w:pPr>
+      <w:r>
+        <w:t xml:space="preserve">5.50 Создание LAB01</w:t>
       </w:r>
     </w:p>
     <w:tbl>
@@ -3361,12 +5637,54 @@
       <w:tr>
         <w:tc>
           <w:tcPr/>
-          <w:bookmarkStart w:id="45" w:name="fig-001"/>
+          <w:bookmarkStart w:id="242" w:name="fig-045"/>
           <w:p>
             <w:pPr>
               <w:pStyle w:val="Compact"/>
               <w:jc w:val="center"/>
             </w:pPr>
+            <w:r>
+              <w:drawing>
+                <wp:inline>
+                  <wp:extent cx="3733800" cy="294593"/>
+                  <wp:effectExtent b="0" l="0" r="0" t="0"/>
+                  <wp:docPr descr="" title="" id="240" name="Picture"/>
+                  <a:graphic>
+                    <a:graphicData uri="http://schemas.openxmlformats.org/drawingml/2006/picture">
+                      <pic:pic>
+                        <pic:nvPicPr>
+                          <pic:cNvPr descr="image/44.png.png" id="241" name="Picture"/>
+                          <pic:cNvPicPr>
+                            <a:picLocks noChangeArrowheads="1" noChangeAspect="1"/>
+                          </pic:cNvPicPr>
+                        </pic:nvPicPr>
+                        <pic:blipFill>
+                          <a:blip r:embed="rId239"/>
+                          <a:stretch>
+                            <a:fillRect/>
+                          </a:stretch>
+                        </pic:blipFill>
+                        <pic:spPr bwMode="auto">
+                          <a:xfrm>
+                            <a:off x="0" y="0"/>
+                            <a:ext cx="3733800" cy="294593"/>
+                          </a:xfrm>
+                          <a:prstGeom prst="rect">
+                            <a:avLst/>
+                          </a:prstGeom>
+                          <a:noFill/>
+                          <a:ln w="9525">
+                            <a:noFill/>
+                            <a:headEnd/>
+                            <a:tailEnd/>
+                          </a:ln>
+                        </pic:spPr>
+                      </pic:pic>
+                    </a:graphicData>
+                  </a:graphic>
+                </wp:inline>
+              </w:drawing>
+            </w:r>
           </w:p>
           <w:p>
             <w:pPr>
@@ -3378,19 +5696,21 @@
               <w:pStyle w:val="ImageCaption"/>
             </w:pPr>
             <w:r>
-              <w:t xml:space="preserve">Рисунок 23: Репозиторий GitVerse:</w:t>
-            </w:r>
-          </w:p>
-          <w:bookmarkEnd w:id="45"/>
+              <w:t xml:space="preserve">Рисунок 43: Cоздадим LAB01</w:t>
+            </w:r>
+          </w:p>
+          <w:bookmarkEnd w:id="242"/>
         </w:tc>
       </w:tr>
     </w:tbl>
-    <w:p>
-      <w:pPr>
-        <w:pStyle w:val="BodyText"/>
-      </w:pPr>
-      <w:r>
-        <w:t xml:space="preserve"> </w:t>
+    <w:bookmarkEnd w:id="243"/>
+    <w:bookmarkStart w:id="248" w:name="терминал-julia"/>
+    <w:p>
+      <w:pPr>
+        <w:pStyle w:val="Heading2"/>
+      </w:pPr>
+      <w:r>
+        <w:t xml:space="preserve">5.51 Терминал Julia</w:t>
       </w:r>
     </w:p>
     <w:tbl>
@@ -3406,12 +5726,54 @@
       <w:tr>
         <w:tc>
           <w:tcPr/>
-          <w:bookmarkStart w:id="46" w:name="fig-001"/>
+          <w:bookmarkStart w:id="247" w:name="fig-046"/>
           <w:p>
             <w:pPr>
               <w:pStyle w:val="Compact"/>
               <w:jc w:val="center"/>
             </w:pPr>
+            <w:r>
+              <w:drawing>
+                <wp:inline>
+                  <wp:extent cx="3733800" cy="1311875"/>
+                  <wp:effectExtent b="0" l="0" r="0" t="0"/>
+                  <wp:docPr descr="" title="" id="245" name="Picture"/>
+                  <a:graphic>
+                    <a:graphicData uri="http://schemas.openxmlformats.org/drawingml/2006/picture">
+                      <pic:pic>
+                        <pic:nvPicPr>
+                          <pic:cNvPr descr="image/45.png.png" id="246" name="Picture"/>
+                          <pic:cNvPicPr>
+                            <a:picLocks noChangeArrowheads="1" noChangeAspect="1"/>
+                          </pic:cNvPicPr>
+                        </pic:nvPicPr>
+                        <pic:blipFill>
+                          <a:blip r:embed="rId244"/>
+                          <a:stretch>
+                            <a:fillRect/>
+                          </a:stretch>
+                        </pic:blipFill>
+                        <pic:spPr bwMode="auto">
+                          <a:xfrm>
+                            <a:off x="0" y="0"/>
+                            <a:ext cx="3733800" cy="1311875"/>
+                          </a:xfrm>
+                          <a:prstGeom prst="rect">
+                            <a:avLst/>
+                          </a:prstGeom>
+                          <a:noFill/>
+                          <a:ln w="9525">
+                            <a:noFill/>
+                            <a:headEnd/>
+                            <a:tailEnd/>
+                          </a:ln>
+                        </pic:spPr>
+                      </pic:pic>
+                    </a:graphicData>
+                  </a:graphic>
+                </wp:inline>
+              </w:drawing>
+            </w:r>
           </w:p>
           <w:p>
             <w:pPr>
@@ -3423,19 +5785,21 @@
               <w:pStyle w:val="ImageCaption"/>
             </w:pPr>
             <w:r>
-              <w:t xml:space="preserve">Рисунок 24: Репозиторий GitHub:</w:t>
-            </w:r>
-          </w:p>
-          <w:bookmarkEnd w:id="46"/>
+              <w:t xml:space="preserve">Рисунок 44: Откройте терминал и запустите Julia:</w:t>
+            </w:r>
+          </w:p>
+          <w:bookmarkEnd w:id="247"/>
         </w:tc>
       </w:tr>
     </w:tbl>
-    <w:p>
-      <w:pPr>
-        <w:pStyle w:val="BodyText"/>
-      </w:pPr>
-      <w:r>
-        <w:t xml:space="preserve"> </w:t>
+    <w:bookmarkEnd w:id="248"/>
+    <w:bookmarkStart w:id="253" w:name="repl"/>
+    <w:p>
+      <w:pPr>
+        <w:pStyle w:val="Heading2"/>
+      </w:pPr>
+      <w:r>
+        <w:t xml:space="preserve">5.52 REPL</w:t>
       </w:r>
     </w:p>
     <w:tbl>
@@ -3451,12 +5815,54 @@
       <w:tr>
         <w:tc>
           <w:tcPr/>
-          <w:bookmarkStart w:id="47" w:name="fig-001"/>
+          <w:bookmarkStart w:id="252" w:name="fig-047"/>
           <w:p>
             <w:pPr>
               <w:pStyle w:val="Compact"/>
               <w:jc w:val="center"/>
             </w:pPr>
+            <w:r>
+              <w:drawing>
+                <wp:inline>
+                  <wp:extent cx="3733800" cy="554602"/>
+                  <wp:effectExtent b="0" l="0" r="0" t="0"/>
+                  <wp:docPr descr="" title="" id="250" name="Picture"/>
+                  <a:graphic>
+                    <a:graphicData uri="http://schemas.openxmlformats.org/drawingml/2006/picture">
+                      <pic:pic>
+                        <pic:nvPicPr>
+                          <pic:cNvPr descr="image/46.png.png" id="251" name="Picture"/>
+                          <pic:cNvPicPr>
+                            <a:picLocks noChangeArrowheads="1" noChangeAspect="1"/>
+                          </pic:cNvPicPr>
+                        </pic:nvPicPr>
+                        <pic:blipFill>
+                          <a:blip r:embed="rId249"/>
+                          <a:stretch>
+                            <a:fillRect/>
+                          </a:stretch>
+                        </pic:blipFill>
+                        <pic:spPr bwMode="auto">
+                          <a:xfrm>
+                            <a:off x="0" y="0"/>
+                            <a:ext cx="3733800" cy="554602"/>
+                          </a:xfrm>
+                          <a:prstGeom prst="rect">
+                            <a:avLst/>
+                          </a:prstGeom>
+                          <a:noFill/>
+                          <a:ln w="9525">
+                            <a:noFill/>
+                            <a:headEnd/>
+                            <a:tailEnd/>
+                          </a:ln>
+                        </pic:spPr>
+                      </pic:pic>
+                    </a:graphicData>
+                  </a:graphic>
+                </wp:inline>
+              </w:drawing>
+            </w:r>
           </w:p>
           <w:p>
             <w:pPr>
@@ -3468,19 +5874,21 @@
               <w:pStyle w:val="ImageCaption"/>
             </w:pPr>
             <w:r>
-              <w:t xml:space="preserve">Рисунок 25: Укажите название для вашего нового проекта:</w:t>
-            </w:r>
-          </w:p>
-          <w:bookmarkEnd w:id="47"/>
+              <w:t xml:space="preserve">Рисунок 45: В REPL выполните:</w:t>
+            </w:r>
+          </w:p>
+          <w:bookmarkEnd w:id="252"/>
         </w:tc>
       </w:tr>
     </w:tbl>
-    <w:p>
-      <w:pPr>
-        <w:pStyle w:val="BodyText"/>
-      </w:pPr>
-      <w:r>
-        <w:t xml:space="preserve"> </w:t>
+    <w:bookmarkEnd w:id="253"/>
+    <w:bookmarkStart w:id="258" w:name="основные-пакеты"/>
+    <w:p>
+      <w:pPr>
+        <w:pStyle w:val="Heading2"/>
+      </w:pPr>
+      <w:r>
+        <w:t xml:space="preserve">5.53 Основные пакеты</w:t>
       </w:r>
     </w:p>
     <w:tbl>
@@ -3496,12 +5904,54 @@
       <w:tr>
         <w:tc>
           <w:tcPr/>
-          <w:bookmarkStart w:id="48" w:name="fig-001"/>
+          <w:bookmarkStart w:id="257" w:name="fig-048"/>
           <w:p>
             <w:pPr>
               <w:pStyle w:val="Compact"/>
               <w:jc w:val="center"/>
             </w:pPr>
+            <w:r>
+              <w:drawing>
+                <wp:inline>
+                  <wp:extent cx="3733800" cy="3418378"/>
+                  <wp:effectExtent b="0" l="0" r="0" t="0"/>
+                  <wp:docPr descr="" title="" id="255" name="Picture"/>
+                  <a:graphic>
+                    <a:graphicData uri="http://schemas.openxmlformats.org/drawingml/2006/picture">
+                      <pic:pic>
+                        <pic:nvPicPr>
+                          <pic:cNvPr descr="image/47.png.png" id="256" name="Picture"/>
+                          <pic:cNvPicPr>
+                            <a:picLocks noChangeArrowheads="1" noChangeAspect="1"/>
+                          </pic:cNvPicPr>
+                        </pic:nvPicPr>
+                        <pic:blipFill>
+                          <a:blip r:embed="rId254"/>
+                          <a:stretch>
+                            <a:fillRect/>
+                          </a:stretch>
+                        </pic:blipFill>
+                        <pic:spPr bwMode="auto">
+                          <a:xfrm>
+                            <a:off x="0" y="0"/>
+                            <a:ext cx="3733800" cy="3418378"/>
+                          </a:xfrm>
+                          <a:prstGeom prst="rect">
+                            <a:avLst/>
+                          </a:prstGeom>
+                          <a:noFill/>
+                          <a:ln w="9525">
+                            <a:noFill/>
+                            <a:headEnd/>
+                            <a:tailEnd/>
+                          </a:ln>
+                        </pic:spPr>
+                      </pic:pic>
+                    </a:graphicData>
+                  </a:graphic>
+                </wp:inline>
+              </w:drawing>
+            </w:r>
           </w:p>
           <w:p>
             <w:pPr>
@@ -3513,19 +5963,21 @@
               <w:pStyle w:val="ImageCaption"/>
             </w:pPr>
             <w:r>
-              <w:t xml:space="preserve">Рисунок 26: Посмотреть доступные целиmake help:</w:t>
-            </w:r>
-          </w:p>
-          <w:bookmarkEnd w:id="48"/>
+              <w:t xml:space="preserve">Рисунок 46: Установите основные пакеты:</w:t>
+            </w:r>
+          </w:p>
+          <w:bookmarkEnd w:id="257"/>
         </w:tc>
       </w:tr>
     </w:tbl>
-    <w:p>
-      <w:pPr>
-        <w:pStyle w:val="BodyText"/>
-      </w:pPr>
-      <w:r>
-        <w:t xml:space="preserve"> </w:t>
+    <w:bookmarkEnd w:id="258"/>
+    <w:bookmarkStart w:id="263" w:name="запуск"/>
+    <w:p>
+      <w:pPr>
+        <w:pStyle w:val="Heading2"/>
+      </w:pPr>
+      <w:r>
+        <w:t xml:space="preserve">5.54 Запуск</w:t>
       </w:r>
     </w:p>
     <w:tbl>
@@ -3541,12 +5993,54 @@
       <w:tr>
         <w:tc>
           <w:tcPr/>
-          <w:bookmarkStart w:id="49" w:name="fig-001"/>
+          <w:bookmarkStart w:id="262" w:name="fig-049"/>
           <w:p>
             <w:pPr>
               <w:pStyle w:val="Compact"/>
               <w:jc w:val="center"/>
             </w:pPr>
+            <w:r>
+              <w:drawing>
+                <wp:inline>
+                  <wp:extent cx="3733800" cy="2021334"/>
+                  <wp:effectExtent b="0" l="0" r="0" t="0"/>
+                  <wp:docPr descr="" title="" id="260" name="Picture"/>
+                  <a:graphic>
+                    <a:graphicData uri="http://schemas.openxmlformats.org/drawingml/2006/picture">
+                      <pic:pic>
+                        <pic:nvPicPr>
+                          <pic:cNvPr descr="image/48.png.png" id="261" name="Picture"/>
+                          <pic:cNvPicPr>
+                            <a:picLocks noChangeArrowheads="1" noChangeAspect="1"/>
+                          </pic:cNvPicPr>
+                        </pic:nvPicPr>
+                        <pic:blipFill>
+                          <a:blip r:embed="rId259"/>
+                          <a:stretch>
+                            <a:fillRect/>
+                          </a:stretch>
+                        </pic:blipFill>
+                        <pic:spPr bwMode="auto">
+                          <a:xfrm>
+                            <a:off x="0" y="0"/>
+                            <a:ext cx="3733800" cy="2021334"/>
+                          </a:xfrm>
+                          <a:prstGeom prst="rect">
+                            <a:avLst/>
+                          </a:prstGeom>
+                          <a:noFill/>
+                          <a:ln w="9525">
+                            <a:noFill/>
+                            <a:headEnd/>
+                            <a:tailEnd/>
+                          </a:ln>
+                        </pic:spPr>
+                      </pic:pic>
+                    </a:graphicData>
+                  </a:graphic>
+                </wp:inline>
+              </w:drawing>
+            </w:r>
           </w:p>
           <w:p>
             <w:pPr>
@@ -3558,19 +6052,21 @@
               <w:pStyle w:val="ImageCaption"/>
             </w:pPr>
             <w:r>
-              <w:t xml:space="preserve">Рисунок 27: Посмотреть список доступных курсов (make list):</w:t>
-            </w:r>
-          </w:p>
-          <w:bookmarkEnd w:id="49"/>
+              <w:t xml:space="preserve">Рисунок 47: Запустиm:</w:t>
+            </w:r>
+          </w:p>
+          <w:bookmarkEnd w:id="262"/>
         </w:tc>
       </w:tr>
     </w:tbl>
-    <w:p>
-      <w:pPr>
-        <w:pStyle w:val="BodyText"/>
-      </w:pPr>
-      <w:r>
-        <w:t xml:space="preserve"> </w:t>
+    <w:bookmarkEnd w:id="263"/>
+    <w:bookmarkStart w:id="268" w:name="скрипт"/>
+    <w:p>
+      <w:pPr>
+        <w:pStyle w:val="Heading2"/>
+      </w:pPr>
+      <w:r>
+        <w:t xml:space="preserve">5.55 Скрипт</w:t>
       </w:r>
     </w:p>
     <w:tbl>
@@ -3586,12 +6082,54 @@
       <w:tr>
         <w:tc>
           <w:tcPr/>
-          <w:bookmarkStart w:id="50" w:name="fig-001"/>
+          <w:bookmarkStart w:id="267" w:name="fig-050"/>
           <w:p>
             <w:pPr>
               <w:pStyle w:val="Compact"/>
               <w:jc w:val="center"/>
             </w:pPr>
+            <w:r>
+              <w:drawing>
+                <wp:inline>
+                  <wp:extent cx="3733800" cy="3998697"/>
+                  <wp:effectExtent b="0" l="0" r="0" t="0"/>
+                  <wp:docPr descr="" title="" id="265" name="Picture"/>
+                  <a:graphic>
+                    <a:graphicData uri="http://schemas.openxmlformats.org/drawingml/2006/picture">
+                      <pic:pic>
+                        <pic:nvPicPr>
+                          <pic:cNvPr descr="image/49.png.png" id="266" name="Picture"/>
+                          <pic:cNvPicPr>
+                            <a:picLocks noChangeArrowheads="1" noChangeAspect="1"/>
+                          </pic:cNvPicPr>
+                        </pic:nvPicPr>
+                        <pic:blipFill>
+                          <a:blip r:embed="rId264"/>
+                          <a:stretch>
+                            <a:fillRect/>
+                          </a:stretch>
+                        </pic:blipFill>
+                        <pic:spPr bwMode="auto">
+                          <a:xfrm>
+                            <a:off x="0" y="0"/>
+                            <a:ext cx="3733800" cy="3998697"/>
+                          </a:xfrm>
+                          <a:prstGeom prst="rect">
+                            <a:avLst/>
+                          </a:prstGeom>
+                          <a:noFill/>
+                          <a:ln w="9525">
+                            <a:noFill/>
+                            <a:headEnd/>
+                            <a:tailEnd/>
+                          </a:ln>
+                        </pic:spPr>
+                      </pic:pic>
+                    </a:graphicData>
+                  </a:graphic>
+                </wp:inline>
+              </w:drawing>
+            </w:r>
           </w:p>
           <w:p>
             <w:pPr>
@@ -3603,19 +6141,21 @@
               <w:pStyle w:val="ImageCaption"/>
             </w:pPr>
             <w:r>
-              <w:t xml:space="preserve">Рисунок 28: Инициализируйте курс:echo simulation-modeling &gt;COURSE make prepare:</w:t>
-            </w:r>
-          </w:p>
-          <w:bookmarkEnd w:id="50"/>
+              <w:t xml:space="preserve">Рисунок 48: Создайте следующий скрипт:</w:t>
+            </w:r>
+          </w:p>
+          <w:bookmarkEnd w:id="267"/>
         </w:tc>
       </w:tr>
     </w:tbl>
-    <w:p>
-      <w:pPr>
-        <w:pStyle w:val="BodyText"/>
-      </w:pPr>
-      <w:r>
-        <w:t xml:space="preserve"> </w:t>
+    <w:bookmarkEnd w:id="268"/>
+    <w:bookmarkStart w:id="273" w:name="графики"/>
+    <w:p>
+      <w:pPr>
+        <w:pStyle w:val="Heading2"/>
+      </w:pPr>
+      <w:r>
+        <w:t xml:space="preserve">5.56 Графики</w:t>
       </w:r>
     </w:p>
     <w:tbl>
@@ -3631,12 +6171,54 @@
       <w:tr>
         <w:tc>
           <w:tcPr/>
-          <w:bookmarkStart w:id="51" w:name="fig-001"/>
+          <w:bookmarkStart w:id="272" w:name="fig-051"/>
           <w:p>
             <w:pPr>
               <w:pStyle w:val="Compact"/>
               <w:jc w:val="center"/>
             </w:pPr>
+            <w:r>
+              <w:drawing>
+                <wp:inline>
+                  <wp:extent cx="3733800" cy="2497886"/>
+                  <wp:effectExtent b="0" l="0" r="0" t="0"/>
+                  <wp:docPr descr="" title="" id="270" name="Picture"/>
+                  <a:graphic>
+                    <a:graphicData uri="http://schemas.openxmlformats.org/drawingml/2006/picture">
+                      <pic:pic>
+                        <pic:nvPicPr>
+                          <pic:cNvPr descr="image/50.png.png" id="271" name="Picture"/>
+                          <pic:cNvPicPr>
+                            <a:picLocks noChangeArrowheads="1" noChangeAspect="1"/>
+                          </pic:cNvPicPr>
+                        </pic:nvPicPr>
+                        <pic:blipFill>
+                          <a:blip r:embed="rId269"/>
+                          <a:stretch>
+                            <a:fillRect/>
+                          </a:stretch>
+                        </pic:blipFill>
+                        <pic:spPr bwMode="auto">
+                          <a:xfrm>
+                            <a:off x="0" y="0"/>
+                            <a:ext cx="3733800" cy="2497886"/>
+                          </a:xfrm>
+                          <a:prstGeom prst="rect">
+                            <a:avLst/>
+                          </a:prstGeom>
+                          <a:noFill/>
+                          <a:ln w="9525">
+                            <a:noFill/>
+                            <a:headEnd/>
+                            <a:tailEnd/>
+                          </a:ln>
+                        </pic:spPr>
+                      </pic:pic>
+                    </a:graphicData>
+                  </a:graphic>
+                </wp:inline>
+              </w:drawing>
+            </w:r>
           </w:p>
           <w:p>
             <w:pPr>
@@ -3648,19 +6230,21 @@
               <w:pStyle w:val="ImageCaption"/>
             </w:pPr>
             <w:r>
-              <w:t xml:space="preserve">Рисунок 29: Отправьте файлы на сервер (git add):</w:t>
-            </w:r>
-          </w:p>
-          <w:bookmarkEnd w:id="51"/>
+              <w:t xml:space="preserve">Рисунок 49: Посмотрите результирующие графики в каталоге:</w:t>
+            </w:r>
+          </w:p>
+          <w:bookmarkEnd w:id="272"/>
         </w:tc>
       </w:tr>
     </w:tbl>
-    <w:p>
-      <w:pPr>
-        <w:pStyle w:val="BodyText"/>
-      </w:pPr>
-      <w:r>
-        <w:t xml:space="preserve"> </w:t>
+    <w:bookmarkEnd w:id="273"/>
+    <w:bookmarkStart w:id="278" w:name="литературное-программирование"/>
+    <w:p>
+      <w:pPr>
+        <w:pStyle w:val="Heading2"/>
+      </w:pPr>
+      <w:r>
+        <w:t xml:space="preserve">5.57 Литературное программирование</w:t>
       </w:r>
     </w:p>
     <w:tbl>
@@ -3676,12 +6260,54 @@
       <w:tr>
         <w:tc>
           <w:tcPr/>
-          <w:bookmarkStart w:id="52" w:name="fig-001"/>
+          <w:bookmarkStart w:id="277" w:name="fig-052"/>
           <w:p>
             <w:pPr>
               <w:pStyle w:val="Compact"/>
               <w:jc w:val="center"/>
             </w:pPr>
+            <w:r>
+              <w:drawing>
+                <wp:inline>
+                  <wp:extent cx="3733800" cy="1874844"/>
+                  <wp:effectExtent b="0" l="0" r="0" t="0"/>
+                  <wp:docPr descr="" title="" id="275" name="Picture"/>
+                  <a:graphic>
+                    <a:graphicData uri="http://schemas.openxmlformats.org/drawingml/2006/picture">
+                      <pic:pic>
+                        <pic:nvPicPr>
+                          <pic:cNvPr descr="image/51.png.png" id="276" name="Picture"/>
+                          <pic:cNvPicPr>
+                            <a:picLocks noChangeArrowheads="1" noChangeAspect="1"/>
+                          </pic:cNvPicPr>
+                        </pic:nvPicPr>
+                        <pic:blipFill>
+                          <a:blip r:embed="rId274"/>
+                          <a:stretch>
+                            <a:fillRect/>
+                          </a:stretch>
+                        </pic:blipFill>
+                        <pic:spPr bwMode="auto">
+                          <a:xfrm>
+                            <a:off x="0" y="0"/>
+                            <a:ext cx="3733800" cy="1874844"/>
+                          </a:xfrm>
+                          <a:prstGeom prst="rect">
+                            <a:avLst/>
+                          </a:prstGeom>
+                          <a:noFill/>
+                          <a:ln w="9525">
+                            <a:noFill/>
+                            <a:headEnd/>
+                            <a:tailEnd/>
+                          </a:ln>
+                        </pic:spPr>
+                      </pic:pic>
+                    </a:graphicData>
+                  </a:graphic>
+                </wp:inline>
+              </w:drawing>
+            </w:r>
           </w:p>
           <w:p>
             <w:pPr>
@@ -3693,19 +6319,21 @@
               <w:pStyle w:val="ImageCaption"/>
             </w:pPr>
             <w:r>
-              <w:t xml:space="preserve">Рисунок 30: git push:</w:t>
-            </w:r>
-          </w:p>
-          <w:bookmarkEnd w:id="52"/>
+              <w:t xml:space="preserve">Рисунок 50: Добавьте в файл описание в духе литературного программирования:</w:t>
+            </w:r>
+          </w:p>
+          <w:bookmarkEnd w:id="277"/>
         </w:tc>
       </w:tr>
     </w:tbl>
-    <w:p>
-      <w:pPr>
-        <w:pStyle w:val="BodyText"/>
-      </w:pPr>
-      <w:r>
-        <w:t xml:space="preserve"> </w:t>
+    <w:bookmarkEnd w:id="278"/>
+    <w:bookmarkStart w:id="283" w:name="выполнение-программы"/>
+    <w:p>
+      <w:pPr>
+        <w:pStyle w:val="Heading2"/>
+      </w:pPr>
+      <w:r>
+        <w:t xml:space="preserve">5.58 Выполнение программы</w:t>
       </w:r>
     </w:p>
     <w:tbl>
@@ -3721,12 +6349,54 @@
       <w:tr>
         <w:tc>
           <w:tcPr/>
-          <w:bookmarkStart w:id="53" w:name="fig-001"/>
+          <w:bookmarkStart w:id="282" w:name="fig-053"/>
           <w:p>
             <w:pPr>
               <w:pStyle w:val="Compact"/>
               <w:jc w:val="center"/>
             </w:pPr>
+            <w:r>
+              <w:drawing>
+                <wp:inline>
+                  <wp:extent cx="3733800" cy="2328570"/>
+                  <wp:effectExtent b="0" l="0" r="0" t="0"/>
+                  <wp:docPr descr="" title="" id="280" name="Picture"/>
+                  <a:graphic>
+                    <a:graphicData uri="http://schemas.openxmlformats.org/drawingml/2006/picture">
+                      <pic:pic>
+                        <pic:nvPicPr>
+                          <pic:cNvPr descr="image/52.png.png" id="281" name="Picture"/>
+                          <pic:cNvPicPr>
+                            <a:picLocks noChangeArrowheads="1" noChangeAspect="1"/>
+                          </pic:cNvPicPr>
+                        </pic:nvPicPr>
+                        <pic:blipFill>
+                          <a:blip r:embed="rId279"/>
+                          <a:stretch>
+                            <a:fillRect/>
+                          </a:stretch>
+                        </pic:blipFill>
+                        <pic:spPr bwMode="auto">
+                          <a:xfrm>
+                            <a:off x="0" y="0"/>
+                            <a:ext cx="3733800" cy="2328570"/>
+                          </a:xfrm>
+                          <a:prstGeom prst="rect">
+                            <a:avLst/>
+                          </a:prstGeom>
+                          <a:noFill/>
+                          <a:ln w="9525">
+                            <a:noFill/>
+                            <a:headEnd/>
+                            <a:tailEnd/>
+                          </a:ln>
+                        </pic:spPr>
+                      </pic:pic>
+                    </a:graphicData>
+                  </a:graphic>
+                </wp:inline>
+              </w:drawing>
+            </w:r>
           </w:p>
           <w:p>
             <w:pPr>
@@ -3738,19 +6408,21 @@
               <w:pStyle w:val="ImageCaption"/>
             </w:pPr>
             <w:r>
-              <w:t xml:space="preserve">Рисунок 31: Запуште репозиторий на github:</w:t>
-            </w:r>
-          </w:p>
-          <w:bookmarkEnd w:id="53"/>
+              <w:t xml:space="preserve">Рисунок 51: Выполните программу julia –project=. scripts/02_exponential_growth.jl:</w:t>
+            </w:r>
+          </w:p>
+          <w:bookmarkEnd w:id="282"/>
         </w:tc>
       </w:tr>
     </w:tbl>
-    <w:p>
-      <w:pPr>
-        <w:pStyle w:val="BodyText"/>
-      </w:pPr>
-      <w:r>
-        <w:t xml:space="preserve"> </w:t>
+    <w:bookmarkEnd w:id="283"/>
+    <w:bookmarkStart w:id="288" w:name="поддержка-кода-julia"/>
+    <w:p>
+      <w:pPr>
+        <w:pStyle w:val="Heading2"/>
+      </w:pPr>
+      <w:r>
+        <w:t xml:space="preserve">5.59 Поддержка кода Julia</w:t>
       </w:r>
     </w:p>
     <w:tbl>
@@ -3766,12 +6438,54 @@
       <w:tr>
         <w:tc>
           <w:tcPr/>
-          <w:bookmarkStart w:id="54" w:name="fig-001"/>
+          <w:bookmarkStart w:id="287" w:name="fig-054"/>
           <w:p>
             <w:pPr>
               <w:pStyle w:val="Compact"/>
               <w:jc w:val="center"/>
             </w:pPr>
+            <w:r>
+              <w:drawing>
+                <wp:inline>
+                  <wp:extent cx="3733800" cy="3558829"/>
+                  <wp:effectExtent b="0" l="0" r="0" t="0"/>
+                  <wp:docPr descr="" title="" id="285" name="Picture"/>
+                  <a:graphic>
+                    <a:graphicData uri="http://schemas.openxmlformats.org/drawingml/2006/picture">
+                      <pic:pic>
+                        <pic:nvPicPr>
+                          <pic:cNvPr descr="image/53.png.png" id="286" name="Picture"/>
+                          <pic:cNvPicPr>
+                            <a:picLocks noChangeArrowheads="1" noChangeAspect="1"/>
+                          </pic:cNvPicPr>
+                        </pic:nvPicPr>
+                        <pic:blipFill>
+                          <a:blip r:embed="rId284"/>
+                          <a:stretch>
+                            <a:fillRect/>
+                          </a:stretch>
+                        </pic:blipFill>
+                        <pic:spPr bwMode="auto">
+                          <a:xfrm>
+                            <a:off x="0" y="0"/>
+                            <a:ext cx="3733800" cy="3558829"/>
+                          </a:xfrm>
+                          <a:prstGeom prst="rect">
+                            <a:avLst/>
+                          </a:prstGeom>
+                          <a:noFill/>
+                          <a:ln w="9525">
+                            <a:noFill/>
+                            <a:headEnd/>
+                            <a:tailEnd/>
+                          </a:ln>
+                        </pic:spPr>
+                      </pic:pic>
+                    </a:graphicData>
+                  </a:graphic>
+                </wp:inline>
+              </w:drawing>
+            </w:r>
           </w:p>
           <w:p>
             <w:pPr>
@@ -3783,916 +6497,23 @@
               <w:pStyle w:val="ImageCaption"/>
             </w:pPr>
             <w:r>
-              <w:t xml:space="preserve">Рисунок 32: Конфигурация git-flow:</w:t>
-            </w:r>
-          </w:p>
-          <w:bookmarkEnd w:id="54"/>
+              <w:t xml:space="preserve">Рисунок 52: включите поддержку кода julia. Добавьте после описания проекта:</w:t>
+            </w:r>
+          </w:p>
+          <w:bookmarkEnd w:id="287"/>
         </w:tc>
       </w:tr>
     </w:tbl>
     <w:p>
-      <w:pPr>
-        <w:pStyle w:val="BodyText"/>
-      </w:pPr>
-      <w:r>
-        <w:t xml:space="preserve"> </w:t>
-      </w:r>
-    </w:p>
-    <w:tbl>
-      <w:tblPr>
-        <w:tblStyle w:val="Table"/>
-        <w:tblW w:type="pct" w:w="5000"/>
-        <w:tblLayout w:type="fixed"/>
-        <w:tblLook w:firstRow="0" w:lastRow="0" w:firstColumn="0" w:lastColumn="0" w:noHBand="0" w:noVBand="0" w:val="0000"/>
-      </w:tblPr>
-      <w:tblGrid>
-        <w:gridCol w:w="7920"/>
-      </w:tblGrid>
-      <w:tr>
-        <w:tc>
-          <w:tcPr/>
-          <w:bookmarkStart w:id="55" w:name="fig-001"/>
-          <w:p>
-            <w:pPr>
-              <w:pStyle w:val="Compact"/>
-              <w:jc w:val="center"/>
-            </w:pPr>
-          </w:p>
-          <w:p>
-            <w:pPr>
-              <w:jc w:val="center"/>
-            </w:pPr>
-            <w:pPr>
-              <w:jc w:val="left"/>
-              <w:spacing w:before="200"/>
-              <w:pStyle w:val="ImageCaption"/>
-            </w:pPr>
-            <w:r>
-              <w:t xml:space="preserve">Рисунок 33: Проверьте,что Вы на ветке develop::</w:t>
-            </w:r>
-          </w:p>
-          <w:bookmarkEnd w:id="55"/>
-        </w:tc>
-      </w:tr>
-    </w:tbl>
-    <w:p>
-      <w:pPr>
-        <w:pStyle w:val="BodyText"/>
-      </w:pPr>
-      <w:r>
-        <w:t xml:space="preserve"> </w:t>
-      </w:r>
-    </w:p>
-    <w:tbl>
-      <w:tblPr>
-        <w:tblStyle w:val="Table"/>
-        <w:tblW w:type="pct" w:w="5000"/>
-        <w:tblLayout w:type="fixed"/>
-        <w:tblLook w:firstRow="0" w:lastRow="0" w:firstColumn="0" w:lastColumn="0" w:noHBand="0" w:noVBand="0" w:val="0000"/>
-      </w:tblPr>
-      <w:tblGrid>
-        <w:gridCol w:w="7920"/>
-      </w:tblGrid>
-      <w:tr>
-        <w:tc>
-          <w:tcPr/>
-          <w:bookmarkStart w:id="56" w:name="fig-001"/>
-          <w:p>
-            <w:pPr>
-              <w:pStyle w:val="Compact"/>
-              <w:jc w:val="center"/>
-            </w:pPr>
-          </w:p>
-          <w:p>
-            <w:pPr>
-              <w:jc w:val="center"/>
-            </w:pPr>
-            <w:pPr>
-              <w:jc w:val="left"/>
-              <w:spacing w:before="200"/>
-              <w:pStyle w:val="ImageCaption"/>
-            </w:pPr>
-            <w:r>
-              <w:t xml:space="preserve">Рисунок 34: Загрузите весь репозиторий в хранилище:</w:t>
-            </w:r>
-          </w:p>
-          <w:bookmarkEnd w:id="56"/>
-        </w:tc>
-      </w:tr>
-    </w:tbl>
-    <w:p>
-      <w:pPr>
-        <w:pStyle w:val="BodyText"/>
-      </w:pPr>
-      <w:r>
-        <w:t xml:space="preserve"> </w:t>
-      </w:r>
-    </w:p>
-    <w:tbl>
-      <w:tblPr>
-        <w:tblStyle w:val="Table"/>
-        <w:tblW w:type="pct" w:w="5000"/>
-        <w:tblLayout w:type="fixed"/>
-        <w:tblLook w:firstRow="0" w:lastRow="0" w:firstColumn="0" w:lastColumn="0" w:noHBand="0" w:noVBand="0" w:val="0000"/>
-      </w:tblPr>
-      <w:tblGrid>
-        <w:gridCol w:w="7920"/>
-      </w:tblGrid>
-      <w:tr>
-        <w:tc>
-          <w:tcPr/>
-          <w:bookmarkStart w:id="57" w:name="fig-001"/>
-          <w:p>
-            <w:pPr>
-              <w:pStyle w:val="Compact"/>
-              <w:jc w:val="center"/>
-            </w:pPr>
-          </w:p>
-          <w:p>
-            <w:pPr>
-              <w:jc w:val="center"/>
-            </w:pPr>
-            <w:pPr>
-              <w:jc w:val="left"/>
-              <w:spacing w:before="200"/>
-              <w:pStyle w:val="ImageCaption"/>
-            </w:pPr>
-            <w:r>
-              <w:t xml:space="preserve">Рисунок 35: Создадим релиз с версией 1.0.0:</w:t>
-            </w:r>
-          </w:p>
-          <w:bookmarkEnd w:id="57"/>
-        </w:tc>
-      </w:tr>
-    </w:tbl>
-    <w:p>
-      <w:pPr>
-        <w:pStyle w:val="BodyText"/>
-      </w:pPr>
-      <w:r>
-        <w:t xml:space="preserve"> </w:t>
-      </w:r>
-    </w:p>
-    <w:tbl>
-      <w:tblPr>
-        <w:tblStyle w:val="Table"/>
-        <w:tblW w:type="pct" w:w="5000"/>
-        <w:tblLayout w:type="fixed"/>
-        <w:tblLook w:firstRow="0" w:lastRow="0" w:firstColumn="0" w:lastColumn="0" w:noHBand="0" w:noVBand="0" w:val="0000"/>
-      </w:tblPr>
-      <w:tblGrid>
-        <w:gridCol w:w="7920"/>
-      </w:tblGrid>
-      <w:tr>
-        <w:tc>
-          <w:tcPr/>
-          <w:bookmarkStart w:id="58" w:name="fig-001"/>
-          <w:p>
-            <w:pPr>
-              <w:pStyle w:val="Compact"/>
-              <w:jc w:val="center"/>
-            </w:pPr>
-          </w:p>
-          <w:p>
-            <w:pPr>
-              <w:jc w:val="center"/>
-            </w:pPr>
-            <w:pPr>
-              <w:jc w:val="left"/>
-              <w:spacing w:before="200"/>
-              <w:pStyle w:val="ImageCaption"/>
-            </w:pPr>
-            <w:r>
-              <w:t xml:space="preserve">Рисунок 36: Создадим журнал изменений</w:t>
-            </w:r>
-          </w:p>
-          <w:bookmarkEnd w:id="58"/>
-        </w:tc>
-      </w:tr>
-    </w:tbl>
-    <w:p>
-      <w:pPr>
-        <w:pStyle w:val="BodyText"/>
-      </w:pPr>
-      <w:r>
-        <w:t xml:space="preserve"> </w:t>
-      </w:r>
-    </w:p>
-    <w:tbl>
-      <w:tblPr>
-        <w:tblStyle w:val="Table"/>
-        <w:tblW w:type="pct" w:w="5000"/>
-        <w:tblLayout w:type="fixed"/>
-        <w:tblLook w:firstRow="0" w:lastRow="0" w:firstColumn="0" w:lastColumn="0" w:noHBand="0" w:noVBand="0" w:val="0000"/>
-      </w:tblPr>
-      <w:tblGrid>
-        <w:gridCol w:w="7920"/>
-      </w:tblGrid>
-      <w:tr>
-        <w:tc>
-          <w:tcPr/>
-          <w:bookmarkStart w:id="59" w:name="fig-001"/>
-          <w:p>
-            <w:pPr>
-              <w:pStyle w:val="Compact"/>
-              <w:jc w:val="center"/>
-            </w:pPr>
-          </w:p>
-          <w:p>
-            <w:pPr>
-              <w:jc w:val="center"/>
-            </w:pPr>
-            <w:pPr>
-              <w:jc w:val="left"/>
-              <w:spacing w:before="200"/>
-              <w:pStyle w:val="ImageCaption"/>
-            </w:pPr>
-            <w:r>
-              <w:t xml:space="preserve">Рисунок 37: Добавим журнал изменений в индекс</w:t>
-            </w:r>
-          </w:p>
-          <w:bookmarkEnd w:id="59"/>
-        </w:tc>
-      </w:tr>
-    </w:tbl>
-    <w:p>
-      <w:pPr>
-        <w:pStyle w:val="BodyText"/>
-      </w:pPr>
-      <w:r>
-        <w:t xml:space="preserve"> </w:t>
-      </w:r>
-    </w:p>
-    <w:tbl>
-      <w:tblPr>
-        <w:tblStyle w:val="Table"/>
-        <w:tblW w:type="pct" w:w="5000"/>
-        <w:tblLayout w:type="fixed"/>
-        <w:tblLook w:firstRow="0" w:lastRow="0" w:firstColumn="0" w:lastColumn="0" w:noHBand="0" w:noVBand="0" w:val="0000"/>
-      </w:tblPr>
-      <w:tblGrid>
-        <w:gridCol w:w="7920"/>
-      </w:tblGrid>
-      <w:tr>
-        <w:tc>
-          <w:tcPr/>
-          <w:bookmarkStart w:id="60" w:name="fig-001"/>
-          <w:p>
-            <w:pPr>
-              <w:pStyle w:val="Compact"/>
-              <w:jc w:val="center"/>
-            </w:pPr>
-          </w:p>
-          <w:p>
-            <w:pPr>
-              <w:jc w:val="center"/>
-            </w:pPr>
-            <w:pPr>
-              <w:jc w:val="left"/>
-              <w:spacing w:before="200"/>
-              <w:pStyle w:val="ImageCaption"/>
-            </w:pPr>
-            <w:r>
-              <w:t xml:space="preserve">Рисунок 38: Зальём релизную ветку в основную ветку</w:t>
-            </w:r>
-          </w:p>
-          <w:bookmarkEnd w:id="60"/>
-        </w:tc>
-      </w:tr>
-    </w:tbl>
-    <w:p>
-      <w:pPr>
-        <w:pStyle w:val="BodyText"/>
-      </w:pPr>
-      <w:r>
-        <w:t xml:space="preserve"> </w:t>
-      </w:r>
-    </w:p>
-    <w:tbl>
-      <w:tblPr>
-        <w:tblStyle w:val="Table"/>
-        <w:tblW w:type="pct" w:w="5000"/>
-        <w:tblLayout w:type="fixed"/>
-        <w:tblLook w:firstRow="0" w:lastRow="0" w:firstColumn="0" w:lastColumn="0" w:noHBand="0" w:noVBand="0" w:val="0000"/>
-      </w:tblPr>
-      <w:tblGrid>
-        <w:gridCol w:w="7920"/>
-      </w:tblGrid>
-      <w:tr>
-        <w:tc>
-          <w:tcPr/>
-          <w:bookmarkStart w:id="61" w:name="fig-001"/>
-          <w:p>
-            <w:pPr>
-              <w:pStyle w:val="Compact"/>
-              <w:jc w:val="center"/>
-            </w:pPr>
-          </w:p>
-          <w:p>
-            <w:pPr>
-              <w:jc w:val="center"/>
-            </w:pPr>
-            <w:pPr>
-              <w:jc w:val="left"/>
-              <w:spacing w:before="200"/>
-              <w:pStyle w:val="ImageCaption"/>
-            </w:pPr>
-            <w:r>
-              <w:t xml:space="preserve">Рисунок 39: Отправим данные на github</w:t>
-            </w:r>
-          </w:p>
-          <w:bookmarkEnd w:id="61"/>
-        </w:tc>
-      </w:tr>
-    </w:tbl>
-    <w:p>
-      <w:pPr>
-        <w:pStyle w:val="BodyText"/>
-      </w:pPr>
-      <w:r>
-        <w:t xml:space="preserve"> </w:t>
-      </w:r>
-    </w:p>
-    <w:tbl>
-      <w:tblPr>
-        <w:tblStyle w:val="Table"/>
-        <w:tblW w:type="pct" w:w="5000"/>
-        <w:tblLayout w:type="fixed"/>
-        <w:tblLook w:firstRow="0" w:lastRow="0" w:firstColumn="0" w:lastColumn="0" w:noHBand="0" w:noVBand="0" w:val="0000"/>
-      </w:tblPr>
-      <w:tblGrid>
-        <w:gridCol w:w="7920"/>
-      </w:tblGrid>
-      <w:tr>
-        <w:tc>
-          <w:tcPr/>
-          <w:bookmarkStart w:id="62" w:name="fig-001"/>
-          <w:p>
-            <w:pPr>
-              <w:pStyle w:val="Compact"/>
-              <w:jc w:val="center"/>
-            </w:pPr>
-          </w:p>
-          <w:p>
-            <w:pPr>
-              <w:jc w:val="center"/>
-            </w:pPr>
-            <w:pPr>
-              <w:jc w:val="left"/>
-              <w:spacing w:before="200"/>
-              <w:pStyle w:val="ImageCaption"/>
-            </w:pPr>
-            <w:r>
-              <w:t xml:space="preserve">Рисунок 40: Скопируем CHANGELOG.md в каталог release:</w:t>
-            </w:r>
-          </w:p>
-          <w:bookmarkEnd w:id="62"/>
-        </w:tc>
-      </w:tr>
-    </w:tbl>
-    <w:p>
-      <w:pPr>
-        <w:pStyle w:val="BodyText"/>
-      </w:pPr>
-      <w:r>
-        <w:t xml:space="preserve"> </w:t>
-      </w:r>
-    </w:p>
-    <w:tbl>
-      <w:tblPr>
-        <w:tblStyle w:val="Table"/>
-        <w:tblW w:type="pct" w:w="5000"/>
-        <w:tblLayout w:type="fixed"/>
-        <w:tblLook w:firstRow="0" w:lastRow="0" w:firstColumn="0" w:lastColumn="0" w:noHBand="0" w:noVBand="0" w:val="0000"/>
-      </w:tblPr>
-      <w:tblGrid>
-        <w:gridCol w:w="7920"/>
-      </w:tblGrid>
-      <w:tr>
-        <w:tc>
-          <w:tcPr/>
-          <w:bookmarkStart w:id="63" w:name="fig-001"/>
-          <w:p>
-            <w:pPr>
-              <w:pStyle w:val="Compact"/>
-              <w:jc w:val="center"/>
-            </w:pPr>
-          </w:p>
-          <w:p>
-            <w:pPr>
-              <w:jc w:val="center"/>
-            </w:pPr>
-            <w:pPr>
-              <w:jc w:val="left"/>
-              <w:spacing w:before="200"/>
-              <w:pStyle w:val="ImageCaption"/>
-            </w:pPr>
-            <w:r>
-              <w:t xml:space="preserve">Рисунок 41: Push all:</w:t>
-            </w:r>
-          </w:p>
-          <w:bookmarkEnd w:id="63"/>
-        </w:tc>
-      </w:tr>
-    </w:tbl>
-    <w:p>
-      <w:pPr>
-        <w:pStyle w:val="BodyText"/>
-      </w:pPr>
-      <w:r>
-        <w:t xml:space="preserve"> </w:t>
-      </w:r>
-    </w:p>
-    <w:tbl>
-      <w:tblPr>
-        <w:tblStyle w:val="Table"/>
-        <w:tblW w:type="pct" w:w="5000"/>
-        <w:tblLayout w:type="fixed"/>
-        <w:tblLook w:firstRow="0" w:lastRow="0" w:firstColumn="0" w:lastColumn="0" w:noHBand="0" w:noVBand="0" w:val="0000"/>
-      </w:tblPr>
-      <w:tblGrid>
-        <w:gridCol w:w="7920"/>
-      </w:tblGrid>
-      <w:tr>
-        <w:tc>
-          <w:tcPr/>
-          <w:bookmarkStart w:id="64" w:name="fig-001"/>
-          <w:p>
-            <w:pPr>
-              <w:pStyle w:val="Compact"/>
-              <w:jc w:val="center"/>
-            </w:pPr>
-          </w:p>
-          <w:p>
-            <w:pPr>
-              <w:jc w:val="center"/>
-            </w:pPr>
-            <w:pPr>
-              <w:jc w:val="left"/>
-              <w:spacing w:before="200"/>
-              <w:pStyle w:val="ImageCaption"/>
-            </w:pPr>
-            <w:r>
-              <w:t xml:space="preserve">Рисунок 42: Cоздадим !релиз На gitverse</w:t>
-            </w:r>
-          </w:p>
-          <w:bookmarkEnd w:id="64"/>
-        </w:tc>
-      </w:tr>
-    </w:tbl>
-    <w:p>
-      <w:pPr>
-        <w:pStyle w:val="BodyText"/>
-      </w:pPr>
-      <w:r>
-        <w:t xml:space="preserve"> </w:t>
-      </w:r>
-    </w:p>
-    <w:tbl>
-      <w:tblPr>
-        <w:tblStyle w:val="Table"/>
-        <w:tblW w:type="pct" w:w="5000"/>
-        <w:tblLayout w:type="fixed"/>
-        <w:tblLook w:firstRow="0" w:lastRow="0" w:firstColumn="0" w:lastColumn="0" w:noHBand="0" w:noVBand="0" w:val="0000"/>
-      </w:tblPr>
-      <w:tblGrid>
-        <w:gridCol w:w="7920"/>
-      </w:tblGrid>
-      <w:tr>
-        <w:tc>
-          <w:tcPr/>
-          <w:bookmarkStart w:id="65" w:name="fig-001"/>
-          <w:p>
-            <w:pPr>
-              <w:pStyle w:val="Compact"/>
-              <w:jc w:val="center"/>
-            </w:pPr>
-          </w:p>
-          <w:p>
-            <w:pPr>
-              <w:jc w:val="center"/>
-            </w:pPr>
-            <w:pPr>
-              <w:jc w:val="left"/>
-              <w:spacing w:before="200"/>
-              <w:pStyle w:val="ImageCaption"/>
-            </w:pPr>
-            <w:r>
-              <w:t xml:space="preserve">Рисунок 43: Cоздадим LAB01</w:t>
-            </w:r>
-          </w:p>
-          <w:bookmarkEnd w:id="65"/>
-        </w:tc>
-      </w:tr>
-    </w:tbl>
-    <w:p>
-      <w:pPr>
-        <w:pStyle w:val="BodyText"/>
-      </w:pPr>
-      <w:r>
-        <w:t xml:space="preserve"> </w:t>
-      </w:r>
-    </w:p>
-    <w:tbl>
-      <w:tblPr>
-        <w:tblStyle w:val="Table"/>
-        <w:tblW w:type="pct" w:w="5000"/>
-        <w:tblLayout w:type="fixed"/>
-        <w:tblLook w:firstRow="0" w:lastRow="0" w:firstColumn="0" w:lastColumn="0" w:noHBand="0" w:noVBand="0" w:val="0000"/>
-      </w:tblPr>
-      <w:tblGrid>
-        <w:gridCol w:w="7920"/>
-      </w:tblGrid>
-      <w:tr>
-        <w:tc>
-          <w:tcPr/>
-          <w:bookmarkStart w:id="66" w:name="fig-001"/>
-          <w:p>
-            <w:pPr>
-              <w:pStyle w:val="Compact"/>
-              <w:jc w:val="center"/>
-            </w:pPr>
-          </w:p>
-          <w:p>
-            <w:pPr>
-              <w:jc w:val="center"/>
-            </w:pPr>
-            <w:pPr>
-              <w:jc w:val="left"/>
-              <w:spacing w:before="200"/>
-              <w:pStyle w:val="ImageCaption"/>
-            </w:pPr>
-            <w:r>
-              <w:t xml:space="preserve">Рисунок 44: Откройте терминал и запустите Julia:</w:t>
-            </w:r>
-          </w:p>
-          <w:bookmarkEnd w:id="66"/>
-        </w:tc>
-      </w:tr>
-    </w:tbl>
-    <w:p>
-      <w:pPr>
-        <w:pStyle w:val="BodyText"/>
-      </w:pPr>
-      <w:r>
-        <w:t xml:space="preserve"> </w:t>
-      </w:r>
-    </w:p>
-    <w:tbl>
-      <w:tblPr>
-        <w:tblStyle w:val="Table"/>
-        <w:tblW w:type="pct" w:w="5000"/>
-        <w:tblLayout w:type="fixed"/>
-        <w:tblLook w:firstRow="0" w:lastRow="0" w:firstColumn="0" w:lastColumn="0" w:noHBand="0" w:noVBand="0" w:val="0000"/>
-      </w:tblPr>
-      <w:tblGrid>
-        <w:gridCol w:w="7920"/>
-      </w:tblGrid>
-      <w:tr>
-        <w:tc>
-          <w:tcPr/>
-          <w:bookmarkStart w:id="67" w:name="fig-001"/>
-          <w:p>
-            <w:pPr>
-              <w:pStyle w:val="Compact"/>
-              <w:jc w:val="center"/>
-            </w:pPr>
-          </w:p>
-          <w:p>
-            <w:pPr>
-              <w:jc w:val="center"/>
-            </w:pPr>
-            <w:pPr>
-              <w:jc w:val="left"/>
-              <w:spacing w:before="200"/>
-              <w:pStyle w:val="ImageCaption"/>
-            </w:pPr>
-            <w:r>
-              <w:t xml:space="preserve">Рисунок 45: В REPL выполните::</w:t>
-            </w:r>
-          </w:p>
-          <w:bookmarkEnd w:id="67"/>
-        </w:tc>
-      </w:tr>
-    </w:tbl>
-    <w:p>
-      <w:pPr>
-        <w:pStyle w:val="BodyText"/>
-      </w:pPr>
-      <w:r>
-        <w:t xml:space="preserve"> </w:t>
-      </w:r>
-    </w:p>
-    <w:tbl>
-      <w:tblPr>
-        <w:tblStyle w:val="Table"/>
-        <w:tblW w:type="pct" w:w="5000"/>
-        <w:tblLayout w:type="fixed"/>
-        <w:tblLook w:firstRow="0" w:lastRow="0" w:firstColumn="0" w:lastColumn="0" w:noHBand="0" w:noVBand="0" w:val="0000"/>
-      </w:tblPr>
-      <w:tblGrid>
-        <w:gridCol w:w="7920"/>
-      </w:tblGrid>
-      <w:tr>
-        <w:tc>
-          <w:tcPr/>
-          <w:bookmarkStart w:id="68" w:name="fig-001"/>
-          <w:p>
-            <w:pPr>
-              <w:pStyle w:val="Compact"/>
-              <w:jc w:val="center"/>
-            </w:pPr>
-          </w:p>
-          <w:p>
-            <w:pPr>
-              <w:jc w:val="center"/>
-            </w:pPr>
-            <w:pPr>
-              <w:jc w:val="left"/>
-              <w:spacing w:before="200"/>
-              <w:pStyle w:val="ImageCaption"/>
-            </w:pPr>
-            <w:r>
-              <w:t xml:space="preserve">Рисунок 46: Установите основные пакеты:</w:t>
-            </w:r>
-          </w:p>
-          <w:bookmarkEnd w:id="68"/>
-        </w:tc>
-      </w:tr>
-    </w:tbl>
-    <w:p>
-      <w:pPr>
-        <w:pStyle w:val="BodyText"/>
-      </w:pPr>
-      <w:r>
-        <w:t xml:space="preserve"> </w:t>
-      </w:r>
-    </w:p>
-    <w:tbl>
-      <w:tblPr>
-        <w:tblStyle w:val="Table"/>
-        <w:tblW w:type="pct" w:w="5000"/>
-        <w:tblLayout w:type="fixed"/>
-        <w:tblLook w:firstRow="0" w:lastRow="0" w:firstColumn="0" w:lastColumn="0" w:noHBand="0" w:noVBand="0" w:val="0000"/>
-      </w:tblPr>
-      <w:tblGrid>
-        <w:gridCol w:w="7920"/>
-      </w:tblGrid>
-      <w:tr>
-        <w:tc>
-          <w:tcPr/>
-          <w:bookmarkStart w:id="69" w:name="fig-001"/>
-          <w:p>
-            <w:pPr>
-              <w:pStyle w:val="Compact"/>
-              <w:jc w:val="center"/>
-            </w:pPr>
-          </w:p>
-          <w:p>
-            <w:pPr>
-              <w:jc w:val="center"/>
-            </w:pPr>
-            <w:pPr>
-              <w:jc w:val="left"/>
-              <w:spacing w:before="200"/>
-              <w:pStyle w:val="ImageCaption"/>
-            </w:pPr>
-            <w:r>
-              <w:t xml:space="preserve">Рисунок 47: Запустиm:</w:t>
-            </w:r>
-          </w:p>
-          <w:bookmarkEnd w:id="69"/>
-        </w:tc>
-      </w:tr>
-    </w:tbl>
-    <w:p>
-      <w:pPr>
-        <w:pStyle w:val="BodyText"/>
-      </w:pPr>
-      <w:r>
-        <w:t xml:space="preserve"> </w:t>
-      </w:r>
-    </w:p>
-    <w:tbl>
-      <w:tblPr>
-        <w:tblStyle w:val="Table"/>
-        <w:tblW w:type="pct" w:w="5000"/>
-        <w:tblLayout w:type="fixed"/>
-        <w:tblLook w:firstRow="0" w:lastRow="0" w:firstColumn="0" w:lastColumn="0" w:noHBand="0" w:noVBand="0" w:val="0000"/>
-      </w:tblPr>
-      <w:tblGrid>
-        <w:gridCol w:w="7920"/>
-      </w:tblGrid>
-      <w:tr>
-        <w:tc>
-          <w:tcPr/>
-          <w:bookmarkStart w:id="70" w:name="fig-001"/>
-          <w:p>
-            <w:pPr>
-              <w:pStyle w:val="Compact"/>
-              <w:jc w:val="center"/>
-            </w:pPr>
-          </w:p>
-          <w:p>
-            <w:pPr>
-              <w:jc w:val="center"/>
-            </w:pPr>
-            <w:pPr>
-              <w:jc w:val="left"/>
-              <w:spacing w:before="200"/>
-              <w:pStyle w:val="ImageCaption"/>
-            </w:pPr>
-            <w:r>
-              <w:t xml:space="preserve">Рисунок 48: Создайте следующий скрипт:</w:t>
-            </w:r>
-          </w:p>
-          <w:bookmarkEnd w:id="70"/>
-        </w:tc>
-      </w:tr>
-    </w:tbl>
-    <w:p>
-      <w:pPr>
-        <w:pStyle w:val="BodyText"/>
-      </w:pPr>
-      <w:r>
-        <w:t xml:space="preserve"> </w:t>
-      </w:r>
-    </w:p>
-    <w:tbl>
-      <w:tblPr>
-        <w:tblStyle w:val="Table"/>
-        <w:tblW w:type="pct" w:w="5000"/>
-        <w:tblLayout w:type="fixed"/>
-        <w:tblLook w:firstRow="0" w:lastRow="0" w:firstColumn="0" w:lastColumn="0" w:noHBand="0" w:noVBand="0" w:val="0000"/>
-      </w:tblPr>
-      <w:tblGrid>
-        <w:gridCol w:w="7920"/>
-      </w:tblGrid>
-      <w:tr>
-        <w:tc>
-          <w:tcPr/>
-          <w:bookmarkStart w:id="71" w:name="fig-001"/>
-          <w:p>
-            <w:pPr>
-              <w:pStyle w:val="Compact"/>
-              <w:jc w:val="center"/>
-            </w:pPr>
-          </w:p>
-          <w:p>
-            <w:pPr>
-              <w:jc w:val="center"/>
-            </w:pPr>
-            <w:pPr>
-              <w:jc w:val="left"/>
-              <w:spacing w:before="200"/>
-              <w:pStyle w:val="ImageCaption"/>
-            </w:pPr>
-            <w:r>
-              <w:t xml:space="preserve">Рисунок 49: Посмотрите результирующие графики в каталоге:</w:t>
-            </w:r>
-          </w:p>
-          <w:bookmarkEnd w:id="71"/>
-        </w:tc>
-      </w:tr>
-    </w:tbl>
-    <w:p>
-      <w:pPr>
-        <w:pStyle w:val="BodyText"/>
-      </w:pPr>
-      <w:r>
-        <w:t xml:space="preserve"> </w:t>
-      </w:r>
-    </w:p>
-    <w:tbl>
-      <w:tblPr>
-        <w:tblStyle w:val="Table"/>
-        <w:tblW w:type="pct" w:w="5000"/>
-        <w:tblLayout w:type="fixed"/>
-        <w:tblLook w:firstRow="0" w:lastRow="0" w:firstColumn="0" w:lastColumn="0" w:noHBand="0" w:noVBand="0" w:val="0000"/>
-      </w:tblPr>
-      <w:tblGrid>
-        <w:gridCol w:w="7920"/>
-      </w:tblGrid>
-      <w:tr>
-        <w:tc>
-          <w:tcPr/>
-          <w:bookmarkStart w:id="72" w:name="fig-001"/>
-          <w:p>
-            <w:pPr>
-              <w:pStyle w:val="Compact"/>
-              <w:jc w:val="center"/>
-            </w:pPr>
-          </w:p>
-          <w:p>
-            <w:pPr>
-              <w:jc w:val="center"/>
-            </w:pPr>
-            <w:pPr>
-              <w:jc w:val="left"/>
-              <w:spacing w:before="200"/>
-              <w:pStyle w:val="ImageCaption"/>
-            </w:pPr>
-            <w:r>
-              <w:t xml:space="preserve">Рисунок 50: Добавьте в файл описание в духе литературного программирования:</w:t>
-            </w:r>
-          </w:p>
-          <w:bookmarkEnd w:id="72"/>
-        </w:tc>
-      </w:tr>
-    </w:tbl>
-    <w:p>
-      <w:pPr>
-        <w:pStyle w:val="BodyText"/>
-      </w:pPr>
-      <w:r>
-        <w:t xml:space="preserve"> </w:t>
-      </w:r>
-    </w:p>
-    <w:tbl>
-      <w:tblPr>
-        <w:tblStyle w:val="Table"/>
-        <w:tblW w:type="pct" w:w="5000"/>
-        <w:tblLayout w:type="fixed"/>
-        <w:tblLook w:firstRow="0" w:lastRow="0" w:firstColumn="0" w:lastColumn="0" w:noHBand="0" w:noVBand="0" w:val="0000"/>
-      </w:tblPr>
-      <w:tblGrid>
-        <w:gridCol w:w="7920"/>
-      </w:tblGrid>
-      <w:tr>
-        <w:tc>
-          <w:tcPr/>
-          <w:bookmarkStart w:id="73" w:name="fig-001"/>
-          <w:p>
-            <w:pPr>
-              <w:pStyle w:val="Compact"/>
-              <w:jc w:val="center"/>
-            </w:pPr>
-          </w:p>
-          <w:p>
-            <w:pPr>
-              <w:jc w:val="center"/>
-            </w:pPr>
-            <w:pPr>
-              <w:jc w:val="left"/>
-              <w:spacing w:before="200"/>
-              <w:pStyle w:val="ImageCaption"/>
-            </w:pPr>
-            <w:r>
-              <w:t xml:space="preserve">Рисунок 51: Выполните программу julia –project=. scripts/02_exponential_growth.jl:</w:t>
-            </w:r>
-          </w:p>
-          <w:bookmarkEnd w:id="73"/>
-        </w:tc>
-      </w:tr>
-    </w:tbl>
-    <w:p>
-      <w:pPr>
-        <w:pStyle w:val="BodyText"/>
-      </w:pPr>
-      <w:r>
-        <w:t xml:space="preserve"> </w:t>
-      </w:r>
-    </w:p>
-    <w:tbl>
-      <w:tblPr>
-        <w:tblStyle w:val="Table"/>
-        <w:tblW w:type="pct" w:w="5000"/>
-        <w:tblLayout w:type="fixed"/>
-        <w:tblLook w:firstRow="0" w:lastRow="0" w:firstColumn="0" w:lastColumn="0" w:noHBand="0" w:noVBand="0" w:val="0000"/>
-      </w:tblPr>
-      <w:tblGrid>
-        <w:gridCol w:w="7920"/>
-      </w:tblGrid>
-      <w:tr>
-        <w:tc>
-          <w:tcPr/>
-          <w:bookmarkStart w:id="74" w:name="fig-001"/>
-          <w:p>
-            <w:pPr>
-              <w:pStyle w:val="Compact"/>
-              <w:jc w:val="center"/>
-            </w:pPr>
-          </w:p>
-          <w:p>
-            <w:pPr>
-              <w:jc w:val="center"/>
-            </w:pPr>
-            <w:pPr>
-              <w:jc w:val="left"/>
-              <w:spacing w:before="200"/>
-              <w:pStyle w:val="ImageCaption"/>
-            </w:pPr>
-            <w:r>
-              <w:t xml:space="preserve">Рисунок 52: включите поддержку кода julia. Добавьте после описания проекта::</w:t>
-            </w:r>
-          </w:p>
-          <w:bookmarkEnd w:id="74"/>
-        </w:tc>
-      </w:tr>
-    </w:tbl>
-    <w:p>
-      <w:pPr>
-        <w:pStyle w:val="BodyText"/>
+      <w:r>
+        <w:pict>
+          <v:rect style="width:0;height:1.5pt" o:hralign="center" o:hrstd="t" o:hr="t"/>
+        </w:pict>
+      </w:r>
+    </w:p>
+    <w:p>
+      <w:pPr>
+        <w:pStyle w:val="FirstParagraph"/>
       </w:pPr>
       <w:r>
         <w:t xml:space="preserve">Описываются проведённые действия, в качестве иллюстрации даётся ссылка на иллюстрацию (</w:t>
@@ -4702,16 +6523,16 @@
           <w:rPr>
             <w:rStyle w:val="Hyperlink"/>
           </w:rPr>
-          <w:t xml:space="preserve">рис. 52</w:t>
+          <w:t xml:space="preserve">рис. 1</w:t>
         </w:r>
       </w:hyperlink>
       <w:r>
         <w:t xml:space="preserve">).</w:t>
       </w:r>
     </w:p>
-    <w:bookmarkEnd w:id="75"/>
-    <w:bookmarkEnd w:id="76"/>
-    <w:bookmarkStart w:id="77" w:name="выводы"/>
+    <w:bookmarkEnd w:id="288"/>
+    <w:bookmarkEnd w:id="289"/>
+    <w:bookmarkStart w:id="290" w:name="выводы"/>
     <w:p>
       <w:pPr>
         <w:pStyle w:val="Heading1"/>
@@ -4728,8 +6549,8 @@
         <w:t xml:space="preserve">Здесь кратко описываются итоги проделанной работы.</w:t>
       </w:r>
     </w:p>
-    <w:bookmarkEnd w:id="77"/>
-    <w:bookmarkStart w:id="84" w:name="список-литературы"/>
+    <w:bookmarkEnd w:id="290"/>
+    <w:bookmarkStart w:id="297" w:name="список-литературы"/>
     <w:p>
       <w:pPr>
         <w:pStyle w:val="Heading1"/>
@@ -4738,8 +6559,8 @@
         <w:t xml:space="preserve">Список литературы</w:t>
       </w:r>
     </w:p>
-    <w:bookmarkStart w:id="83" w:name="refs"/>
-    <w:bookmarkStart w:id="78" w:name="ref-tanenbaum_book_modern-os_ru"/>
+    <w:bookmarkStart w:id="296" w:name="refs"/>
+    <w:bookmarkStart w:id="291" w:name="ref-tanenbaum_book_modern-os_ru"/>
     <w:p>
       <w:pPr>
         <w:pStyle w:val="Bibliography"/>
@@ -4766,8 +6587,8 @@
         <w:t xml:space="preserve">. 4-е изд. СПб.: Питер, 2015. 1120 с.</w:t>
       </w:r>
     </w:p>
-    <w:bookmarkEnd w:id="78"/>
-    <w:bookmarkStart w:id="79" w:name="ref-robbins_book_bash_en"/>
+    <w:bookmarkEnd w:id="291"/>
+    <w:bookmarkStart w:id="292" w:name="ref-robbins_book_bash_en"/>
     <w:p>
       <w:pPr>
         <w:pStyle w:val="Bibliography"/>
@@ -4785,8 +6606,8 @@
         <w:t xml:space="preserve">Robbins A. Bash Pocket Reference. O’Reilly Media, 2016. 156 с.</w:t>
       </w:r>
     </w:p>
-    <w:bookmarkEnd w:id="79"/>
-    <w:bookmarkStart w:id="80" w:name="ref-zarrelli_book_mastering-bash_en"/>
+    <w:bookmarkEnd w:id="292"/>
+    <w:bookmarkStart w:id="293" w:name="ref-zarrelli_book_mastering-bash_en"/>
     <w:p>
       <w:pPr>
         <w:pStyle w:val="Bibliography"/>
@@ -4804,8 +6625,8 @@
         <w:t xml:space="preserve">Zarrelli G. Mastering Bash. Packt Publishing, 2017. 502 с.</w:t>
       </w:r>
     </w:p>
-    <w:bookmarkEnd w:id="80"/>
-    <w:bookmarkStart w:id="82" w:name="ref-newham_book_learning-bash_en"/>
+    <w:bookmarkEnd w:id="293"/>
+    <w:bookmarkStart w:id="295" w:name="ref-newham_book_learning-bash_en"/>
     <w:p>
       <w:pPr>
         <w:pStyle w:val="Bibliography"/>
@@ -4825,7 +6646,7 @@
       <w:r>
         <w:t xml:space="preserve"> </w:t>
       </w:r>
-      <w:hyperlink r:id="rId81">
+      <w:hyperlink r:id="rId294">
         <w:r>
           <w:rPr>
             <w:rStyle w:val="Hyperlink"/>
@@ -4837,9 +6658,9 @@
         <w:t xml:space="preserve">. O’Reilly Media, 2005. 354 с.</w:t>
       </w:r>
     </w:p>
-    <w:bookmarkEnd w:id="82"/>
-    <w:bookmarkEnd w:id="83"/>
-    <w:bookmarkEnd w:id="84"/>
+    <w:bookmarkEnd w:id="295"/>
+    <w:bookmarkEnd w:id="296"/>
+    <w:bookmarkEnd w:id="297"/>
     <w:sectPr>
       <w:footnotePr>
         <w:numRestart w:val="eachSect"/>
